--- a/output/test-plan/KeepPass/KeepPass_Test_Plan_gpt-3.5-turbo.docx
+++ b/output/test-plan/KeepPass/KeepPass_Test_Plan_gpt-3.5-turbo.docx
@@ -12,32 +12,32 @@
     </w:p>
     <w:p>
       <w:r>
-        <w:t>Test Plan Identifier: KP-TP-2024-04-29-RK-001</w:t>
-      </w:r>
-    </w:p>
-    <w:p>
-      <w:r>
-        <w:t>- KP: KeepPass (Application Name)</w:t>
-      </w:r>
-    </w:p>
-    <w:p>
-      <w:r>
-        <w:t>- TP: Test Plan</w:t>
-      </w:r>
-    </w:p>
-    <w:p>
-      <w:r>
-        <w:t>- 2024-04-29: Date of creation</w:t>
-      </w:r>
-    </w:p>
-    <w:p>
-      <w:r>
-        <w:t>- RK: Ravi Kumar (Creator's initials)</w:t>
-      </w:r>
-    </w:p>
-    <w:p>
-      <w:r>
-        <w:t>- 001: Unique number to differentiate from potential future test plans by the same creator.</w:t>
+        <w:t>Test Plan Identifier: KP-TP-2024-05-03-RK-001</w:t>
+      </w:r>
+    </w:p>
+    <w:p>
+      <w:r>
+        <w:t>- "KP" represents the application name "KeepPass".</w:t>
+      </w:r>
+    </w:p>
+    <w:p>
+      <w:r>
+        <w:t>- "TP" signifies that it is a test plan.</w:t>
+      </w:r>
+    </w:p>
+    <w:p>
+      <w:r>
+        <w:t>- "2024-05-03" indicates the date when the test plan was created.</w:t>
+      </w:r>
+    </w:p>
+    <w:p>
+      <w:r>
+        <w:t>- "RK" denotes the creator's initials "Ravi Kumar".</w:t>
+      </w:r>
+    </w:p>
+    <w:p>
+      <w:r>
+        <w:t>- "001" is a unique number assigned to this test plan.</w:t>
       </w:r>
     </w:p>
     <w:p>
@@ -79,16 +79,6 @@
       </w:r>
     </w:p>
     <w:p>
-      <w:r>
-        <w:t>3. https://keepass.info/help/base/index.html</w:t>
-      </w:r>
-    </w:p>
-    <w:p>
-      <w:r>
-        <w:t>4. https://keepass.info/help/base/firststeps.html</w:t>
-      </w:r>
-    </w:p>
-    <w:p>
       <w:pPr>
         <w:pStyle w:val="Heading1"/>
       </w:pPr>
@@ -103,17 +93,12 @@
     </w:p>
     <w:p>
       <w:r>
-        <w:t>Name: Antara Das, Role: Test Manager, Date: To be Decided</w:t>
+        <w:t>Name: Dr Sumit Kalra, Role: Test Director, Date: To be Decided</w:t>
       </w:r>
     </w:p>
     <w:p>
       <w:r>
         <w:t>Reviewers:</w:t>
-      </w:r>
-    </w:p>
-    <w:p>
-      <w:r>
-        <w:t>Name: Arnab Das, Role: Test Leas, Date: To be Decided</w:t>
       </w:r>
     </w:p>
     <w:p>
@@ -131,12 +116,12 @@
     </w:p>
     <w:p>
       <w:r>
-        <w:t>This test plan is designed for the KeepPass application, which is a software solution developed for the Telecom Industry. KeepPass utilizes a tech stack consisting of C, C++, and .NET technologies for its frontend and backend development. The application's primary functionality revolves around securely storing and managing sensitive information related to telecommunications services.</w:t>
-      </w:r>
-    </w:p>
-    <w:p>
-      <w:r>
-        <w:t>The objective of this test plan is to ensure that KeepPass meets its design and functionality requirements, providing a reliable and secure solution for the Telecom Industry. The testing will focus on validating the application's key features, performance, security measures, and overall user experience. By conducting thorough testing across various scenarios, this test plan aims to identify and address any potential issues or vulnerabilities, ultimately ensuring the quality and effectiveness of the KeepPass application.</w:t>
+        <w:t>The KeepPass application is a privacy and security-focused software designed to securely store and manage passwords and sensitive information. Developed using C, C++, and .NET technologies, KeepPass aims to provide users with a reliable solution for safeguarding their personal data. As data breaches and privacy concerns continue to rise, the importance of robust security measures in applications like KeepPass cannot be overstated.</w:t>
+      </w:r>
+    </w:p>
+    <w:p>
+      <w:r>
+        <w:t>This test plan is designed to ensure that KeepPass meets its design and functionality requirements, providing users with a secure and reliable password management solution. The objectives of this test plan include validating the application's core functionality, assessing its security measures, and verifying its performance under various conditions. By conducting thorough testing, we aim to identify and address any potential issues that may compromise the privacy and security of user data within KeepPass.</w:t>
       </w:r>
     </w:p>
     <w:p>
@@ -163,30 +148,23 @@
         <w:rPr>
           <w:b/>
         </w:rPr>
-        <w:t>Database Functions</w:t>
-      </w:r>
-      <w:r>
-        <w:t>:</w:t>
-      </w:r>
-    </w:p>
-    <w:p>
-      <w:r>
-        <w:t xml:space="preserve">   - Test the functionality of creating a new database.</w:t>
-      </w:r>
-    </w:p>
-    <w:p>
-      <w:r>
-        <w:t xml:space="preserve">   - Test opening, saving, and closing a database.</w:t>
-      </w:r>
-    </w:p>
-    <w:p>
-      <w:r>
-        <w:t xml:space="preserve">   - Verify the print and search capabilities within the database.</w:t>
-      </w:r>
-    </w:p>
-    <w:p>
-      <w:r>
-        <w:t xml:space="preserve">   - Validate the import and export functions for database entries.</w:t>
+        <w:t>Installation and Setup:</w:t>
+      </w:r>
+      <w:r/>
+    </w:p>
+    <w:p>
+      <w:r>
+        <w:t xml:space="preserve">   - Verify that the KeePass application can be downloaded and installed successfully.</w:t>
+      </w:r>
+    </w:p>
+    <w:p>
+      <w:r>
+        <w:t xml:space="preserve">   - Test the process of creating the initial password database.</w:t>
+      </w:r>
+    </w:p>
+    <w:p>
+      <w:r>
+        <w:t xml:space="preserve">   - Ensure that the software functions correctly after installation.</w:t>
       </w:r>
     </w:p>
     <w:p>
@@ -197,20 +175,13 @@
         <w:rPr>
           <w:b/>
         </w:rPr>
-        <w:t>Group/Subgroup Management</w:t>
-      </w:r>
-      <w:r>
-        <w:t>:</w:t>
-      </w:r>
-    </w:p>
-    <w:p>
-      <w:r>
-        <w:t xml:space="preserve">   - Test adding, modifying, and deleting groups and subgroups.</w:t>
-      </w:r>
-    </w:p>
-    <w:p>
-      <w:r>
-        <w:t xml:space="preserve">   - Verify the ability to find specific entries within a group or subgroup.</w:t>
+        <w:t>Portable KeePass:</w:t>
+      </w:r>
+      <w:r/>
+    </w:p>
+    <w:p>
+      <w:r>
+        <w:t xml:space="preserve">   - Test the functionality of carrying the password database on a USB drive and accessing it securely from any computer.</w:t>
       </w:r>
     </w:p>
     <w:p>
@@ -221,20 +192,13 @@
         <w:rPr>
           <w:b/>
         </w:rPr>
-        <w:t>Entry Management</w:t>
-      </w:r>
-      <w:r>
-        <w:t>:</w:t>
-      </w:r>
-    </w:p>
-    <w:p>
-      <w:r>
-        <w:t xml:space="preserve">   - Test adding, viewing/editing, duplicating, and deleting individual password entries.</w:t>
-      </w:r>
-    </w:p>
-    <w:p>
-      <w:r>
-        <w:t xml:space="preserve">   - Validate the functionality of changing and generating passwords.</w:t>
+        <w:t>Composite Master Key:</w:t>
+      </w:r>
+      <w:r/>
+    </w:p>
+    <w:p>
+      <w:r>
+        <w:t xml:space="preserve">   - Verify that the composite master key enhances the overall security of user data.</w:t>
       </w:r>
     </w:p>
     <w:p>
@@ -245,7 +209,1258 @@
         <w:rPr>
           <w:b/>
         </w:rPr>
-        <w:t>Auto-Type and Command Line Options</w:t>
+        <w:t>Auto-Type:</w:t>
+      </w:r>
+      <w:r/>
+    </w:p>
+    <w:p>
+      <w:r>
+        <w:t xml:space="preserve">   - Test the auto-type feature to automate the process of entering usernames and passwords accurately.</w:t>
+      </w:r>
+    </w:p>
+    <w:p>
+      <w:r>
+        <w:t xml:space="preserve">5. </w:t>
+      </w:r>
+      <w:r>
+        <w:rPr>
+          <w:b/>
+        </w:rPr>
+        <w:t>Password Generator:</w:t>
+      </w:r>
+      <w:r/>
+    </w:p>
+    <w:p>
+      <w:r>
+        <w:t xml:space="preserve">   - Verify the functionality of the password generator in creating secure and unique passwords.</w:t>
+      </w:r>
+    </w:p>
+    <w:p>
+      <w:r>
+        <w:t xml:space="preserve">6. </w:t>
+      </w:r>
+      <w:r>
+        <w:rPr>
+          <w:b/>
+        </w:rPr>
+        <w:t>Import/Export:</w:t>
+      </w:r>
+      <w:r/>
+    </w:p>
+    <w:p>
+      <w:r>
+        <w:t xml:space="preserve">   - Test the ability to import and export data from/to CSV files, Code Wallet, Password Safe, and Personal Vault.</w:t>
+      </w:r>
+    </w:p>
+    <w:p>
+      <w:r>
+        <w:t xml:space="preserve">7. </w:t>
+      </w:r>
+      <w:r>
+        <w:rPr>
+          <w:b/>
+        </w:rPr>
+        <w:t>Integration:</w:t>
+      </w:r>
+      <w:r/>
+    </w:p>
+    <w:p>
+      <w:r>
+        <w:t xml:space="preserve">   - Verify the integration feature, including the use of Global Hot Key to restore the KeePass main window and the limitation to run only one instance of KeePass at a time.</w:t>
+      </w:r>
+    </w:p>
+    <w:p>
+      <w:r>
+        <w:t xml:space="preserve">8. </w:t>
+      </w:r>
+      <w:r>
+        <w:rPr>
+          <w:b/>
+        </w:rPr>
+        <w:t>Security Requirements:</w:t>
+      </w:r>
+      <w:r/>
+    </w:p>
+    <w:p>
+      <w:r>
+        <w:t xml:space="preserve">   - Test safety measures such as the 10-second limit for copied passwords, the composite master key system, and the impact of removing a USB drive without saving changes.</w:t>
+      </w:r>
+    </w:p>
+    <w:p>
+      <w:r>
+        <w:t xml:space="preserve">9. </w:t>
+      </w:r>
+      <w:r>
+        <w:rPr>
+          <w:b/>
+        </w:rPr>
+        <w:t>Performance Testing:</w:t>
+      </w:r>
+      <w:r/>
+    </w:p>
+    <w:p>
+      <w:r>
+        <w:t xml:space="preserve">   - Validate the performance of KeePass in terms of speed, responsiveness, and system resource usage.</w:t>
+      </w:r>
+    </w:p>
+    <w:p>
+      <w:r>
+        <w:t xml:space="preserve">10. </w:t>
+      </w:r>
+      <w:r>
+        <w:rPr>
+          <w:b/>
+        </w:rPr>
+        <w:t>Language Support:</w:t>
+      </w:r>
+      <w:r/>
+    </w:p>
+    <w:p>
+      <w:r>
+        <w:t xml:space="preserve">    - Verify the functionality of changing the language settings and the availability of different language translations.</w:t>
+      </w:r>
+    </w:p>
+    <w:p>
+      <w:r>
+        <w:t xml:space="preserve">11. </w:t>
+      </w:r>
+      <w:r>
+        <w:rPr>
+          <w:b/>
+        </w:rPr>
+        <w:t>TAN Support:</w:t>
+      </w:r>
+      <w:r/>
+    </w:p>
+    <w:p>
+      <w:r>
+        <w:t xml:space="preserve">    - Test the creation and usage of Transaction Authentication Numbers for enhanced security.</w:t>
+      </w:r>
+    </w:p>
+    <w:p>
+      <w:r>
+        <w:t xml:space="preserve">12. </w:t>
+      </w:r>
+      <w:r>
+        <w:rPr>
+          <w:b/>
+        </w:rPr>
+        <w:t>Command Line Options:</w:t>
+      </w:r>
+      <w:r/>
+    </w:p>
+    <w:p>
+      <w:r>
+        <w:t xml:space="preserve">    - Verify the functionality of passing a file path in the command line to open databases.</w:t>
+      </w:r>
+    </w:p>
+    <w:p>
+      <w:r>
+        <w:t xml:space="preserve">13. </w:t>
+      </w:r>
+      <w:r>
+        <w:rPr>
+          <w:b/>
+        </w:rPr>
+        <w:t>User Interface Testing:</w:t>
+      </w:r>
+      <w:r/>
+    </w:p>
+    <w:p>
+      <w:r>
+        <w:t xml:space="preserve">    - Ensure the user interfaces are intuitive, responsive, and provide easy access to key features.</w:t>
+      </w:r>
+    </w:p>
+    <w:p>
+      <w:r>
+        <w:t xml:space="preserve">14. </w:t>
+      </w:r>
+      <w:r>
+        <w:rPr>
+          <w:b/>
+        </w:rPr>
+        <w:t>Data Integrity:</w:t>
+      </w:r>
+      <w:r/>
+    </w:p>
+    <w:p>
+      <w:r>
+        <w:t xml:space="preserve">    - Verify that data is securely stored, encrypted, and can be accessed and modified accurately.</w:t>
+      </w:r>
+    </w:p>
+    <w:p>
+      <w:r>
+        <w:t xml:space="preserve">15. </w:t>
+      </w:r>
+      <w:r>
+        <w:rPr>
+          <w:b/>
+        </w:rPr>
+        <w:t>Backup and Recovery:</w:t>
+      </w:r>
+      <w:r/>
+    </w:p>
+    <w:p>
+      <w:r>
+        <w:t xml:space="preserve">    - Test the backup and recovery functionality to ensure that data can be restored in case of loss or corruption.</w:t>
+      </w:r>
+    </w:p>
+    <w:p>
+      <w:r>
+        <w:t>These test items focus on essential requirements of KeePass related to installation, security, usability, data management, and performance.</w:t>
+      </w:r>
+    </w:p>
+    <w:p>
+      <w:pPr>
+        <w:pStyle w:val="Heading1"/>
+      </w:pPr>
+      <w:r>
+        <w:t>Software Risk IssuesFeatures to be Tested</w:t>
+      </w:r>
+    </w:p>
+    <w:p>
+      <w:pPr>
+        <w:pStyle w:val="Heading3"/>
+      </w:pPr>
+      <w:r>
+        <w:t>Software Risk Issues/Features to be Tested</w:t>
+      </w:r>
+    </w:p>
+    <w:p>
+      <w:pPr>
+        <w:pStyle w:val="Heading4"/>
+      </w:pPr>
+      <w:r>
+        <w:t>KeePass</w:t>
+      </w:r>
+    </w:p>
+    <w:p>
+      <w:r>
+        <w:t xml:space="preserve">1. </w:t>
+      </w:r>
+      <w:r>
+        <w:rPr>
+          <w:b/>
+        </w:rPr>
+        <w:t>Installation</w:t>
+      </w:r>
+      <w:r>
+        <w:t xml:space="preserve"> </w:t>
+      </w:r>
+    </w:p>
+    <w:p>
+      <w:r>
+        <w:t xml:space="preserve">   - Verify that users can download and install KeePass successfully from the official website.</w:t>
+      </w:r>
+    </w:p>
+    <w:p>
+      <w:r>
+        <w:t xml:space="preserve">   - Ensure that the installation process prompts users to enable/disable automatic update checks.</w:t>
+      </w:r>
+    </w:p>
+    <w:p>
+      <w:r>
+        <w:t xml:space="preserve">2. </w:t>
+      </w:r>
+      <w:r>
+        <w:rPr>
+          <w:b/>
+        </w:rPr>
+        <w:t>Create the Initial Password Database</w:t>
+      </w:r>
+      <w:r/>
+    </w:p>
+    <w:p>
+      <w:r>
+        <w:t xml:space="preserve">   - Test the creation of the initial password database to confirm users can organize and store passwords effectively.</w:t>
+      </w:r>
+    </w:p>
+    <w:p>
+      <w:r>
+        <w:t xml:space="preserve">   - Validate that users are prompted to set a unique master password or key file.</w:t>
+      </w:r>
+    </w:p>
+    <w:p>
+      <w:r>
+        <w:t xml:space="preserve">3. </w:t>
+      </w:r>
+      <w:r>
+        <w:rPr>
+          <w:b/>
+        </w:rPr>
+        <w:t>Entering Accounts</w:t>
+      </w:r>
+      <w:r/>
+    </w:p>
+    <w:p>
+      <w:r>
+        <w:t xml:space="preserve">   - Verify that users can securely add various account details to KeePass.</w:t>
+      </w:r>
+    </w:p>
+    <w:p>
+      <w:r>
+        <w:t xml:space="preserve">   - Ensure that accounts can be accessed and managed within the software.</w:t>
+      </w:r>
+    </w:p>
+    <w:p>
+      <w:r>
+        <w:t xml:space="preserve">4. </w:t>
+      </w:r>
+      <w:r>
+        <w:rPr>
+          <w:b/>
+        </w:rPr>
+        <w:t>Portable KeePass</w:t>
+      </w:r>
+      <w:r/>
+    </w:p>
+    <w:p>
+      <w:r>
+        <w:t xml:space="preserve">   - Test the functionality of the portable KeePass feature to confirm users can access the password database from different devices.</w:t>
+      </w:r>
+    </w:p>
+    <w:p>
+      <w:r>
+        <w:t xml:space="preserve">   - Validate the process of installing KeePass on a USB drive and accessing the database on multiple devices.</w:t>
+      </w:r>
+    </w:p>
+    <w:p>
+      <w:r>
+        <w:t xml:space="preserve">5. </w:t>
+      </w:r>
+      <w:r>
+        <w:rPr>
+          <w:b/>
+        </w:rPr>
+        <w:t>Additional Information</w:t>
+      </w:r>
+      <w:r/>
+    </w:p>
+    <w:p>
+      <w:r>
+        <w:t xml:space="preserve">   - Verify that users can explore additional features and resources within KeePass to enhance their password management experience.</w:t>
+      </w:r>
+    </w:p>
+    <w:p>
+      <w:r>
+        <w:t xml:space="preserve">   - Test the help menu and external links provided for further information.</w:t>
+      </w:r>
+    </w:p>
+    <w:p>
+      <w:r>
+        <w:t xml:space="preserve">6. </w:t>
+      </w:r>
+      <w:r>
+        <w:rPr>
+          <w:b/>
+        </w:rPr>
+        <w:t>Security and Privacy</w:t>
+      </w:r>
+      <w:r/>
+    </w:p>
+    <w:p>
+      <w:r>
+        <w:t xml:space="preserve">   - Validate the encryption and security measures implemented in KeePass to protect user data.</w:t>
+      </w:r>
+    </w:p>
+    <w:p>
+      <w:r>
+        <w:t xml:space="preserve">   - Test the composite master key feature to ensure that the database remains secure and inaccessible without the required credentials.</w:t>
+      </w:r>
+    </w:p>
+    <w:p>
+      <w:r>
+        <w:t xml:space="preserve">7. </w:t>
+      </w:r>
+      <w:r>
+        <w:rPr>
+          <w:b/>
+        </w:rPr>
+        <w:t>Integration and Performance</w:t>
+      </w:r>
+      <w:r/>
+    </w:p>
+    <w:p>
+      <w:r>
+        <w:t xml:space="preserve">   - Test the integration of KeePass with other applications to ensure seamless functionality.</w:t>
+      </w:r>
+    </w:p>
+    <w:p>
+      <w:r>
+        <w:t xml:space="preserve">   - Validate the performance of KeePass in terms of speed and responsiveness while handling password entries and database operations.</w:t>
+      </w:r>
+    </w:p>
+    <w:p>
+      <w:r>
+        <w:t xml:space="preserve">8. </w:t>
+      </w:r>
+      <w:r>
+        <w:rPr>
+          <w:b/>
+        </w:rPr>
+        <w:t>Language Support</w:t>
+      </w:r>
+      <w:r/>
+    </w:p>
+    <w:p>
+      <w:r>
+        <w:t xml:space="preserve">   - Verify that users can easily switch between language translations within KeePass.</w:t>
+      </w:r>
+    </w:p>
+    <w:p>
+      <w:r>
+        <w:t xml:space="preserve">   - Test the functionality of language changes and ensure that all text and instructions are accurately displayed in the selected language.</w:t>
+      </w:r>
+    </w:p>
+    <w:p>
+      <w:r>
+        <w:t xml:space="preserve">9. </w:t>
+      </w:r>
+      <w:r>
+        <w:rPr>
+          <w:b/>
+        </w:rPr>
+        <w:t>Backup and Recovery</w:t>
+      </w:r>
+      <w:r/>
+    </w:p>
+    <w:p>
+      <w:r>
+        <w:t xml:space="preserve">   - Test the backup functionality to ensure users can safely store and recover their password database.</w:t>
+      </w:r>
+    </w:p>
+    <w:p>
+      <w:r>
+        <w:t xml:space="preserve">   - Validate the repair functionality to troubleshoot and resolve any database corruption issues.</w:t>
+      </w:r>
+    </w:p>
+    <w:p>
+      <w:r>
+        <w:t>By conducting thorough testing of these essential features, the software's reliability, security, and usability can be ensured, mitigating potential risks and enhancing the overall user experience.</w:t>
+      </w:r>
+    </w:p>
+    <w:p>
+      <w:pPr>
+        <w:pStyle w:val="Heading1"/>
+      </w:pPr>
+      <w:r>
+        <w:t>Features not to be Tested</w:t>
+      </w:r>
+    </w:p>
+    <w:p>
+      <w:r>
+        <w:t>Features not to be Tested:</w:t>
+      </w:r>
+    </w:p>
+    <w:p>
+      <w:r>
+        <w:t>1. Installation Process: Testing the installation process of KeePass may not be necessary as it is a one-time setup task that is typically stable and straightforward. Users are generally familiar with installing software and any issues that may arise during installation can be easily resolved by following standard troubleshooting steps.</w:t>
+      </w:r>
+    </w:p>
+    <w:p>
+      <w:r>
+        <w:t>2. Database Creation: The database creation feature is a core functionality of KeePass and essential for users to securely store their passwords. As this feature is critical to the application's primary purpose, it is assumed to have undergone thorough testing during development. Therefore, testing the database creation process may be redundant and unnecessary for this release.</w:t>
+      </w:r>
+    </w:p>
+    <w:p>
+      <w:r>
+        <w:t>3. KeePass Functionality: The core functionality of KeePass, which includes creating and managing password databases, is crucial for the application's usability. While testing the functionality is important, focusing on more critical areas such as data security and encryption may take precedence over extensive testing of the KeePass features that are stable and well-established.</w:t>
+      </w:r>
+    </w:p>
+    <w:p>
+      <w:r>
+        <w:t>By excluding the testing of these features, resources can be allocated more efficiently towards testing areas that have a higher impact on the application's performance, security, and user experience. This approach ensures that testing efforts are focused on areas that are most beneficial to the project's overall success.</w:t>
+      </w:r>
+    </w:p>
+    <w:p>
+      <w:pPr>
+        <w:pStyle w:val="Heading1"/>
+      </w:pPr>
+      <w:r>
+        <w:t>Functional &amp; Non-functional Testing Approach</w:t>
+      </w:r>
+    </w:p>
+    <w:p>
+      <w:r>
+        <w:t>Functional &amp; Non-functional Testing Approach:</w:t>
+      </w:r>
+    </w:p>
+    <w:p>
+      <w:r>
+        <w:t>For the Functional Testing Approach:</w:t>
+      </w:r>
+    </w:p>
+    <w:p>
+      <w:r>
+        <w:t>1. User Interface Testing:</w:t>
+      </w:r>
+    </w:p>
+    <w:p>
+      <w:r>
+        <w:t xml:space="preserve">   - Verify that the main menu options (File, Edit, View, Tools, Help) are functioning correctly.</w:t>
+      </w:r>
+    </w:p>
+    <w:p>
+      <w:r>
+        <w:t xml:space="preserve">   - Ensure that toolbar shortcuts (New, Open, Save, etc.) perform the intended actions.</w:t>
+      </w:r>
+    </w:p>
+    <w:p>
+      <w:r>
+        <w:t xml:space="preserve">   - Test the functionality of adding, editing, and deleting entries in the database window.</w:t>
+      </w:r>
+    </w:p>
+    <w:p>
+      <w:r>
+        <w:t>2. Database Management Testing:</w:t>
+      </w:r>
+    </w:p>
+    <w:p>
+      <w:r>
+        <w:t xml:space="preserve">   - Test the creation of a new database to ensure the Master Password setup works correctly.</w:t>
+      </w:r>
+    </w:p>
+    <w:p>
+      <w:r>
+        <w:t xml:space="preserve">   - Verify the ability to open, save, and close databases without data loss.</w:t>
+      </w:r>
+    </w:p>
+    <w:p>
+      <w:r>
+        <w:t xml:space="preserve">   - Test importing and exporting functionalities for CSV, Code Wallet, and Password Safe files.</w:t>
+      </w:r>
+    </w:p>
+    <w:p>
+      <w:r>
+        <w:t>3. Group/Subgroup Management Testing:</w:t>
+      </w:r>
+    </w:p>
+    <w:p>
+      <w:r>
+        <w:t xml:space="preserve">   - Verify the creation, modification, and deletion of groups and subgroups.</w:t>
+      </w:r>
+    </w:p>
+    <w:p>
+      <w:r>
+        <w:t xml:space="preserve">   - Test searching for specific groups/subgroups to ensure accurate results.</w:t>
+      </w:r>
+    </w:p>
+    <w:p>
+      <w:r>
+        <w:t>4. Entry Management Testing:</w:t>
+      </w:r>
+    </w:p>
+    <w:p>
+      <w:r>
+        <w:t xml:space="preserve">   - Test adding, viewing/editing, duplicating, and deleting entries in the database.</w:t>
+      </w:r>
+    </w:p>
+    <w:p>
+      <w:r>
+        <w:t xml:space="preserve">   - Verify that passwords are generated correctly and meet the specified requirements.</w:t>
+      </w:r>
+    </w:p>
+    <w:p>
+      <w:r>
+        <w:t>For the Non-functional Testing Approach:</w:t>
+      </w:r>
+    </w:p>
+    <w:p>
+      <w:r>
+        <w:t>1. Performance Testing:</w:t>
+      </w:r>
+    </w:p>
+    <w:p>
+      <w:r>
+        <w:t xml:space="preserve">   - Verify that the application performs efficiently, especially when copying and pasting passwords.</w:t>
+      </w:r>
+    </w:p>
+    <w:p>
+      <w:r>
+        <w:t xml:space="preserve">   - Test the response time for generating passwords and executing auto-type sequences.</w:t>
+      </w:r>
+    </w:p>
+    <w:p>
+      <w:r>
+        <w:t>2. Security Testing:</w:t>
+      </w:r>
+    </w:p>
+    <w:p>
+      <w:r>
+        <w:t xml:space="preserve">   - Ensure that passwords are securely encrypted in the database and in memory.</w:t>
+      </w:r>
+    </w:p>
+    <w:p>
+      <w:r>
+        <w:t xml:space="preserve">   - Test the Composite Master Key functionality to verify the security of unlocking the database.</w:t>
+      </w:r>
+    </w:p>
+    <w:p>
+      <w:r>
+        <w:t>3. Usability Testing:</w:t>
+      </w:r>
+    </w:p>
+    <w:p>
+      <w:r>
+        <w:t xml:space="preserve">   - Evaluate the user interface for ease of use and intuitiveness.</w:t>
+      </w:r>
+    </w:p>
+    <w:p>
+      <w:r>
+        <w:t xml:space="preserve">   - Test the language change feature for accuracy in translations and user-friendliness.</w:t>
+      </w:r>
+    </w:p>
+    <w:p>
+      <w:r>
+        <w:t>4. Compatibility Testing:</w:t>
+      </w:r>
+    </w:p>
+    <w:p>
+      <w:r>
+        <w:t xml:space="preserve">   - Verify that KeePass runs smoothly on supported operating systems and interfaces (NET/Mono, Win32).</w:t>
+      </w:r>
+    </w:p>
+    <w:p>
+      <w:r>
+        <w:t xml:space="preserve">   - Test integration features like Global Hot Key and Command Line Options for seamless functionality.</w:t>
+      </w:r>
+    </w:p>
+    <w:p>
+      <w:r>
+        <w:t>By following this comprehensive Functional &amp; Non-functional Testing Approach, the KeepPass application can be thoroughly tested to ensure its reliability, security, and user satisfaction in the Privacy &amp; Security domain with a focus on its essential features.</w:t>
+      </w:r>
+    </w:p>
+    <w:p>
+      <w:pPr>
+        <w:pStyle w:val="Heading1"/>
+      </w:pPr>
+      <w:r>
+        <w:t>Item Pass/Fail Criteria</w:t>
+      </w:r>
+    </w:p>
+    <w:p>
+      <w:pPr>
+        <w:pStyle w:val="Heading3"/>
+      </w:pPr>
+      <w:r>
+        <w:t>Item Pass/Fail Criteria</w:t>
+      </w:r>
+    </w:p>
+    <w:p>
+      <w:r>
+        <w:t xml:space="preserve">1. </w:t>
+      </w:r>
+      <w:r>
+        <w:rPr>
+          <w:b/>
+        </w:rPr>
+        <w:t>Installation and Setup:</w:t>
+      </w:r>
+      <w:r/>
+    </w:p>
+    <w:p>
+      <w:r>
+        <w:t xml:space="preserve">   - </w:t>
+      </w:r>
+      <w:r>
+        <w:rPr>
+          <w:b/>
+        </w:rPr>
+        <w:t>Pass Criteria:</w:t>
+      </w:r>
+      <w:r>
+        <w:t xml:space="preserve"> Installation process completes successfully without errors. New database creation is intuitive and allows users to set up their database securely.</w:t>
+      </w:r>
+    </w:p>
+    <w:p>
+      <w:r>
+        <w:t xml:space="preserve">   - </w:t>
+      </w:r>
+      <w:r>
+        <w:rPr>
+          <w:b/>
+        </w:rPr>
+        <w:t>Fail Criteria:</w:t>
+      </w:r>
+      <w:r>
+        <w:t xml:space="preserve"> Errors occur during installation or database creation process, hindering users from setting up their database effectively.</w:t>
+      </w:r>
+    </w:p>
+    <w:p>
+      <w:r>
+        <w:t xml:space="preserve">2. </w:t>
+      </w:r>
+      <w:r>
+        <w:rPr>
+          <w:b/>
+        </w:rPr>
+        <w:t>Database Organization:</w:t>
+      </w:r>
+      <w:r/>
+    </w:p>
+    <w:p>
+      <w:r>
+        <w:t xml:space="preserve">   - </w:t>
+      </w:r>
+      <w:r>
+        <w:rPr>
+          <w:b/>
+        </w:rPr>
+        <w:t>Pass Criteria:</w:t>
+      </w:r>
+      <w:r>
+        <w:t xml:space="preserve"> Users can easily add, modify, and delete groups/subgroups in the database. Searching for specific groups/subgroups works effectively.</w:t>
+      </w:r>
+    </w:p>
+    <w:p>
+      <w:r>
+        <w:t xml:space="preserve">   - </w:t>
+      </w:r>
+      <w:r>
+        <w:rPr>
+          <w:b/>
+        </w:rPr>
+        <w:t>Fail Criteria:</w:t>
+      </w:r>
+      <w:r>
+        <w:t xml:space="preserve"> Issues arise in adding, modifying, or deleting groups/subgroups, impacting the organization and accessibility of data in the database.</w:t>
+      </w:r>
+    </w:p>
+    <w:p>
+      <w:r>
+        <w:t xml:space="preserve">3. </w:t>
+      </w:r>
+      <w:r>
+        <w:rPr>
+          <w:b/>
+        </w:rPr>
+        <w:t>Entry Management:</w:t>
+      </w:r>
+      <w:r/>
+    </w:p>
+    <w:p>
+      <w:r>
+        <w:t xml:space="preserve">   - </w:t>
+      </w:r>
+      <w:r>
+        <w:rPr>
+          <w:b/>
+        </w:rPr>
+        <w:t>Pass Criteria:</w:t>
+      </w:r>
+      <w:r>
+        <w:t xml:space="preserve"> Users can add, view/edit, duplicate, and delete entries accurately. Entries are stored and retrieved without issues.</w:t>
+      </w:r>
+    </w:p>
+    <w:p>
+      <w:r>
+        <w:t xml:space="preserve">   - </w:t>
+      </w:r>
+      <w:r>
+        <w:rPr>
+          <w:b/>
+        </w:rPr>
+        <w:t>Fail Criteria:</w:t>
+      </w:r>
+      <w:r>
+        <w:t xml:space="preserve"> Difficulties in managing individual entries, such as errors in adding or editing entries, result in inaccurate storage of sensitive information.</w:t>
+      </w:r>
+    </w:p>
+    <w:p>
+      <w:r>
+        <w:t xml:space="preserve">4. </w:t>
+      </w:r>
+      <w:r>
+        <w:rPr>
+          <w:b/>
+        </w:rPr>
+        <w:t>Password Generation:</w:t>
+      </w:r>
+      <w:r/>
+    </w:p>
+    <w:p>
+      <w:r>
+        <w:t xml:space="preserve">   - </w:t>
+      </w:r>
+      <w:r>
+        <w:rPr>
+          <w:b/>
+        </w:rPr>
+        <w:t>Pass Criteria:</w:t>
+      </w:r>
+      <w:r>
+        <w:t xml:space="preserve"> Password generator functions correctly, providing strong and random passwords for user accounts.</w:t>
+      </w:r>
+    </w:p>
+    <w:p>
+      <w:r>
+        <w:t xml:space="preserve">   - </w:t>
+      </w:r>
+      <w:r>
+        <w:rPr>
+          <w:b/>
+        </w:rPr>
+        <w:t>Fail Criteria:</w:t>
+      </w:r>
+      <w:r>
+        <w:t xml:space="preserve"> Generated passwords are weak or do not meet security standards, compromising user account security.</w:t>
+      </w:r>
+    </w:p>
+    <w:p>
+      <w:r>
+        <w:t xml:space="preserve">5. </w:t>
+      </w:r>
+      <w:r>
+        <w:rPr>
+          <w:b/>
+        </w:rPr>
+        <w:t>Auto-Type Feature:</w:t>
+      </w:r>
+      <w:r/>
+    </w:p>
+    <w:p>
+      <w:r>
+        <w:t xml:space="preserve">   - </w:t>
+      </w:r>
+      <w:r>
+        <w:rPr>
+          <w:b/>
+        </w:rPr>
+        <w:t>Pass Criteria:</w:t>
+      </w:r>
+      <w:r>
+        <w:t xml:space="preserve"> Auto-Type feature automates keystroke sequences accurately, enhancing user convenience during login processes.</w:t>
+      </w:r>
+    </w:p>
+    <w:p>
+      <w:r>
+        <w:t xml:space="preserve">   - </w:t>
+      </w:r>
+      <w:r>
+        <w:rPr>
+          <w:b/>
+        </w:rPr>
+        <w:t>Fail Criteria:</w:t>
+      </w:r>
+      <w:r>
+        <w:t xml:space="preserve"> Auto-Type feature malfunctions, leading to errors in automating keystrokes and affecting user login experiences.</w:t>
+      </w:r>
+    </w:p>
+    <w:p>
+      <w:r>
+        <w:t xml:space="preserve">6. </w:t>
+      </w:r>
+      <w:r>
+        <w:rPr>
+          <w:b/>
+        </w:rPr>
+        <w:t>Security Features:</w:t>
+      </w:r>
+      <w:r/>
+    </w:p>
+    <w:p>
+      <w:r>
+        <w:t xml:space="preserve">   - </w:t>
+      </w:r>
+      <w:r>
+        <w:rPr>
+          <w:b/>
+        </w:rPr>
+        <w:t>Pass Criteria:</w:t>
+      </w:r>
+      <w:r>
+        <w:t xml:space="preserve"> Composite Master Key and TAN Support ensure secure access to the database, protecting sensitive information effectively.</w:t>
+      </w:r>
+    </w:p>
+    <w:p>
+      <w:r>
+        <w:t xml:space="preserve">   - </w:t>
+      </w:r>
+      <w:r>
+        <w:rPr>
+          <w:b/>
+        </w:rPr>
+        <w:t>Fail Criteria:</w:t>
+      </w:r>
+      <w:r>
+        <w:t xml:space="preserve"> Security features fail to provide secure access, leaving the database vulnerable to unauthorized access.</w:t>
+      </w:r>
+    </w:p>
+    <w:p>
+      <w:r>
+        <w:t xml:space="preserve">7. </w:t>
+      </w:r>
+      <w:r>
+        <w:rPr>
+          <w:b/>
+        </w:rPr>
+        <w:t>Import/Export Functionality:</w:t>
+      </w:r>
+      <w:r/>
+    </w:p>
+    <w:p>
+      <w:r>
+        <w:t xml:space="preserve">   - </w:t>
+      </w:r>
+      <w:r>
+        <w:rPr>
+          <w:b/>
+        </w:rPr>
+        <w:t>Pass Criteria:</w:t>
+      </w:r>
+      <w:r>
+        <w:t xml:space="preserve"> Importing and exporting data from/to various file formats is smooth and error-free.</w:t>
+      </w:r>
+    </w:p>
+    <w:p>
+      <w:r>
+        <w:t xml:space="preserve">   - </w:t>
+      </w:r>
+      <w:r>
+        <w:rPr>
+          <w:b/>
+        </w:rPr>
+        <w:t>Fail Criteria:</w:t>
+      </w:r>
+      <w:r>
+        <w:t xml:space="preserve"> Issues arise in importing/exporting data, leading to data loss or corruption during the transfer process.</w:t>
+      </w:r>
+    </w:p>
+    <w:p>
+      <w:pPr>
+        <w:pStyle w:val="Heading1"/>
+      </w:pPr>
+      <w:r>
+        <w:t>Suspension Criteria and Resumption Requirements</w:t>
+      </w:r>
+    </w:p>
+    <w:p>
+      <w:pPr>
+        <w:pStyle w:val="Heading3"/>
+      </w:pPr>
+      <w:r>
+        <w:t>Suspension Criteria and Resumption Requirements</w:t>
+      </w:r>
+    </w:p>
+    <w:p>
+      <w:r/>
+      <w:r>
+        <w:rPr>
+          <w:b/>
+        </w:rPr>
+        <w:t>Suspension Criteria:</w:t>
+      </w:r>
+      <w:r/>
+    </w:p>
+    <w:p>
+      <w:r>
+        <w:t>- If there is a critical failure impacting the core functionality of KeePass, such as the inability to open existing databases or save changes.</w:t>
+      </w:r>
+    </w:p>
+    <w:p>
+      <w:r>
+        <w:t>- If there are security vulnerabilities identified that could compromise the encrypted data stored in the database.</w:t>
+      </w:r>
+    </w:p>
+    <w:p>
+      <w:r>
+        <w:t>- If there are performance issues affecting the speed and responsiveness of KeePass, hindering users from efficiently managing their passwords.</w:t>
+      </w:r>
+    </w:p>
+    <w:p>
+      <w:r/>
+      <w:r>
+        <w:rPr>
+          <w:b/>
+        </w:rPr>
+        <w:t>Resumption Requirements:</w:t>
+      </w:r>
+      <w:r/>
+    </w:p>
+    <w:p>
+      <w:r>
+        <w:t>- Prior to resuming KeePass after a suspension, all identified critical failures must be addressed and resolved.</w:t>
+      </w:r>
+    </w:p>
+    <w:p>
+      <w:r>
+        <w:t>- Security vulnerabilities must be patched and measures implemented to ensure the safety and integrity of user data.</w:t>
+      </w:r>
+    </w:p>
+    <w:p>
+      <w:r>
+        <w:t>- Performance issues must be investigated and optimized to enhance the overall user experience.</w:t>
+      </w:r>
+    </w:p>
+    <w:p>
+      <w:r>
+        <w:t>- A thorough testing process should be conducted to validate the fixes and enhancements made before resuming regular usage.</w:t>
+      </w:r>
+    </w:p>
+    <w:p>
+      <w:r>
+        <w:t>- Users should be informed about the improvements and any necessary actions they need to take before resuming normal operations.</w:t>
+      </w:r>
+    </w:p>
+    <w:p>
+      <w:r>
+        <w:t>By adhering to these suspension criteria and resumption requirements, KeePass can ensure the continuity of its essential functions, security, and performance for users in the Privacy &amp; Security domain.</w:t>
+      </w:r>
+    </w:p>
+    <w:p>
+      <w:pPr>
+        <w:pStyle w:val="Heading1"/>
+      </w:pPr>
+      <w:r>
+        <w:t>Test Deliverables</w:t>
+      </w:r>
+    </w:p>
+    <w:p>
+      <w:r>
+        <w:t>1. Test Case Documentation:</w:t>
+      </w:r>
+    </w:p>
+    <w:p>
+      <w:r>
+        <w:t>Test case documentation is a crucial deliverable that outlines the detailed steps to be followed to validate the functionality of the application. It helps ensure that all possible scenarios are covered during testing and provides a roadmap for the testing team to follow.</w:t>
+      </w:r>
+    </w:p>
+    <w:p>
+      <w:r>
+        <w:t>2. Test Execution Report:</w:t>
+      </w:r>
+    </w:p>
+    <w:p>
+      <w:r>
+        <w:t>The test execution report provides a summary of the test cases executed, their outcomes, any issues encountered, and overall progress of testing. It helps stakeholders understand the current status of testing and identify areas that may need further attention.</w:t>
+      </w:r>
+    </w:p>
+    <w:p>
+      <w:r>
+        <w:t>3. Defect Reports:</w:t>
+      </w:r>
+    </w:p>
+    <w:p>
+      <w:r>
+        <w:t>Defect reports document all identified issues, including their severity, priority, steps to reproduce, and status. These reports are essential for developers to understand and address the reported issues, ensuring the application's quality and stability.</w:t>
+      </w:r>
+    </w:p>
+    <w:p>
+      <w:r>
+        <w:t>4. Test Summary Report:</w:t>
+      </w:r>
+    </w:p>
+    <w:p>
+      <w:r>
+        <w:t>The test summary report provides a high-level overview of the testing activities, including the test coverage, test execution results, key findings, and recommendations for future testing efforts. It helps stakeholders gauge the overall quality of the application and make informed decisions.</w:t>
+      </w:r>
+    </w:p>
+    <w:p>
+      <w:r>
+        <w:t>5. Testing Metrics and Analysis:</w:t>
+      </w:r>
+    </w:p>
+    <w:p>
+      <w:r>
+        <w:t>Testing metrics and analysis provide quantitative data on various aspects of testing, such as test coverage, defect density, test execution time, and more. These metrics help in evaluating the effectiveness of the testing process, identifying trends, and making data-driven decisions for continuous improvement.</w:t>
+      </w:r>
+    </w:p>
+    <w:p>
+      <w:r>
+        <w:t>6. Automation Scripts (if applicable):</w:t>
+      </w:r>
+    </w:p>
+    <w:p>
+      <w:r>
+        <w:t>Automation scripts are deliverables that automate the execution of test cases, saving time and effort in repetitive testing tasks. They contribute to faster test execution, increased test coverage, and improved efficiency in the testing process.</w:t>
+      </w:r>
+    </w:p>
+    <w:p>
+      <w:r>
+        <w:t>7. Performance Testing Reports (if performed):</w:t>
+      </w:r>
+    </w:p>
+    <w:p>
+      <w:r>
+        <w:t>Performance testing reports document the results of performance testing activities, including load testing, stress testing, and scalability testing. These reports help in identifying performance bottlenecks, ensuring the application's responsiveness and stability under varying load conditions.</w:t>
+      </w:r>
+    </w:p>
+    <w:p>
+      <w:r>
+        <w:t>Overall, these testing deliverables play a crucial role in ensuring the quality and reliability of the application, providing stakeholders with valuable insights into the testing process, results, and areas for improvement. They contribute to the project's success by facilitating informed decision-making, continuous quality assurance, and timely resolution of issues.</w:t>
+      </w:r>
+    </w:p>
+    <w:p>
+      <w:pPr>
+        <w:pStyle w:val="Heading1"/>
+      </w:pPr>
+      <w:r>
+        <w:t>Remaining Test Tasks</w:t>
+      </w:r>
+    </w:p>
+    <w:p>
+      <w:r>
+        <w:t>Remaining testing tasks for the application 'KeepPass' in the domain of 'Privacy &amp; Security' include:</w:t>
+      </w:r>
+    </w:p>
+    <w:p>
+      <w:r>
+        <w:t>Test Scripting:</w:t>
+      </w:r>
+    </w:p>
+    <w:p>
+      <w:r>
+        <w:t>1. Develop detailed test cases for functional testing covering all features of the application.</w:t>
+      </w:r>
+    </w:p>
+    <w:p>
+      <w:r>
+        <w:t>2. Create test scripts for non-functional testing, including performance, security, and usability.</w:t>
+      </w:r>
+    </w:p>
+    <w:p>
+      <w:r>
+        <w:t>3. Review and refine existing test scripts to ensure coverage of all requirements and use cases.</w:t>
+      </w:r>
+    </w:p>
+    <w:p>
+      <w:r>
+        <w:t>4. Document test data and configurations required for test execution.</w:t>
+      </w:r>
+    </w:p>
+    <w:p>
+      <w:r>
+        <w:t>5. Prepare test scripts for edge cases and boundary conditions to ensure robust testing coverage.</w:t>
+      </w:r>
+    </w:p>
+    <w:p>
+      <w:r>
+        <w:t>Test Execution:</w:t>
+      </w:r>
+    </w:p>
+    <w:p>
+      <w:r>
+        <w:t>1. Execute functional test cases to validate the behavior of the application against requirements.</w:t>
+      </w:r>
+    </w:p>
+    <w:p>
+      <w:r>
+        <w:t>2. Perform non-functional testing to assess performance, security, and usability aspects of the application.</w:t>
+      </w:r>
+    </w:p>
+    <w:p>
+      <w:r>
+        <w:t>3. Conduct regression testing to ensure new changes do not adversely impact existing functionality.</w:t>
+      </w:r>
+    </w:p>
+    <w:p>
+      <w:r>
+        <w:t>4. Execute tests on different environments and configurations to validate compatibility.</w:t>
+      </w:r>
+    </w:p>
+    <w:p>
+      <w:r>
+        <w:t>5. Monitor and analyze test results to identify defects and areas for improvement.</w:t>
+      </w:r>
+    </w:p>
+    <w:p>
+      <w:r>
+        <w:t>6. Collaborate with developers to troubleshoot and resolve issues identified during testing.</w:t>
+      </w:r>
+    </w:p>
+    <w:p>
+      <w:r>
+        <w:t>7. Conduct exploratory testing to uncover unforeseen issues and usability concerns.</w:t>
+      </w:r>
+    </w:p>
+    <w:p>
+      <w:r>
+        <w:t>Test Reporting:</w:t>
+      </w:r>
+    </w:p>
+    <w:p>
+      <w:r>
+        <w:t>1. Document test results, including pass/fail status, defects identified, and any deviations from expected behavior.</w:t>
+      </w:r>
+    </w:p>
+    <w:p>
+      <w:r>
+        <w:t>2. Generate test reports summarizing the overall testing progress, coverage, and quality of the application.</w:t>
+      </w:r>
+    </w:p>
+    <w:p>
+      <w:r>
+        <w:t>3. Communicate testing status and findings to stakeholders, including project managers, developers, and quality assurance team.</w:t>
+      </w:r>
+    </w:p>
+    <w:p>
+      <w:r>
+        <w:t>4. Provide recommendations for further testing or improvements based on test results and analysis.</w:t>
+      </w:r>
+    </w:p>
+    <w:p>
+      <w:r>
+        <w:t>Final Validation and Closure:</w:t>
+      </w:r>
+    </w:p>
+    <w:p>
+      <w:r>
+        <w:t>1. Conduct a final round of testing to verify that all identified issues have been addressed and resolved.</w:t>
+      </w:r>
+    </w:p>
+    <w:p>
+      <w:r>
+        <w:t>2. Validate that the application meets all functional and non-functional requirements as defined in the project scope.</w:t>
+      </w:r>
+    </w:p>
+    <w:p>
+      <w:r>
+        <w:t>3. Obtain sign-off from stakeholders to indicate acceptance of the application for release.</w:t>
+      </w:r>
+    </w:p>
+    <w:p>
+      <w:r>
+        <w:t>4. Prepare test closure reports documenting the overall testing process, outcomes, and lessons learned.</w:t>
+      </w:r>
+    </w:p>
+    <w:p>
+      <w:r>
+        <w:t>5. Conduct a post-release review to gather feedback on the testing process and identify areas for improvement in future projects.</w:t>
+      </w:r>
+    </w:p>
+    <w:p>
+      <w:pPr>
+        <w:pStyle w:val="Heading1"/>
+      </w:pPr>
+      <w:r>
+        <w:t>Test Data Needs</w:t>
+      </w:r>
+    </w:p>
+    <w:p>
+      <w:pPr>
+        <w:pStyle w:val="Heading3"/>
+      </w:pPr>
+      <w:r>
+        <w:t>Test Data Needs</w:t>
+      </w:r>
+    </w:p>
+    <w:p>
+      <w:pPr>
+        <w:pStyle w:val="Heading4"/>
+      </w:pPr>
+      <w:r>
+        <w:t>Domain: Privacy &amp; Security</w:t>
+      </w:r>
+    </w:p>
+    <w:p>
+      <w:r>
+        <w:t xml:space="preserve">1. </w:t>
+      </w:r>
+      <w:r>
+        <w:rPr>
+          <w:b/>
+        </w:rPr>
+        <w:t>Installation and Setup Testing</w:t>
       </w:r>
       <w:r>
         <w:t>:</w:t>
@@ -253,17 +1468,2594 @@
     </w:p>
     <w:p>
       <w:r>
-        <w:t xml:space="preserve">   - Verify the auto-type feature for automating keypress sequences.</w:t>
-      </w:r>
-    </w:p>
-    <w:p>
-      <w:r>
-        <w:t xml:space="preserve">   - Test the command-line options for opening specific database files.</w:t>
+        <w:t xml:space="preserve">   - Test Data: Sample KeePass-2.xx-Setup.exe file from http://keepass.info/download.html</w:t>
+      </w:r>
+    </w:p>
+    <w:p>
+      <w:r>
+        <w:t xml:space="preserve">   - Purpose: To verify successful installation and setup of KeePass on a Windows PC.</w:t>
+      </w:r>
+    </w:p>
+    <w:p>
+      <w:r>
+        <w:t xml:space="preserve">2. </w:t>
+      </w:r>
+      <w:r>
+        <w:rPr>
+          <w:b/>
+        </w:rPr>
+        <w:t>Creation of Initial Password Database Testing</w:t>
+      </w:r>
+      <w:r>
+        <w:t>:</w:t>
+      </w:r>
+    </w:p>
+    <w:p>
+      <w:r>
+        <w:t xml:space="preserve">   - Test Data: Mock data for creating the foundation of the password management system.</w:t>
+      </w:r>
+    </w:p>
+    <w:p>
+      <w:r>
+        <w:t xml:space="preserve">   - Purpose: To ensure that users can effectively create the initial password database.</w:t>
+      </w:r>
+    </w:p>
+    <w:p>
+      <w:r>
+        <w:t xml:space="preserve">3. </w:t>
+      </w:r>
+      <w:r>
+        <w:rPr>
+          <w:b/>
+        </w:rPr>
+        <w:t>Testing KeePass Functionality</w:t>
+      </w:r>
+      <w:r>
+        <w:t>:</w:t>
+      </w:r>
+    </w:p>
+    <w:p>
+      <w:r>
+        <w:t xml:space="preserve">   - Test Data: Sample accounts and passwords for testing retrieval and management.</w:t>
+      </w:r>
+    </w:p>
+    <w:p>
+      <w:r>
+        <w:t xml:space="preserve">   - Purpose: To validate the correct functioning of KeePass in storing and retrieving passwords.</w:t>
+      </w:r>
+    </w:p>
+    <w:p>
+      <w:r>
+        <w:t xml:space="preserve">4. </w:t>
+      </w:r>
+      <w:r>
+        <w:rPr>
+          <w:b/>
+        </w:rPr>
+        <w:t>Entering Accounts Testing</w:t>
+      </w:r>
+      <w:r>
+        <w:t>:</w:t>
+      </w:r>
+    </w:p>
+    <w:p>
+      <w:r>
+        <w:t xml:space="preserve">   - Test Data: Various user account details for testing entry and storage.</w:t>
+      </w:r>
+    </w:p>
+    <w:p>
+      <w:r>
+        <w:t xml:space="preserve">   - Purpose: To verify the functionality of entering and managing different accounts in KeePass.</w:t>
       </w:r>
     </w:p>
     <w:p>
       <w:r>
         <w:t xml:space="preserve">5. </w:t>
+      </w:r>
+      <w:r>
+        <w:rPr>
+          <w:b/>
+        </w:rPr>
+        <w:t>Additional Information Testing</w:t>
+      </w:r>
+      <w:r>
+        <w:t>:</w:t>
+      </w:r>
+    </w:p>
+    <w:p>
+      <w:r>
+        <w:t xml:space="preserve">   - Test Data: Various guidance and resource links for exploration.</w:t>
+      </w:r>
+    </w:p>
+    <w:p>
+      <w:r>
+        <w:t xml:space="preserve">   - Purpose: To assess the effectiveness of the additional information provided in enhancing user experience.</w:t>
+      </w:r>
+    </w:p>
+    <w:p>
+      <w:r>
+        <w:t xml:space="preserve">6. </w:t>
+      </w:r>
+      <w:r>
+        <w:rPr>
+          <w:b/>
+        </w:rPr>
+        <w:t>Portable KeePass Testing</w:t>
+      </w:r>
+      <w:r>
+        <w:t>:</w:t>
+      </w:r>
+    </w:p>
+    <w:p>
+      <w:r>
+        <w:t xml:space="preserve">   - Test Data: KeePass-2.xx.zip file for creating a portable version.</w:t>
+      </w:r>
+    </w:p>
+    <w:p>
+      <w:r>
+        <w:t xml:space="preserve">   - Purpose: To test the installation and functionality of the portable version on a USB drive.</w:t>
+      </w:r>
+    </w:p>
+    <w:p>
+      <w:r>
+        <w:t>By using the specified test data for each critical feature, the testing team can ensure thorough testing coverage of KeePass' essential functionalities in the Privacy &amp; Security domain.</w:t>
+      </w:r>
+    </w:p>
+    <w:p>
+      <w:pPr>
+        <w:pStyle w:val="Heading1"/>
+      </w:pPr>
+      <w:r>
+        <w:t>Environmental Needs</w:t>
+      </w:r>
+    </w:p>
+    <w:p>
+      <w:r>
+        <w:t>1. Development Environment:</w:t>
+      </w:r>
+    </w:p>
+    <w:p>
+      <w:r>
+        <w:t xml:space="preserve">   - Hardware: High-performance desktops/laptops for developers.</w:t>
+      </w:r>
+    </w:p>
+    <w:p>
+      <w:r>
+        <w:t xml:space="preserve">   - Software: IDEs, version control systems, virtualization software.</w:t>
+      </w:r>
+    </w:p>
+    <w:p>
+      <w:r>
+        <w:t xml:space="preserve">   - Network: Local network for internal communication.</w:t>
+      </w:r>
+    </w:p>
+    <w:p>
+      <w:r>
+        <w:t xml:space="preserve">   - Purpose: This environment is crucial for developers to write and test code before integration into the main codebase.</w:t>
+      </w:r>
+    </w:p>
+    <w:p>
+      <w:r>
+        <w:t>2. QA Environment:</w:t>
+      </w:r>
+    </w:p>
+    <w:p>
+      <w:r>
+        <w:t xml:space="preserve">   - Hardware: Test servers, virtual machines for testing.</w:t>
+      </w:r>
+    </w:p>
+    <w:p>
+      <w:r>
+        <w:t xml:space="preserve">   - Software: Testing tools (e.g., Selenium, JUnit), bug tracking systems.</w:t>
+      </w:r>
+    </w:p>
+    <w:p>
+      <w:r>
+        <w:t xml:space="preserve">   - Network: Separate network for QA testing to mimic production environment.</w:t>
+      </w:r>
+    </w:p>
+    <w:p>
+      <w:r>
+        <w:t xml:space="preserve">   - Purpose: To thoroughly test the application for bugs, functionality, and performance before deployment.</w:t>
+      </w:r>
+    </w:p>
+    <w:p>
+      <w:r>
+        <w:t>3. Staging Environment:</w:t>
+      </w:r>
+    </w:p>
+    <w:p>
+      <w:r>
+        <w:t xml:space="preserve">   - Infrastructure: Cloud servers or dedicated servers for staging.</w:t>
+      </w:r>
+    </w:p>
+    <w:p>
+      <w:r>
+        <w:t xml:space="preserve">   - Software: Database servers, web servers, load balancers.</w:t>
+      </w:r>
+    </w:p>
+    <w:p>
+      <w:r>
+        <w:t xml:space="preserve">   - Network: Secure network access for limited stakeholders.</w:t>
+      </w:r>
+    </w:p>
+    <w:p>
+      <w:r>
+        <w:t xml:space="preserve">   - Purpose: To simulate the production environment for final testing before release.</w:t>
+      </w:r>
+    </w:p>
+    <w:p>
+      <w:r>
+        <w:t>4. Production Environment:</w:t>
+      </w:r>
+    </w:p>
+    <w:p>
+      <w:r>
+        <w:t xml:space="preserve">   - Infrastructure: Scalable cloud infrastructure or dedicated servers.</w:t>
+      </w:r>
+    </w:p>
+    <w:p>
+      <w:r>
+        <w:t xml:space="preserve">   - Software: Security tools, monitoring tools, backup systems.</w:t>
+      </w:r>
+    </w:p>
+    <w:p>
+      <w:r>
+        <w:t xml:space="preserve">   - Network: Load balancers, firewalls, VPN for secure access.</w:t>
+      </w:r>
+    </w:p>
+    <w:p>
+      <w:r>
+        <w:t xml:space="preserve">   - Purpose: To host the live application for end-users while ensuring high availability, security, and performance.</w:t>
+      </w:r>
+    </w:p>
+    <w:p>
+      <w:r>
+        <w:t>5. Testing Tools and Services:</w:t>
+      </w:r>
+    </w:p>
+    <w:p>
+      <w:r>
+        <w:t xml:space="preserve">   - Security Testing: Penetration testing tools (e.g., Burp Suite), vulnerability scanners.</w:t>
+      </w:r>
+    </w:p>
+    <w:p>
+      <w:r>
+        <w:t xml:space="preserve">   - Performance Testing: Load testing tools (e.g., JMeter), monitoring tools.</w:t>
+      </w:r>
+    </w:p>
+    <w:p>
+      <w:r>
+        <w:t xml:space="preserve">   - Automation Testing: Test automation frameworks (e.g., Selenium WebDriver), CI/CD pipelines.</w:t>
+      </w:r>
+    </w:p>
+    <w:p>
+      <w:r>
+        <w:t xml:space="preserve">   - Compatibility Testing: Cross-browser testing tools (e.g., BrowserStack), mobile device emulators.</w:t>
+      </w:r>
+    </w:p>
+    <w:p>
+      <w:r>
+        <w:t>6. Network Setup and Security:</w:t>
+      </w:r>
+    </w:p>
+    <w:p>
+      <w:r>
+        <w:t xml:space="preserve">   - Secure VPN for remote access to sensitive environments.</w:t>
+      </w:r>
+    </w:p>
+    <w:p>
+      <w:r>
+        <w:t xml:space="preserve">   - Firewalls and intrusion detection systems to protect against cyber threats.</w:t>
+      </w:r>
+    </w:p>
+    <w:p>
+      <w:r>
+        <w:t xml:space="preserve">   - Regular security audits and compliance checks to ensure data protection.</w:t>
+      </w:r>
+    </w:p>
+    <w:p>
+      <w:r>
+        <w:t>7. Physical and Virtual Resources:</w:t>
+      </w:r>
+    </w:p>
+    <w:p>
+      <w:r>
+        <w:t xml:space="preserve">   - Backup servers for disaster recovery.</w:t>
+      </w:r>
+    </w:p>
+    <w:p>
+      <w:r>
+        <w:t xml:space="preserve">   - Virtualization platforms for creating test environments.</w:t>
+      </w:r>
+    </w:p>
+    <w:p>
+      <w:r>
+        <w:t xml:space="preserve">   - Monitoring tools for tracking system performance and availability.</w:t>
+      </w:r>
+    </w:p>
+    <w:p>
+      <w:r>
+        <w:t>Configuring these environments and resources appropriately is crucial for ensuring the reliability, security, and performance of the KeepPass application. Each environment serves a specific purpose in the software development lifecycle, from initial development to final deployment. Proper setup and maintenance of these environments contribute to the overall quality of the application and help in identifying and resolving issues early in the development process.</w:t>
+      </w:r>
+    </w:p>
+    <w:p>
+      <w:pPr>
+        <w:pStyle w:val="Heading1"/>
+      </w:pPr>
+      <w:r>
+        <w:t>Staffing and Training Needs</w:t>
+      </w:r>
+    </w:p>
+    <w:p>
+      <w:r>
+        <w:t>To determine the required testing resources and training needs for the KeePass software project, we will evaluate the number of testers needed for functional, automation, performance, and security testing, as well as the types of training that would be beneficial for the testing team.</w:t>
+      </w:r>
+    </w:p>
+    <w:p>
+      <w:pPr>
+        <w:pStyle w:val="Heading3"/>
+      </w:pPr>
+      <w:r>
+        <w:t>Testing Resources:</w:t>
+      </w:r>
+    </w:p>
+    <w:p>
+      <w:r>
+        <w:t xml:space="preserve">1. </w:t>
+      </w:r>
+      <w:r>
+        <w:rPr>
+          <w:b/>
+        </w:rPr>
+        <w:t>Functional Testing:</w:t>
+      </w:r>
+      <w:r/>
+    </w:p>
+    <w:p>
+      <w:r>
+        <w:t xml:space="preserve">   - </w:t>
+      </w:r>
+      <w:r>
+        <w:rPr>
+          <w:b/>
+        </w:rPr>
+        <w:t>Number of Testers Needed:</w:t>
+      </w:r>
+      <w:r>
+        <w:t xml:space="preserve"> At least 2-3 testers for thorough functional testing.</w:t>
+      </w:r>
+    </w:p>
+    <w:p>
+      <w:r>
+        <w:t xml:space="preserve">   - </w:t>
+      </w:r>
+      <w:r>
+        <w:rPr>
+          <w:b/>
+        </w:rPr>
+        <w:t>Training Needs:</w:t>
+      </w:r>
+      <w:r>
+        <w:t xml:space="preserve"> Training on understanding user stories, test case design, test execution, and defect reporting.</w:t>
+      </w:r>
+    </w:p>
+    <w:p>
+      <w:r>
+        <w:t xml:space="preserve">2. </w:t>
+      </w:r>
+      <w:r>
+        <w:rPr>
+          <w:b/>
+        </w:rPr>
+        <w:t>Automation Testing:</w:t>
+      </w:r>
+      <w:r/>
+    </w:p>
+    <w:p>
+      <w:r>
+        <w:t xml:space="preserve">   - </w:t>
+      </w:r>
+      <w:r>
+        <w:rPr>
+          <w:b/>
+        </w:rPr>
+        <w:t>Number of Testers Needed:</w:t>
+      </w:r>
+      <w:r>
+        <w:t xml:space="preserve"> 1-2 automation testers proficient in automation tools like Selenium, TestComplete, or similar.</w:t>
+      </w:r>
+    </w:p>
+    <w:p>
+      <w:r>
+        <w:t xml:space="preserve">   - </w:t>
+      </w:r>
+      <w:r>
+        <w:rPr>
+          <w:b/>
+        </w:rPr>
+        <w:t>Training Needs:</w:t>
+      </w:r>
+      <w:r>
+        <w:t xml:space="preserve"> Training on automation scripting, framework development, and integration with CI/CD pipelines.</w:t>
+      </w:r>
+    </w:p>
+    <w:p>
+      <w:r>
+        <w:t xml:space="preserve">3. </w:t>
+      </w:r>
+      <w:r>
+        <w:rPr>
+          <w:b/>
+        </w:rPr>
+        <w:t>Performance Testing:</w:t>
+      </w:r>
+      <w:r/>
+    </w:p>
+    <w:p>
+      <w:r>
+        <w:t xml:space="preserve">   - </w:t>
+      </w:r>
+      <w:r>
+        <w:rPr>
+          <w:b/>
+        </w:rPr>
+        <w:t>Number of Testers Needed:</w:t>
+      </w:r>
+      <w:r>
+        <w:t xml:space="preserve"> 1-2 performance testers with expertise in tools like JMeter, LoadRunner, or similar.</w:t>
+      </w:r>
+    </w:p>
+    <w:p>
+      <w:r>
+        <w:t xml:space="preserve">   - </w:t>
+      </w:r>
+      <w:r>
+        <w:rPr>
+          <w:b/>
+        </w:rPr>
+        <w:t>Training Needs:</w:t>
+      </w:r>
+      <w:r>
+        <w:t xml:space="preserve"> Training on performance testing methodologies, load generation, monitoring, and analysis.</w:t>
+      </w:r>
+    </w:p>
+    <w:p>
+      <w:r>
+        <w:t xml:space="preserve">4. </w:t>
+      </w:r>
+      <w:r>
+        <w:rPr>
+          <w:b/>
+        </w:rPr>
+        <w:t>Security Testing:</w:t>
+      </w:r>
+      <w:r/>
+    </w:p>
+    <w:p>
+      <w:r>
+        <w:t xml:space="preserve">   - </w:t>
+      </w:r>
+      <w:r>
+        <w:rPr>
+          <w:b/>
+        </w:rPr>
+        <w:t>Number of Testers Needed:</w:t>
+      </w:r>
+      <w:r>
+        <w:t xml:space="preserve"> At least 1 security tester with expertise in security tools like OWASP ZAP, Burp Suite, etc.</w:t>
+      </w:r>
+    </w:p>
+    <w:p>
+      <w:r>
+        <w:t xml:space="preserve">   - </w:t>
+      </w:r>
+      <w:r>
+        <w:rPr>
+          <w:b/>
+        </w:rPr>
+        <w:t>Training Needs:</w:t>
+      </w:r>
+      <w:r>
+        <w:t xml:space="preserve"> Training on security testing techniques, vulnerability assessment, penetration testing, and secure coding practices.</w:t>
+      </w:r>
+    </w:p>
+    <w:p>
+      <w:pPr>
+        <w:pStyle w:val="Heading3"/>
+      </w:pPr>
+      <w:r>
+        <w:t>Training Needs for the Testing Team:</w:t>
+      </w:r>
+    </w:p>
+    <w:p>
+      <w:r>
+        <w:t xml:space="preserve">1. </w:t>
+      </w:r>
+      <w:r>
+        <w:rPr>
+          <w:b/>
+        </w:rPr>
+        <w:t>Functional Testing Training:</w:t>
+      </w:r>
+      <w:r/>
+    </w:p>
+    <w:p>
+      <w:r>
+        <w:t xml:space="preserve">   - Understanding user stories and requirements.</w:t>
+      </w:r>
+    </w:p>
+    <w:p>
+      <w:r>
+        <w:t xml:space="preserve">   - Test case design and execution.</w:t>
+      </w:r>
+    </w:p>
+    <w:p>
+      <w:r>
+        <w:t xml:space="preserve">   - Defect reporting and management.</w:t>
+      </w:r>
+    </w:p>
+    <w:p>
+      <w:r>
+        <w:t xml:space="preserve">2. </w:t>
+      </w:r>
+      <w:r>
+        <w:rPr>
+          <w:b/>
+        </w:rPr>
+        <w:t>Automation Testing Training:</w:t>
+      </w:r>
+      <w:r/>
+    </w:p>
+    <w:p>
+      <w:r>
+        <w:t xml:space="preserve">   - Automation scripting using tools like Selenium.</w:t>
+      </w:r>
+    </w:p>
+    <w:p>
+      <w:r>
+        <w:t xml:space="preserve">   - Framework development for test automation.</w:t>
+      </w:r>
+    </w:p>
+    <w:p>
+      <w:r>
+        <w:t xml:space="preserve">   - Integration with Continuous Integration/Continuous Deployment (CI/CD) pipelines.</w:t>
+      </w:r>
+    </w:p>
+    <w:p>
+      <w:r>
+        <w:t xml:space="preserve">3. </w:t>
+      </w:r>
+      <w:r>
+        <w:rPr>
+          <w:b/>
+        </w:rPr>
+        <w:t>Performance Testing Training:</w:t>
+      </w:r>
+      <w:r/>
+    </w:p>
+    <w:p>
+      <w:r>
+        <w:t xml:space="preserve">   - Performance testing methodologies.</w:t>
+      </w:r>
+    </w:p>
+    <w:p>
+      <w:r>
+        <w:t xml:space="preserve">   - Load generation and stress testing.</w:t>
+      </w:r>
+    </w:p>
+    <w:p>
+      <w:r>
+        <w:t xml:space="preserve">   - Performance monitoring and analysis.</w:t>
+      </w:r>
+    </w:p>
+    <w:p>
+      <w:r>
+        <w:t xml:space="preserve">4. </w:t>
+      </w:r>
+      <w:r>
+        <w:rPr>
+          <w:b/>
+        </w:rPr>
+        <w:t>Security Testing Training:</w:t>
+      </w:r>
+      <w:r/>
+    </w:p>
+    <w:p>
+      <w:r>
+        <w:t xml:space="preserve">   - Security testing techniques and best practices.</w:t>
+      </w:r>
+    </w:p>
+    <w:p>
+      <w:r>
+        <w:t xml:space="preserve">   - Vulnerability assessment and penetration testing.</w:t>
+      </w:r>
+    </w:p>
+    <w:p>
+      <w:r>
+        <w:t xml:space="preserve">   - Secure coding practices for developers.</w:t>
+      </w:r>
+    </w:p>
+    <w:p>
+      <w:r>
+        <w:t>By providing the testing team with the necessary resources and training, you can ensure thorough testing of the KeePass software to meet quality and security standards.</w:t>
+      </w:r>
+    </w:p>
+    <w:p>
+      <w:pPr>
+        <w:pStyle w:val="Heading1"/>
+      </w:pPr>
+      <w:r>
+        <w:t>Responsibilities</w:t>
+      </w:r>
+    </w:p>
+    <w:p>
+      <w:r>
+        <w:t>Functional Testers (4 members): Key tasks for Functional Testers:</w:t>
+      </w:r>
+    </w:p>
+    <w:p>
+      <w:r>
+        <w:t>1. Understanding the requirements and specifications of the application under test.</w:t>
+      </w:r>
+    </w:p>
+    <w:p>
+      <w:r>
+        <w:t>2. Creating detailed test cases based on the requirements and design documents.</w:t>
+      </w:r>
+    </w:p>
+    <w:p>
+      <w:r>
+        <w:t>3. Executing test cases to ensure the functionality of the application meets the specified requirements.</w:t>
+      </w:r>
+    </w:p>
+    <w:p>
+      <w:r>
+        <w:t>4. Reporting defects found during testing and tracking them to resolution.</w:t>
+      </w:r>
+    </w:p>
+    <w:p>
+      <w:r>
+        <w:t>5. Conducting regression testing to ensure that previously identified issues have been fixed.</w:t>
+      </w:r>
+    </w:p>
+    <w:p>
+      <w:r>
+        <w:t>6. Collaborating with developers to understand the root cause of defects and verify fixes.</w:t>
+      </w:r>
+    </w:p>
+    <w:p>
+      <w:r>
+        <w:t>7. Participating in daily stand-up meetings to provide status updates on testing progress.</w:t>
+      </w:r>
+    </w:p>
+    <w:p>
+      <w:r>
+        <w:t>8. Providing feedback on the overall quality of the application.</w:t>
+      </w:r>
+    </w:p>
+    <w:p>
+      <w:r>
+        <w:t>Coordination with other team members:</w:t>
+      </w:r>
+    </w:p>
+    <w:p>
+      <w:r>
+        <w:t>1. Collaborate with Business Analysts to clarify requirements and ensure test cases cover all scenarios.</w:t>
+      </w:r>
+    </w:p>
+    <w:p>
+      <w:r>
+        <w:t>2. Work closely with Developers to understand the technical aspects of the application and verify fixes.</w:t>
+      </w:r>
+    </w:p>
+    <w:p>
+      <w:r>
+        <w:t>3. Coordinate with Project Managers to provide updates on testing progress and any potential risks.</w:t>
+      </w:r>
+    </w:p>
+    <w:p>
+      <w:r>
+        <w:t>4. Communicate effectively with other testers to ensure consistency in testing approach and results.</w:t>
+      </w:r>
+    </w:p>
+    <w:p>
+      <w:r>
+        <w:t>Deliverables expected from Functional Testers:</w:t>
+      </w:r>
+    </w:p>
+    <w:p>
+      <w:r>
+        <w:t>1. Test plans outlining the testing approach and strategy.</w:t>
+      </w:r>
+    </w:p>
+    <w:p>
+      <w:r>
+        <w:t>2. Test cases covering all functional scenarios.</w:t>
+      </w:r>
+    </w:p>
+    <w:p>
+      <w:r>
+        <w:t>3. Test execution reports detailing test results and defects found.</w:t>
+      </w:r>
+    </w:p>
+    <w:p>
+      <w:r>
+        <w:t>4. Regression testing reports to ensure the stability of the application.</w:t>
+      </w:r>
+    </w:p>
+    <w:p>
+      <w:r>
+        <w:t>5. Defect reports with detailed information on issues found during testing.</w:t>
+      </w:r>
+    </w:p>
+    <w:p>
+      <w:r>
+        <w:t>6. Feedback on the overall quality of the application and suggestions for improvement.</w:t>
+      </w:r>
+    </w:p>
+    <w:p>
+      <w:r>
+        <w:t>Automation Testers (2 members): Key tasks for Automation Testers:</w:t>
+      </w:r>
+    </w:p>
+    <w:p>
+      <w:r>
+        <w:t>1. Develop, maintain, and execute automated test scripts using appropriate tools and frameworks.</w:t>
+      </w:r>
+    </w:p>
+    <w:p>
+      <w:r>
+        <w:t>2. Collaborate with the development team to understand the application architecture and design effective automated test cases.</w:t>
+      </w:r>
+    </w:p>
+    <w:p>
+      <w:r>
+        <w:t>3. Identify and prioritize test cases for automation based on the criticality and frequency of use.</w:t>
+      </w:r>
+    </w:p>
+    <w:p>
+      <w:r>
+        <w:t>4. Conduct regression testing to ensure that new code changes do not adversely impact existing functionalities.</w:t>
+      </w:r>
+    </w:p>
+    <w:p>
+      <w:r>
+        <w:t>5. Integrate automated tests into the continuous integration/continuous deployment (CI/CD) pipeline for efficient testing.</w:t>
+      </w:r>
+    </w:p>
+    <w:p>
+      <w:r>
+        <w:t>6. Analyze test results and report defects accurately in the defect tracking system.</w:t>
+      </w:r>
+    </w:p>
+    <w:p>
+      <w:r>
+        <w:t>7. Participate in test planning and provide input on test strategy and approach.</w:t>
+      </w:r>
+    </w:p>
+    <w:p>
+      <w:r>
+        <w:t>Coordination with other team members:</w:t>
+      </w:r>
+    </w:p>
+    <w:p>
+      <w:r>
+        <w:t>1. Collaborate with manual testers to ensure comprehensive test coverage across both automated and manual testing.</w:t>
+      </w:r>
+    </w:p>
+    <w:p>
+      <w:r>
+        <w:t>2. Work closely with developers to understand the code changes and ensure proper test coverage.</w:t>
+      </w:r>
+    </w:p>
+    <w:p>
+      <w:r>
+        <w:t>3. Coordinate with the QA lead to align on testing priorities and timelines.</w:t>
+      </w:r>
+    </w:p>
+    <w:p>
+      <w:r>
+        <w:t>4. Provide regular updates to the project manager and stakeholders on the automation testing progress.</w:t>
+      </w:r>
+    </w:p>
+    <w:p>
+      <w:r>
+        <w:t>5. Participate in cross-functional team meetings to discuss testing strategies and address any testing-related issues.</w:t>
+      </w:r>
+    </w:p>
+    <w:p>
+      <w:r>
+        <w:t>Deliverables expected from Automation Testers:</w:t>
+      </w:r>
+    </w:p>
+    <w:p>
+      <w:r>
+        <w:t>1. Automated test scripts covering critical functionalities of the application.</w:t>
+      </w:r>
+    </w:p>
+    <w:p>
+      <w:r>
+        <w:t>2. Test execution reports highlighting test results, including pass/fail status and defects found.</w:t>
+      </w:r>
+    </w:p>
+    <w:p>
+      <w:r>
+        <w:t>3. Integration of automated tests into the CI/CD pipeline for continuous testing.</w:t>
+      </w:r>
+    </w:p>
+    <w:p>
+      <w:r>
+        <w:t>4. Regression test suites that can be run efficiently to validate code changes.</w:t>
+      </w:r>
+    </w:p>
+    <w:p>
+      <w:r>
+        <w:t>5. Recommendations for test automation improvements and enhancements to increase test coverage and efficiency.</w:t>
+      </w:r>
+    </w:p>
+    <w:p>
+      <w:r>
+        <w:t>Performance Testers (1 members): Key tasks for Performance Testers:</w:t>
+      </w:r>
+    </w:p>
+    <w:p>
+      <w:r>
+        <w:t>1. Develop performance test plans and strategies based on the project requirements and objectives.</w:t>
+      </w:r>
+    </w:p>
+    <w:p>
+      <w:r>
+        <w:t>2. Design, develop, execute, and maintain performance test scripts using performance testing tools like JMeter, LoadRunner, or Gatling.</w:t>
+      </w:r>
+    </w:p>
+    <w:p>
+      <w:r>
+        <w:t>3. Conduct performance testing to assess the scalability, reliability, and stability of the application under various load conditions.</w:t>
+      </w:r>
+    </w:p>
+    <w:p>
+      <w:r>
+        <w:t>4. Identify performance bottlenecks, issues, and potential areas of improvement through performance monitoring and analysis.</w:t>
+      </w:r>
+    </w:p>
+    <w:p>
+      <w:r>
+        <w:t>5. Collaborate with developers, system administrators, and other team members to troubleshoot and resolve performance issues.</w:t>
+      </w:r>
+    </w:p>
+    <w:p>
+      <w:r>
+        <w:t>6. Provide recommendations for optimizing the application's performance and improving its overall efficiency.</w:t>
+      </w:r>
+    </w:p>
+    <w:p>
+      <w:r>
+        <w:t>7. Generate performance test reports and communicate findings to stakeholders, including performance metrics, analysis, and recommendations.</w:t>
+      </w:r>
+    </w:p>
+    <w:p>
+      <w:r>
+        <w:t>Coordination with other team members:</w:t>
+      </w:r>
+    </w:p>
+    <w:p>
+      <w:r>
+        <w:t>1. Work closely with developers to understand the application architecture, design, and implementation details.</w:t>
+      </w:r>
+    </w:p>
+    <w:p>
+      <w:r>
+        <w:t>2. Collaborate with system administrators to configure test environments and ensure the availability of resources for performance testing.</w:t>
+      </w:r>
+    </w:p>
+    <w:p>
+      <w:r>
+        <w:t>3. Coordinate with project managers to align performance testing activities with project timelines and objectives.</w:t>
+      </w:r>
+    </w:p>
+    <w:p>
+      <w:r>
+        <w:t>4. Communicate effectively with QA analysts, business analysts, and other team members to ensure a comprehensive understanding of performance requirements and expectations.</w:t>
+      </w:r>
+    </w:p>
+    <w:p>
+      <w:r>
+        <w:t>Deliverables expected from Performance Testers:</w:t>
+      </w:r>
+    </w:p>
+    <w:p>
+      <w:r>
+        <w:t>1. Performance test plans outlining the test scope, approach, and timelines.</w:t>
+      </w:r>
+    </w:p>
+    <w:p>
+      <w:r>
+        <w:t>2. Performance test scripts and scenarios for simulating various load conditions.</w:t>
+      </w:r>
+    </w:p>
+    <w:p>
+      <w:r>
+        <w:t>3. Performance test execution reports with detailed analysis of test results and performance metrics.</w:t>
+      </w:r>
+    </w:p>
+    <w:p>
+      <w:r>
+        <w:t>4. Recommendations for performance optimization and enhancements based on test findings.</w:t>
+      </w:r>
+    </w:p>
+    <w:p>
+      <w:r>
+        <w:t>5. Documentation of performance testing activities, including test results, issues identified, and resolutions implemented.</w:t>
+      </w:r>
+    </w:p>
+    <w:p>
+      <w:r>
+        <w:t>Security Testers (1 members): Responsibilities of Security Testers:</w:t>
+      </w:r>
+    </w:p>
+    <w:p>
+      <w:r>
+        <w:t>Key Tasks:</w:t>
+      </w:r>
+    </w:p>
+    <w:p>
+      <w:r>
+        <w:t>1. Conduct security risk assessments to identify potential vulnerabilities in the application.</w:t>
+      </w:r>
+    </w:p>
+    <w:p>
+      <w:r>
+        <w:t>2. Perform penetration testing to simulate attacks and assess the security posture of the application.</w:t>
+      </w:r>
+    </w:p>
+    <w:p>
+      <w:r>
+        <w:t>3. Review and analyze security requirements and provide recommendations for improvements.</w:t>
+      </w:r>
+    </w:p>
+    <w:p>
+      <w:r>
+        <w:t>4. Implement and execute security testing strategies and methodologies.</w:t>
+      </w:r>
+    </w:p>
+    <w:p>
+      <w:r>
+        <w:t>5. Collaborate with developers to ensure secure coding practices are followed.</w:t>
+      </w:r>
+    </w:p>
+    <w:p>
+      <w:r>
+        <w:t>6. Identify and report security issues and work with the development team to resolve them.</w:t>
+      </w:r>
+    </w:p>
+    <w:p>
+      <w:r>
+        <w:t>7. Stay updated on the latest security trends, threats, and best practices.</w:t>
+      </w:r>
+    </w:p>
+    <w:p>
+      <w:r>
+        <w:t>Coordination with Team Members:</w:t>
+      </w:r>
+    </w:p>
+    <w:p>
+      <w:r>
+        <w:t>1. Collaborate with software developers to understand the application architecture and design.</w:t>
+      </w:r>
+    </w:p>
+    <w:p>
+      <w:r>
+        <w:t>2. Work closely with quality assurance testers to integrate security testing into the overall testing process.</w:t>
+      </w:r>
+    </w:p>
+    <w:p>
+      <w:r>
+        <w:t>3. Communicate findings and recommendations effectively to stakeholders, including project managers and security teams.</w:t>
+      </w:r>
+    </w:p>
+    <w:p>
+      <w:r>
+        <w:t>4. Provide guidance and support to team members on security-related matters.</w:t>
+      </w:r>
+    </w:p>
+    <w:p>
+      <w:r>
+        <w:t>Deliverables:</w:t>
+      </w:r>
+    </w:p>
+    <w:p>
+      <w:r>
+        <w:t>1. Security test plans outlining the testing approach, tools, and techniques to be used.</w:t>
+      </w:r>
+    </w:p>
+    <w:p>
+      <w:r>
+        <w:t>2. Security test reports detailing the findings, vulnerabilities, and recommendations for remediation.</w:t>
+      </w:r>
+    </w:p>
+    <w:p>
+      <w:r>
+        <w:t>3. Documentation of security testing processes and procedures for future reference.</w:t>
+      </w:r>
+    </w:p>
+    <w:p>
+      <w:r>
+        <w:t>4. Recommendations for security enhancements and improvements to the application.</w:t>
+      </w:r>
+    </w:p>
+    <w:p>
+      <w:r>
+        <w:t>5. Training materials or sessions for team members on security best practices.</w:t>
+      </w:r>
+    </w:p>
+    <w:p>
+      <w:r>
+        <w:t>Test Lead (1 members): Key Tasks for Test Lead:</w:t>
+      </w:r>
+    </w:p>
+    <w:p>
+      <w:r>
+        <w:t>1. Develop test strategies, test plans, and test cases based on project requirements.</w:t>
+      </w:r>
+    </w:p>
+    <w:p>
+      <w:r>
+        <w:t>2. Define test objectives, scope, and priorities for testing activities.</w:t>
+      </w:r>
+    </w:p>
+    <w:p>
+      <w:r>
+        <w:t>3. Assign tasks to the testing team members and ensure their timely completion.</w:t>
+      </w:r>
+    </w:p>
+    <w:p>
+      <w:r>
+        <w:t>4. Review and approve test cases and test results to ensure they meet quality standards.</w:t>
+      </w:r>
+    </w:p>
+    <w:p>
+      <w:r>
+        <w:t>5. Conduct risk analysis and mitigation strategies for testing activities.</w:t>
+      </w:r>
+    </w:p>
+    <w:p>
+      <w:r>
+        <w:t>6. Monitor and track testing progress, report on testing status, and escalate issues as needed.</w:t>
+      </w:r>
+    </w:p>
+    <w:p>
+      <w:r>
+        <w:t>7. Coordinate with stakeholders to ensure alignment on testing goals and priorities.</w:t>
+      </w:r>
+    </w:p>
+    <w:p>
+      <w:r>
+        <w:t>8. Conduct regular meetings with the testing team to provide updates, guidance, and support.</w:t>
+      </w:r>
+    </w:p>
+    <w:p>
+      <w:r>
+        <w:t>Coordination with Other Team Members:</w:t>
+      </w:r>
+    </w:p>
+    <w:p>
+      <w:r>
+        <w:t>1. Collaborate with project managers, developers, business analysts, and other stakeholders to understand project requirements and priorities.</w:t>
+      </w:r>
+    </w:p>
+    <w:p>
+      <w:r>
+        <w:t>2. Work closely with developers to ensure timely resolution of defects and issues identified during testing.</w:t>
+      </w:r>
+    </w:p>
+    <w:p>
+      <w:r>
+        <w:t>3. Coordinate with the quality assurance team to ensure that testing activities align with overall quality objectives.</w:t>
+      </w:r>
+    </w:p>
+    <w:p>
+      <w:r>
+        <w:t>4. Communicate effectively with team members to ensure clarity on testing tasks, timelines, and expectations.</w:t>
+      </w:r>
+    </w:p>
+    <w:p>
+      <w:r>
+        <w:t>Deliverables Expected from Test Lead:</w:t>
+      </w:r>
+    </w:p>
+    <w:p>
+      <w:r>
+        <w:t>1. Test strategy document outlining the approach, objectives, and scope of testing activities.</w:t>
+      </w:r>
+    </w:p>
+    <w:p>
+      <w:r>
+        <w:t>2. Test plan detailing the testing schedule, resources, and responsibilities.</w:t>
+      </w:r>
+    </w:p>
+    <w:p>
+      <w:r>
+        <w:t>3. Test cases and test scripts for various testing scenarios.</w:t>
+      </w:r>
+    </w:p>
+    <w:p>
+      <w:r>
+        <w:t>4. Test reports summarizing testing results, defects identified, and overall quality status.</w:t>
+      </w:r>
+    </w:p>
+    <w:p>
+      <w:r>
+        <w:t>5. Recommendations for process improvements based on testing findings.</w:t>
+      </w:r>
+    </w:p>
+    <w:p>
+      <w:r>
+        <w:t>6. Regular status updates and progress reports to stakeholders and project management.</w:t>
+      </w:r>
+    </w:p>
+    <w:p>
+      <w:r>
+        <w:t>Overall, the test lead plays a crucial role in ensuring the successful planning, execution, and monitoring of testing activities to meet project quality objectives and deliver high-quality software products.</w:t>
+      </w:r>
+    </w:p>
+    <w:p>
+      <w:r>
+        <w:t>Test Manager (1 members): Key tasks for Test Managers:</w:t>
+      </w:r>
+    </w:p>
+    <w:p>
+      <w:r>
+        <w:t>1. Develop test strategies, test plans, and test cases based on project requirements and specifications.</w:t>
+      </w:r>
+    </w:p>
+    <w:p>
+      <w:r>
+        <w:t>2. Define testing objectives, scope, and schedule for the testing process.</w:t>
+      </w:r>
+    </w:p>
+    <w:p>
+      <w:r>
+        <w:t>3. Allocate resources effectively to ensure proper test coverage and completion within timelines.</w:t>
+      </w:r>
+    </w:p>
+    <w:p>
+      <w:r>
+        <w:t>4. Monitor and track testing progress, identifying and addressing any deviations from the plan.</w:t>
+      </w:r>
+    </w:p>
+    <w:p>
+      <w:r>
+        <w:t>5. Manage and prioritize defects, working closely with developers and stakeholders to ensure timely resolution.</w:t>
+      </w:r>
+    </w:p>
+    <w:p>
+      <w:r>
+        <w:t>6. Conduct risk assessments and mitigation planning to address potential testing challenges.</w:t>
+      </w:r>
+    </w:p>
+    <w:p>
+      <w:r>
+        <w:t>7. Communicate testing progress, issues, and results to project stakeholders and management.</w:t>
+      </w:r>
+    </w:p>
+    <w:p>
+      <w:r>
+        <w:t>8. Coordinate with cross-functional teams to ensure alignment on testing activities and objectives.</w:t>
+      </w:r>
+    </w:p>
+    <w:p>
+      <w:r>
+        <w:t>9. Provide guidance and support to the testing team, including mentoring and coaching as needed.</w:t>
+      </w:r>
+    </w:p>
+    <w:p>
+      <w:r>
+        <w:t>10. Continuously improve testing processes and methodologies to enhance efficiency and effectiveness.</w:t>
+      </w:r>
+    </w:p>
+    <w:p>
+      <w:r>
+        <w:t>Coordination with other team members:</w:t>
+      </w:r>
+    </w:p>
+    <w:p>
+      <w:r>
+        <w:t>1. Collaborate with project managers, developers, business analysts, and other stakeholders to ensure clear understanding of testing requirements and objectives.</w:t>
+      </w:r>
+    </w:p>
+    <w:p>
+      <w:r>
+        <w:t>2. Work closely with developers to understand technical aspects of the application and facilitate effective testing.</w:t>
+      </w:r>
+    </w:p>
+    <w:p>
+      <w:r>
+        <w:t>3. Coordinate with quality assurance teams to ensure adherence to testing standards and best practices.</w:t>
+      </w:r>
+    </w:p>
+    <w:p>
+      <w:r>
+        <w:t>4. Communicate regularly with stakeholders to provide updates on testing progress, issues, and results.</w:t>
+      </w:r>
+    </w:p>
+    <w:p>
+      <w:r>
+        <w:t>5. Facilitate cross-functional meetings to discuss testing strategies, issues, and resolutions.</w:t>
+      </w:r>
+    </w:p>
+    <w:p>
+      <w:r>
+        <w:t>Deliverables expected from Test Managers:</w:t>
+      </w:r>
+    </w:p>
+    <w:p>
+      <w:r>
+        <w:t>1. Test plan outlining the testing approach, scope, objectives, and schedule.</w:t>
+      </w:r>
+    </w:p>
+    <w:p>
+      <w:r>
+        <w:t>2. Test strategy document detailing the overall testing methodology and approach.</w:t>
+      </w:r>
+    </w:p>
+    <w:p>
+      <w:r>
+        <w:t>3. Test cases and test scripts for various testing scenarios.</w:t>
+      </w:r>
+    </w:p>
+    <w:p>
+      <w:r>
+        <w:t>4. Test reports summarizing testing progress, results, and any issues encountered.</w:t>
+      </w:r>
+    </w:p>
+    <w:p>
+      <w:r>
+        <w:t>5. Defect reports with detailed information on identified issues and their status.</w:t>
+      </w:r>
+    </w:p>
+    <w:p>
+      <w:r>
+        <w:t>6. Risk assessment and mitigation plan highlighting potential testing risks and strategies to address them.</w:t>
+      </w:r>
+    </w:p>
+    <w:p>
+      <w:r>
+        <w:t>7. Recommendations for process improvements and best practices based on testing outcomes.</w:t>
+      </w:r>
+    </w:p>
+    <w:p>
+      <w:r>
+        <w:t>8. Regular updates and communication on testing progress and issues to stakeholders and management.</w:t>
+      </w:r>
+    </w:p>
+    <w:p>
+      <w:pPr>
+        <w:pStyle w:val="Heading1"/>
+      </w:pPr>
+      <w:r>
+        <w:t>Schedule</w:t>
+      </w:r>
+    </w:p>
+    <w:p>
+      <w:r>
+        <w:t>Functional Testing Schedule:</w:t>
+      </w:r>
+    </w:p>
+    <w:p>
+      <w:r>
+        <w:t>Schedule for Functional Testing of KeepPass:</w:t>
+      </w:r>
+    </w:p>
+    <w:p>
+      <w:r>
+        <w:t>1. Test Planning:</w:t>
+      </w:r>
+    </w:p>
+    <w:p>
+      <w:r>
+        <w:t xml:space="preserve">   - Duration: 1 week</w:t>
+      </w:r>
+    </w:p>
+    <w:p>
+      <w:r>
+        <w:t xml:space="preserve">   - Activities:</w:t>
+      </w:r>
+    </w:p>
+    <w:p>
+      <w:r>
+        <w:t xml:space="preserve">     - Review project requirements and user stories</w:t>
+      </w:r>
+    </w:p>
+    <w:p>
+      <w:r>
+        <w:t xml:space="preserve">     - Identify test objectives and scope</w:t>
+      </w:r>
+    </w:p>
+    <w:p>
+      <w:r>
+        <w:t xml:space="preserve">     - Define test strategy and approach</w:t>
+      </w:r>
+    </w:p>
+    <w:p>
+      <w:r>
+        <w:t xml:space="preserve">     - Allocate resources and assign roles</w:t>
+      </w:r>
+    </w:p>
+    <w:p>
+      <w:r>
+        <w:t xml:space="preserve">     - Develop a test plan document</w:t>
+      </w:r>
+    </w:p>
+    <w:p>
+      <w:r>
+        <w:t>2. Test Design:</w:t>
+      </w:r>
+    </w:p>
+    <w:p>
+      <w:r>
+        <w:t xml:space="preserve">   - Duration: 2 weeks</w:t>
+      </w:r>
+    </w:p>
+    <w:p>
+      <w:r>
+        <w:t xml:space="preserve">   - Activities:</w:t>
+      </w:r>
+    </w:p>
+    <w:p>
+      <w:r>
+        <w:t xml:space="preserve">     - Create test scenarios based on requirements</w:t>
+      </w:r>
+    </w:p>
+    <w:p>
+      <w:r>
+        <w:t xml:space="preserve">     - Develop detailed test cases and test scripts</w:t>
+      </w:r>
+    </w:p>
+    <w:p>
+      <w:r>
+        <w:t xml:space="preserve">     - Review and validate test cases with stakeholders</w:t>
+      </w:r>
+    </w:p>
+    <w:p>
+      <w:r>
+        <w:t xml:space="preserve">     - Prepare test data and test environment</w:t>
+      </w:r>
+    </w:p>
+    <w:p>
+      <w:r>
+        <w:t>3. Test Execution:</w:t>
+      </w:r>
+    </w:p>
+    <w:p>
+      <w:r>
+        <w:t xml:space="preserve">   - Duration: 4 weeks</w:t>
+      </w:r>
+    </w:p>
+    <w:p>
+      <w:r>
+        <w:t xml:space="preserve">   - Activities:</w:t>
+      </w:r>
+    </w:p>
+    <w:p>
+      <w:r>
+        <w:t xml:space="preserve">     - Execute test cases on different platforms and browsers</w:t>
+      </w:r>
+    </w:p>
+    <w:p>
+      <w:r>
+        <w:t xml:space="preserve">     - Record test results and defects in a test management tool</w:t>
+      </w:r>
+    </w:p>
+    <w:p>
+      <w:r>
+        <w:t xml:space="preserve">     - Conduct regression testing after bug fixes</w:t>
+      </w:r>
+    </w:p>
+    <w:p>
+      <w:r>
+        <w:t xml:space="preserve">     - Perform exploratory testing to uncover hidden defects</w:t>
+      </w:r>
+    </w:p>
+    <w:p>
+      <w:r>
+        <w:t>4. Test Reporting:</w:t>
+      </w:r>
+    </w:p>
+    <w:p>
+      <w:r>
+        <w:t xml:space="preserve">   - Duration: Ongoing throughout the testing phase</w:t>
+      </w:r>
+    </w:p>
+    <w:p>
+      <w:r>
+        <w:t xml:space="preserve">   - Activities:</w:t>
+      </w:r>
+    </w:p>
+    <w:p>
+      <w:r>
+        <w:t xml:space="preserve">     - Daily status updates on test progress</w:t>
+      </w:r>
+    </w:p>
+    <w:p>
+      <w:r>
+        <w:t xml:space="preserve">     - Weekly test summary reports</w:t>
+      </w:r>
+    </w:p>
+    <w:p>
+      <w:r>
+        <w:t xml:space="preserve">     - Bi-weekly meetings to discuss test results and issues</w:t>
+      </w:r>
+    </w:p>
+    <w:p>
+      <w:r>
+        <w:t xml:space="preserve">     - Final test report with overall findings and recommendations</w:t>
+      </w:r>
+    </w:p>
+    <w:p>
+      <w:r>
+        <w:t>Note: The schedule may be adjusted based on the feedback received during the testing phase and any unforeseen issues that may arise. Regular communication and collaboration among the testing team members are essential to ensure the successful completion of the testing activities.</w:t>
+      </w:r>
+    </w:p>
+    <w:p>
+      <w:r>
+        <w:t>Automation Testing Schedule:</w:t>
+      </w:r>
+    </w:p>
+    <w:p>
+      <w:r>
+        <w:t>Schedule for Automation Testing of KeepPass Application:</w:t>
+      </w:r>
+    </w:p>
+    <w:p>
+      <w:r>
+        <w:t>1. Test Planning:</w:t>
+      </w:r>
+    </w:p>
+    <w:p>
+      <w:r>
+        <w:t xml:space="preserve">   - Duration: 1 week</w:t>
+      </w:r>
+    </w:p>
+    <w:p>
+      <w:r>
+        <w:t xml:space="preserve">   - Activities:</w:t>
+      </w:r>
+    </w:p>
+    <w:p>
+      <w:r>
+        <w:t xml:space="preserve">     - Review requirements and design documents</w:t>
+      </w:r>
+    </w:p>
+    <w:p>
+      <w:r>
+        <w:t xml:space="preserve">     - Define test objectives and scope</w:t>
+      </w:r>
+    </w:p>
+    <w:p>
+      <w:r>
+        <w:t xml:space="preserve">     - Identify test environments and tools</w:t>
+      </w:r>
+    </w:p>
+    <w:p>
+      <w:r>
+        <w:t xml:space="preserve">     - Assign roles and responsibilities</w:t>
+      </w:r>
+    </w:p>
+    <w:p>
+      <w:r>
+        <w:t>2. Test Design:</w:t>
+      </w:r>
+    </w:p>
+    <w:p>
+      <w:r>
+        <w:t xml:space="preserve">   - Duration: 2 weeks</w:t>
+      </w:r>
+    </w:p>
+    <w:p>
+      <w:r>
+        <w:t xml:space="preserve">   - Activities:</w:t>
+      </w:r>
+    </w:p>
+    <w:p>
+      <w:r>
+        <w:t xml:space="preserve">     - Create test cases based on requirements</w:t>
+      </w:r>
+    </w:p>
+    <w:p>
+      <w:r>
+        <w:t xml:space="preserve">     - Develop automation scripts using selected tools</w:t>
+      </w:r>
+    </w:p>
+    <w:p>
+      <w:r>
+        <w:t xml:space="preserve">     - Review and finalize test design documents</w:t>
+      </w:r>
+    </w:p>
+    <w:p>
+      <w:r>
+        <w:t>3. Test Execution:</w:t>
+      </w:r>
+    </w:p>
+    <w:p>
+      <w:r>
+        <w:t xml:space="preserve">   - Duration: 4 weeks</w:t>
+      </w:r>
+    </w:p>
+    <w:p>
+      <w:r>
+        <w:t xml:space="preserve">   - Activities:</w:t>
+      </w:r>
+    </w:p>
+    <w:p>
+      <w:r>
+        <w:t xml:space="preserve">     - Set up test environments</w:t>
+      </w:r>
+    </w:p>
+    <w:p>
+      <w:r>
+        <w:t xml:space="preserve">     - Execute automated test scripts</w:t>
+      </w:r>
+    </w:p>
+    <w:p>
+      <w:r>
+        <w:t xml:space="preserve">     - Monitor test runs and log defects</w:t>
+      </w:r>
+    </w:p>
+    <w:p>
+      <w:r>
+        <w:t xml:space="preserve">     - Perform regression testing as needed</w:t>
+      </w:r>
+    </w:p>
+    <w:p>
+      <w:r>
+        <w:t>4. Test Reporting:</w:t>
+      </w:r>
+    </w:p>
+    <w:p>
+      <w:r>
+        <w:t xml:space="preserve">   - Duration: Ongoing throughout the testing phase</w:t>
+      </w:r>
+    </w:p>
+    <w:p>
+      <w:r>
+        <w:t xml:space="preserve">   - Activities:</w:t>
+      </w:r>
+    </w:p>
+    <w:p>
+      <w:r>
+        <w:t xml:space="preserve">     - Review test results daily</w:t>
+      </w:r>
+    </w:p>
+    <w:p>
+      <w:r>
+        <w:t xml:space="preserve">     - Generate test reports with metrics and findings</w:t>
+      </w:r>
+    </w:p>
+    <w:p>
+      <w:r>
+        <w:t xml:space="preserve">     - Conduct regular status meetings to discuss progress and issues</w:t>
+      </w:r>
+    </w:p>
+    <w:p>
+      <w:r>
+        <w:t>5. Review and Retest:</w:t>
+      </w:r>
+    </w:p>
+    <w:p>
+      <w:r>
+        <w:t xml:space="preserve">   - Duration: 1 week</w:t>
+      </w:r>
+    </w:p>
+    <w:p>
+      <w:r>
+        <w:t xml:space="preserve">   - Activities:</w:t>
+      </w:r>
+    </w:p>
+    <w:p>
+      <w:r>
+        <w:t xml:space="preserve">     - Review all test results and reports</w:t>
+      </w:r>
+    </w:p>
+    <w:p>
+      <w:r>
+        <w:t xml:space="preserve">     - Retest any failed test cases</w:t>
+      </w:r>
+    </w:p>
+    <w:p>
+      <w:r>
+        <w:t xml:space="preserve">     - Validate fixes for reported defects</w:t>
+      </w:r>
+    </w:p>
+    <w:p>
+      <w:r>
+        <w:t>6. Final Reporting:</w:t>
+      </w:r>
+    </w:p>
+    <w:p>
+      <w:r>
+        <w:t xml:space="preserve">   - Duration: 1 week</w:t>
+      </w:r>
+    </w:p>
+    <w:p>
+      <w:r>
+        <w:t xml:space="preserve">   - Activities:</w:t>
+      </w:r>
+    </w:p>
+    <w:p>
+      <w:r>
+        <w:t xml:space="preserve">     - Compile final test summary report</w:t>
+      </w:r>
+    </w:p>
+    <w:p>
+      <w:r>
+        <w:t xml:space="preserve">     - Present findings and recommendations</w:t>
+      </w:r>
+    </w:p>
+    <w:p>
+      <w:r>
+        <w:t xml:space="preserve">     - Obtain sign-off from stakeholders</w:t>
+      </w:r>
+    </w:p>
+    <w:p>
+      <w:r>
+        <w:t>Note: The schedule may vary based on the team size, complexity of the application, and any unforeseen issues that may arise during testing. Regular communication and collaboration among team members are crucial for successful testing execution.</w:t>
+      </w:r>
+    </w:p>
+    <w:p>
+      <w:r>
+        <w:t>Performance Testing Schedule:</w:t>
+      </w:r>
+    </w:p>
+    <w:p>
+      <w:r>
+        <w:t>Schedule for Performance Testing of KeepPass Application:</w:t>
+      </w:r>
+    </w:p>
+    <w:p>
+      <w:r>
+        <w:t>1. Test Planning:</w:t>
+      </w:r>
+    </w:p>
+    <w:p>
+      <w:r>
+        <w:t xml:space="preserve">   - Duration: 1 week</w:t>
+      </w:r>
+    </w:p>
+    <w:p>
+      <w:r>
+        <w:t xml:space="preserve">   - Activities:</w:t>
+      </w:r>
+    </w:p>
+    <w:p>
+      <w:r>
+        <w:t xml:space="preserve">     - Review application requirements</w:t>
+      </w:r>
+    </w:p>
+    <w:p>
+      <w:r>
+        <w:t xml:space="preserve">     - Define performance testing objectives and success criteria</w:t>
+      </w:r>
+    </w:p>
+    <w:p>
+      <w:r>
+        <w:t xml:space="preserve">     - Identify performance testing tools and resources</w:t>
+      </w:r>
+    </w:p>
+    <w:p>
+      <w:r>
+        <w:t xml:space="preserve">     - Allocate resources and set up test environment</w:t>
+      </w:r>
+    </w:p>
+    <w:p>
+      <w:r>
+        <w:t>2. Test Design:</w:t>
+      </w:r>
+    </w:p>
+    <w:p>
+      <w:r>
+        <w:t xml:space="preserve">   - Duration: 2 weeks</w:t>
+      </w:r>
+    </w:p>
+    <w:p>
+      <w:r>
+        <w:t xml:space="preserve">   - Activities:</w:t>
+      </w:r>
+    </w:p>
+    <w:p>
+      <w:r>
+        <w:t xml:space="preserve">     - Develop performance test scenarios based on user actions</w:t>
+      </w:r>
+    </w:p>
+    <w:p>
+      <w:r>
+        <w:t xml:space="preserve">     - Create detailed test cases and scripts for each scenario</w:t>
+      </w:r>
+    </w:p>
+    <w:p>
+      <w:r>
+        <w:t xml:space="preserve">     - Define performance metrics to be monitored</w:t>
+      </w:r>
+    </w:p>
+    <w:p>
+      <w:r>
+        <w:t xml:space="preserve">     - Review and finalize test design with stakeholders</w:t>
+      </w:r>
+    </w:p>
+    <w:p>
+      <w:r>
+        <w:t>3. Test Execution:</w:t>
+      </w:r>
+    </w:p>
+    <w:p>
+      <w:r>
+        <w:t xml:space="preserve">   - Duration: 4 weeks</w:t>
+      </w:r>
+    </w:p>
+    <w:p>
+      <w:r>
+        <w:t xml:space="preserve">   - Activities:</w:t>
+      </w:r>
+    </w:p>
+    <w:p>
+      <w:r>
+        <w:t xml:space="preserve">     - Conduct performance tests using defined scenarios and scripts</w:t>
+      </w:r>
+    </w:p>
+    <w:p>
+      <w:r>
+        <w:t xml:space="preserve">     - Monitor system performance under different load conditions</w:t>
+      </w:r>
+    </w:p>
+    <w:p>
+      <w:r>
+        <w:t xml:space="preserve">     - Identify and analyze performance bottlenecks</w:t>
+      </w:r>
+    </w:p>
+    <w:p>
+      <w:r>
+        <w:t xml:space="preserve">     - Conduct stress testing to determine system limits</w:t>
+      </w:r>
+    </w:p>
+    <w:p>
+      <w:r>
+        <w:t xml:space="preserve">     - Collect performance data for analysis</w:t>
+      </w:r>
+    </w:p>
+    <w:p>
+      <w:r>
+        <w:t>4. Test Reporting:</w:t>
+      </w:r>
+    </w:p>
+    <w:p>
+      <w:r>
+        <w:t xml:space="preserve">   - Duration: 1 week</w:t>
+      </w:r>
+    </w:p>
+    <w:p>
+      <w:r>
+        <w:t xml:space="preserve">   - Activities:</w:t>
+      </w:r>
+    </w:p>
+    <w:p>
+      <w:r>
+        <w:t xml:space="preserve">     - Analyze performance test results</w:t>
+      </w:r>
+    </w:p>
+    <w:p>
+      <w:r>
+        <w:t xml:space="preserve">     - Prepare a comprehensive performance test report</w:t>
+      </w:r>
+    </w:p>
+    <w:p>
+      <w:r>
+        <w:t xml:space="preserve">     - Review findings with stakeholders and development team</w:t>
+      </w:r>
+    </w:p>
+    <w:p>
+      <w:r>
+        <w:t xml:space="preserve">     - Document recommendations for performance improvements</w:t>
+      </w:r>
+    </w:p>
+    <w:p>
+      <w:r>
+        <w:t xml:space="preserve">     - Provide a summary of key performance metrics and issues</w:t>
+      </w:r>
+    </w:p>
+    <w:p>
+      <w:r>
+        <w:t>Note: The above schedule is based on the assumption of having a team of 3 testers dedicated to performance testing KeepPass application. Adjustments may be required based on the actual team size, complexity of the application, and any unforeseen challenges encountered during testing.</w:t>
+      </w:r>
+    </w:p>
+    <w:p>
+      <w:r>
+        <w:t>Security Testing Schedule:</w:t>
+      </w:r>
+    </w:p>
+    <w:p>
+      <w:r>
+        <w:t>Schedule for Security Testing of KeepPass Application:</w:t>
+      </w:r>
+    </w:p>
+    <w:p>
+      <w:r>
+        <w:t>1. Test Planning:</w:t>
+      </w:r>
+    </w:p>
+    <w:p>
+      <w:r>
+        <w:t xml:space="preserve">   - Duration: 1 week</w:t>
+      </w:r>
+    </w:p>
+    <w:p>
+      <w:r>
+        <w:t xml:space="preserve">   - Activities:</w:t>
+      </w:r>
+    </w:p>
+    <w:p>
+      <w:r>
+        <w:t xml:space="preserve">     - Reviewing security requirements</w:t>
+      </w:r>
+    </w:p>
+    <w:p>
+      <w:r>
+        <w:t xml:space="preserve">     - Identifying potential security vulnerabilities</w:t>
+      </w:r>
+    </w:p>
+    <w:p>
+      <w:r>
+        <w:t xml:space="preserve">     - Defining test objectives and scope</w:t>
+      </w:r>
+    </w:p>
+    <w:p>
+      <w:r>
+        <w:t xml:space="preserve">     - Allocating resources and assigning roles</w:t>
+      </w:r>
+    </w:p>
+    <w:p>
+      <w:r>
+        <w:t>2. Test Design:</w:t>
+      </w:r>
+    </w:p>
+    <w:p>
+      <w:r>
+        <w:t xml:space="preserve">   - Duration: 2 weeks</w:t>
+      </w:r>
+    </w:p>
+    <w:p>
+      <w:r>
+        <w:t xml:space="preserve">   - Activities:</w:t>
+      </w:r>
+    </w:p>
+    <w:p>
+      <w:r>
+        <w:t xml:space="preserve">     - Creating detailed security test cases</w:t>
+      </w:r>
+    </w:p>
+    <w:p>
+      <w:r>
+        <w:t xml:space="preserve">     - Developing security testing scripts</w:t>
+      </w:r>
+    </w:p>
+    <w:p>
+      <w:r>
+        <w:t xml:space="preserve">     - Designing security test scenarios</w:t>
+      </w:r>
+    </w:p>
+    <w:p>
+      <w:r>
+        <w:t xml:space="preserve">     - Reviewing test design with stakeholders</w:t>
+      </w:r>
+    </w:p>
+    <w:p>
+      <w:r>
+        <w:t>3. Test Execution:</w:t>
+      </w:r>
+    </w:p>
+    <w:p>
+      <w:r>
+        <w:t xml:space="preserve">   - Duration: 3 weeks</w:t>
+      </w:r>
+    </w:p>
+    <w:p>
+      <w:r>
+        <w:t xml:space="preserve">   - Activities:</w:t>
+      </w:r>
+    </w:p>
+    <w:p>
+      <w:r>
+        <w:t xml:space="preserve">     - Setting up test environments</w:t>
+      </w:r>
+    </w:p>
+    <w:p>
+      <w:r>
+        <w:t xml:space="preserve">     - Conducting security tests based on the test cases</w:t>
+      </w:r>
+    </w:p>
+    <w:p>
+      <w:r>
+        <w:t xml:space="preserve">     - Performing security scans and penetration testing</w:t>
+      </w:r>
+    </w:p>
+    <w:p>
+      <w:r>
+        <w:t xml:space="preserve">     - Logging and documenting test results</w:t>
+      </w:r>
+    </w:p>
+    <w:p>
+      <w:r>
+        <w:t>4. Test Reporting:</w:t>
+      </w:r>
+    </w:p>
+    <w:p>
+      <w:r>
+        <w:t xml:space="preserve">   - Duration: 1 week</w:t>
+      </w:r>
+    </w:p>
+    <w:p>
+      <w:r>
+        <w:t xml:space="preserve">   - Activities:</w:t>
+      </w:r>
+    </w:p>
+    <w:p>
+      <w:r>
+        <w:t xml:space="preserve">     - Analyzing test results</w:t>
+      </w:r>
+    </w:p>
+    <w:p>
+      <w:r>
+        <w:t xml:space="preserve">     - Creating a comprehensive test report</w:t>
+      </w:r>
+    </w:p>
+    <w:p>
+      <w:r>
+        <w:t xml:space="preserve">     - Prioritizing and categorizing security issues</w:t>
+      </w:r>
+    </w:p>
+    <w:p>
+      <w:r>
+        <w:t xml:space="preserve">     - Presenting findings to relevant stakeholders</w:t>
+      </w:r>
+    </w:p>
+    <w:p>
+      <w:r>
+        <w:t>Additional Considerations:</w:t>
+      </w:r>
+    </w:p>
+    <w:p>
+      <w:r>
+        <w:t>- Regular status meetings and updates throughout the testing process</w:t>
+      </w:r>
+    </w:p>
+    <w:p>
+      <w:r>
+        <w:t>- Continuous monitoring of security metrics and progress</w:t>
+      </w:r>
+    </w:p>
+    <w:p>
+      <w:r>
+        <w:t>- Iterative testing cycles based on initial findings</w:t>
+      </w:r>
+    </w:p>
+    <w:p>
+      <w:r>
+        <w:t>- Post-testing activities such as regression testing and follow-up testing</w:t>
+      </w:r>
+    </w:p>
+    <w:p>
+      <w:r>
+        <w:t>Note: The schedule may be adjusted based on the actual progress and findings during each phase of testing.</w:t>
+      </w:r>
+    </w:p>
+    <w:p>
+      <w:pPr>
+        <w:pStyle w:val="Heading1"/>
+      </w:pPr>
+      <w:r>
+        <w:t>Planning Risks and Contingencies</w:t>
+      </w:r>
+    </w:p>
+    <w:p>
+      <w:pPr>
+        <w:pStyle w:val="Heading3"/>
+      </w:pPr>
+      <w:r>
+        <w:t>Planning Risks and Contingencies</w:t>
+      </w:r>
+    </w:p>
+    <w:p>
+      <w:pPr>
+        <w:pStyle w:val="Heading4"/>
+      </w:pPr>
+      <w:r>
+        <w:t>Risk: Inadequate Testing of Key Features</w:t>
+      </w:r>
+    </w:p>
+    <w:p>
+      <w:r>
+        <w:t xml:space="preserve">- </w:t>
+      </w:r>
+      <w:r>
+        <w:rPr>
+          <w:b/>
+        </w:rPr>
+        <w:t>Description:</w:t>
+      </w:r>
+      <w:r>
+        <w:t xml:space="preserve"> Due to the critical nature of features like Installation and Setup, Creating the Initial Password Database, and Testing KeePass, inadequate testing may result in undetected bugs or issues.</w:t>
+      </w:r>
+    </w:p>
+    <w:p>
+      <w:r>
+        <w:t xml:space="preserve">- </w:t>
+      </w:r>
+      <w:r>
+        <w:rPr>
+          <w:b/>
+        </w:rPr>
+        <w:t>Contingency:</w:t>
+      </w:r>
+      <w:r>
+        <w:t xml:space="preserve"> Implement a comprehensive testing strategy that includes thorough testing of key features across different environments and scenarios. Prioritize testing of critical features to ensure proper functionality.</w:t>
+      </w:r>
+    </w:p>
+    <w:p>
+      <w:pPr>
+        <w:pStyle w:val="Heading4"/>
+      </w:pPr>
+      <w:r>
+        <w:t>Risk: Data Loss or Corruption</w:t>
+      </w:r>
+    </w:p>
+    <w:p>
+      <w:r>
+        <w:t xml:space="preserve">- </w:t>
+      </w:r>
+      <w:r>
+        <w:rPr>
+          <w:b/>
+        </w:rPr>
+        <w:t>Description:</w:t>
+      </w:r>
+      <w:r>
+        <w:t xml:space="preserve"> Since KeePass stores sensitive user data, there is a risk of data loss or corruption if the database is not handled properly or due to unexpected errors.</w:t>
+      </w:r>
+    </w:p>
+    <w:p>
+      <w:r>
+        <w:t xml:space="preserve">- </w:t>
+      </w:r>
+      <w:r>
+        <w:rPr>
+          <w:b/>
+        </w:rPr>
+        <w:t>Contingency:</w:t>
+      </w:r>
+      <w:r>
+        <w:t xml:space="preserve"> Regularly back up the KeePass database to prevent data loss. Implement safeguards to protect against database corruption, such as enabling the auto-backup feature or using the repair functionality in case of database issues.</w:t>
+      </w:r>
+    </w:p>
+    <w:p>
+      <w:pPr>
+        <w:pStyle w:val="Heading4"/>
+      </w:pPr>
+      <w:r>
+        <w:t>Risk: Security Vulnerabilities</w:t>
+      </w:r>
+    </w:p>
+    <w:p>
+      <w:r>
+        <w:t xml:space="preserve">- </w:t>
+      </w:r>
+      <w:r>
+        <w:rPr>
+          <w:b/>
+        </w:rPr>
+        <w:t>Description:</w:t>
+      </w:r>
+      <w:r>
+        <w:t xml:space="preserve"> Given the domain of Privacy &amp; Security, any security vulnerabilities in KeePass could pose a significant risk to user data integrity and confidentiality.</w:t>
+      </w:r>
+    </w:p>
+    <w:p>
+      <w:r>
+        <w:t xml:space="preserve">- </w:t>
+      </w:r>
+      <w:r>
+        <w:rPr>
+          <w:b/>
+        </w:rPr>
+        <w:t>Contingency:</w:t>
+      </w:r>
+      <w:r>
+        <w:t xml:space="preserve"> Conduct thorough security testing to identify and address any vulnerabilities. Stay updated with security patches and ensure KeePass follows best practices for encryption and data protection.</w:t>
+      </w:r>
+    </w:p>
+    <w:p>
+      <w:pPr>
+        <w:pStyle w:val="Heading4"/>
+      </w:pPr>
+      <w:r>
+        <w:t>Risk: Compatibility Issues</w:t>
+      </w:r>
+    </w:p>
+    <w:p>
+      <w:r>
+        <w:t xml:space="preserve">- </w:t>
+      </w:r>
+      <w:r>
+        <w:rPr>
+          <w:b/>
+        </w:rPr>
+        <w:t>Description:</w:t>
+      </w:r>
+      <w:r>
+        <w:t xml:space="preserve"> Compatibility issues with different operating systems or environments may impact the usability of KeePass for users.</w:t>
+      </w:r>
+    </w:p>
+    <w:p>
+      <w:r>
+        <w:t xml:space="preserve">- </w:t>
+      </w:r>
+      <w:r>
+        <w:rPr>
+          <w:b/>
+        </w:rPr>
+        <w:t>Contingency:</w:t>
+      </w:r>
+      <w:r>
+        <w:t xml:space="preserve"> Test KeePass on various platforms and configurations to ensure compatibility. Provide clear guidelines for users on supported systems and any known compatibility issues.</w:t>
+      </w:r>
+    </w:p>
+    <w:p>
+      <w:pPr>
+        <w:pStyle w:val="Heading4"/>
+      </w:pPr>
+      <w:r>
+        <w:t>Risk: Lack of User Documentation</w:t>
+      </w:r>
+    </w:p>
+    <w:p>
+      <w:r>
+        <w:t xml:space="preserve">- </w:t>
+      </w:r>
+      <w:r>
+        <w:rPr>
+          <w:b/>
+        </w:rPr>
+        <w:t>Description:</w:t>
+      </w:r>
+      <w:r>
+        <w:t xml:space="preserve"> Inadequate user documentation may lead to user confusion or errors in using KeePass effectively.</w:t>
+      </w:r>
+    </w:p>
+    <w:p>
+      <w:r>
+        <w:t xml:space="preserve">- </w:t>
+      </w:r>
+      <w:r>
+        <w:rPr>
+          <w:b/>
+        </w:rPr>
+        <w:t>Contingency:</w:t>
+      </w:r>
+      <w:r>
+        <w:t xml:space="preserve"> Develop comprehensive user documentation that covers installation, setup, usage instructions, and troubleshooting guides. Provide easy access to help resources within the application for user assistance.</w:t>
+      </w:r>
+    </w:p>
+    <w:p>
+      <w:r>
+        <w:t>By addressing these planning risks with appropriate contingencies, the testing process for KeePass can be more robust, ensuring the reliability and security of the application's main features in the Privacy &amp; Security domain.</w:t>
+      </w:r>
+    </w:p>
+    <w:p>
+      <w:pPr>
+        <w:pStyle w:val="Heading1"/>
+      </w:pPr>
+      <w:r>
+        <w:t>Test Estimation</w:t>
+      </w:r>
+    </w:p>
+    <w:p>
+      <w:r>
+        <w:t>Functional Testing Estimated Effort: To estimate the effort in man-days needed for Functional Testing, we need to consider the complexity and workload of testing each feature described in the user stories.</w:t>
+      </w:r>
+    </w:p>
+    <w:p>
+      <w:r>
+        <w:t>Based on the provided feature descriptions, we can break down the testing effort as follows:</w:t>
+      </w:r>
+    </w:p>
+    <w:p>
+      <w:r>
+        <w:t>1. Main features in the user stories are, which is the core functionality of KeePass:</w:t>
+      </w:r>
+    </w:p>
+    <w:p>
+      <w:r>
+        <w:t xml:space="preserve">   - This feature is critical as it is the core functionality of the software.</w:t>
+      </w:r>
+    </w:p>
+    <w:p>
+      <w:r>
+        <w:t xml:space="preserve">   - Testing this feature may require extensive testing to ensure the password database creation and management work correctly.</w:t>
+      </w:r>
+    </w:p>
+    <w:p>
+      <w:r>
+        <w:t xml:space="preserve">   - Estimated effort: 4 days</w:t>
+      </w:r>
+    </w:p>
+    <w:p>
+      <w:r>
+        <w:t>2. Testing KeePass:</w:t>
+      </w:r>
+    </w:p>
+    <w:p>
+      <w:r>
+        <w:t xml:space="preserve">   - While not as critical as the installation and database creation features, testing KeePass is still vital to ensure the software works as expected.</w:t>
+      </w:r>
+    </w:p>
+    <w:p>
+      <w:r>
+        <w:t xml:space="preserve">   - Testing this feature may involve testing various functionalities within KeePass.</w:t>
+      </w:r>
+    </w:p>
+    <w:p>
+      <w:r>
+        <w:t xml:space="preserve">   - Estimated effort: 2 days</w:t>
+      </w:r>
+    </w:p>
+    <w:p>
+      <w:r>
+        <w:t>3. Entering Accounts:</w:t>
+      </w:r>
+    </w:p>
+    <w:p>
+      <w:r>
+        <w:t xml:space="preserve">   - This feature involves entering accounts into KeePass, which is an essential part of the software.</w:t>
+      </w:r>
+    </w:p>
+    <w:p>
+      <w:r>
+        <w:t xml:space="preserve">   - Testing this feature may require verifying that accounts can be entered and managed correctly.</w:t>
+      </w:r>
+    </w:p>
+    <w:p>
+      <w:r>
+        <w:t xml:space="preserve">   - Estimated effort: 1 day</w:t>
+      </w:r>
+    </w:p>
+    <w:p>
+      <w:r>
+        <w:t>Total estimated effort for Functional Testing:</w:t>
+      </w:r>
+    </w:p>
+    <w:p>
+      <w:r>
+        <w:t>4 testers x (4 days + 2 days + 1 day) = 28 man-days</w:t>
+      </w:r>
+    </w:p>
+    <w:p>
+      <w:r>
+        <w:t>Therefore, the estimated effort in man-days needed for Functional Testing is 28 man-days, considering the complexity and workload of testing each feature. man-days</w:t>
+      </w:r>
+    </w:p>
+    <w:p>
+      <w:r>
+        <w:t xml:space="preserve">Automation Testing Estimated Effort: To estimate the effort in man-days needed for Automation Testing, we need to consider the complexity and workload involved in testing the mentioned features. </w:t>
+      </w:r>
+    </w:p>
+    <w:p>
+      <w:r>
+        <w:t>Given the features and their descriptions, we can break down the effort estimation as follows:</w:t>
+      </w:r>
+    </w:p>
+    <w:p>
+      <w:r>
+        <w:t>1. Main features in the user stories:</w:t>
+      </w:r>
+    </w:p>
+    <w:p>
+      <w:r>
+        <w:t xml:space="preserve">   - This is the core functionality of KeePass, which involves creating and managing the password database. This feature is critical and requires thorough testing to ensure the software functions correctly.</w:t>
+      </w:r>
+    </w:p>
+    <w:p>
+      <w:r>
+        <w:t xml:space="preserve">   - Estimated effort: 3 man-days per tester (6 man-days total)</w:t>
+      </w:r>
+    </w:p>
+    <w:p>
+      <w:r>
+        <w:t>2. Testing KeePass:</w:t>
+      </w:r>
+    </w:p>
+    <w:p>
+      <w:r>
+        <w:t xml:space="preserve">   - While not as critical as the installation and database creation features, testing KeePass is still vital to ensure the software works as expected.</w:t>
+      </w:r>
+    </w:p>
+    <w:p>
+      <w:r>
+        <w:t xml:space="preserve">   - Estimated effort: 2 man-days per tester (4 man-days total)</w:t>
+      </w:r>
+    </w:p>
+    <w:p>
+      <w:r>
+        <w:t>3. Entering Accounts:</w:t>
+      </w:r>
+    </w:p>
+    <w:p>
+      <w:r>
+        <w:t xml:space="preserve">   - This feature involves entering accounts into the password database, which is an important aspect of the software's functionality.</w:t>
+      </w:r>
+    </w:p>
+    <w:p>
+      <w:r>
+        <w:t xml:space="preserve">   - Estimated effort: 1 man-day per tester (2 man-days total)</w:t>
+      </w:r>
+    </w:p>
+    <w:p>
+      <w:r>
+        <w:t>Total estimated effort for Automation Testing:</w:t>
+      </w:r>
+    </w:p>
+    <w:p>
+      <w:r>
+        <w:t>6 man-days (Main features) + 4 man-days (Testing KeePass) + 2 man-days (Entering Accounts) = 12 man-days</w:t>
+      </w:r>
+    </w:p>
+    <w:p>
+      <w:r>
+        <w:t>Considering there are 2 testers, the total effort required for Automation Testing would be:</w:t>
+      </w:r>
+    </w:p>
+    <w:p>
+      <w:r>
+        <w:t>12 man-days / 2 testers = 6 man-days</w:t>
+      </w:r>
+    </w:p>
+    <w:p>
+      <w:r>
+        <w:t>Therefore, the estimated effort in man-days needed for Automation Testing, considering the complexity and workload, is 6 man-days. man-days</w:t>
+      </w:r>
+    </w:p>
+    <w:p>
+      <w:r>
+        <w:t>Performance Testing Estimated Effort: To estimate the effort in man-days needed for Performance Testing based on the provided details, we need to consider the following factors:</w:t>
+      </w:r>
+    </w:p>
+    <w:p>
+      <w:r>
+        <w:t>1. Scope of Performance Testing:</w:t>
+      </w:r>
+    </w:p>
+    <w:p>
+      <w:r>
+        <w:t xml:space="preserve">   - Performance testing involves evaluating how the software performs under various conditions such as load, stress, and scalability.</w:t>
+      </w:r>
+    </w:p>
+    <w:p>
+      <w:r>
+        <w:t xml:space="preserve">   - Given the description of the features, it seems that the focus of performance testing would be on how KeePass performs when creating and managing password databases, entering accounts, and other core functionalities.</w:t>
+      </w:r>
+    </w:p>
+    <w:p>
+      <w:r>
+        <w:t>2. Complexity of Performance Testing:</w:t>
+      </w:r>
+    </w:p>
+    <w:p>
+      <w:r>
+        <w:t xml:space="preserve">   - Performance testing can be complex, especially when simulating real-world scenarios and analyzing system performance metrics.</w:t>
+      </w:r>
+    </w:p>
+    <w:p>
+      <w:r>
+        <w:t xml:space="preserve">   - The complexity may vary based on factors such as the size of the database, the number of concurrent users, and the frequency of account entries.</w:t>
+      </w:r>
+    </w:p>
+    <w:p>
+      <w:r>
+        <w:t>3. Workload for Performance Testing:</w:t>
+      </w:r>
+    </w:p>
+    <w:p>
+      <w:r>
+        <w:t xml:space="preserve">   - The workload for performance testing includes tasks such as creating performance test scenarios, designing test scripts, executing tests, monitoring system metrics, analyzing results, and reporting findings.</w:t>
+      </w:r>
+    </w:p>
+    <w:p>
+      <w:r>
+        <w:t xml:space="preserve">   - The workload may also involve setting up test environments, configuring tools for performance testing, and coordinating with other team members for data collection.</w:t>
+      </w:r>
+    </w:p>
+    <w:p>
+      <w:r>
+        <w:t>Given the above factors and assuming a moderate complexity level for performance testing, we can estimate the effort as follows:</w:t>
+      </w:r>
+    </w:p>
+    <w:p>
+      <w:r>
+        <w:t>1. Task Breakdown:</w:t>
+      </w:r>
+    </w:p>
+    <w:p>
+      <w:r>
+        <w:t xml:space="preserve">   - Understanding requirements and defining performance goals: 0.5 days</w:t>
+      </w:r>
+    </w:p>
+    <w:p>
+      <w:r>
+        <w:t xml:space="preserve">   - Designing performance test scenarios and scripts: 1 day</w:t>
+      </w:r>
+    </w:p>
+    <w:p>
+      <w:r>
+        <w:t xml:space="preserve">   - Setting up test environments and configuring tools: 0.5 days</w:t>
+      </w:r>
+    </w:p>
+    <w:p>
+      <w:r>
+        <w:t xml:space="preserve">   - Executing performance tests and monitoring system metrics: 1 day</w:t>
+      </w:r>
+    </w:p>
+    <w:p>
+      <w:r>
+        <w:t xml:space="preserve">   - Analyzing test results and preparing performance reports: 1 day</w:t>
+      </w:r>
+    </w:p>
+    <w:p>
+      <w:r>
+        <w:t>2. Total Effort:</w:t>
+      </w:r>
+    </w:p>
+    <w:p>
+      <w:r>
+        <w:t xml:space="preserve">   - Total man-days = 0.5 + 1 + 0.5 + 1 + 1 = 4 days</w:t>
+      </w:r>
+    </w:p>
+    <w:p>
+      <w:r>
+        <w:t>Considering there is 1 tester involved, the estimated effort for Performance Testing would be 4 man-days. This estimation provides a general guideline and may vary based on the specific requirements, tools used, and the actual performance testing scenarios implemented. man-days</w:t>
+      </w:r>
+    </w:p>
+    <w:p>
+      <w:r>
+        <w:t>Security Testing Estimated Effort: To estimate the effort in man-days needed for Security Testing, we need to consider the complexity and workload involved in testing the security aspects of the features described.</w:t>
+      </w:r>
+    </w:p>
+    <w:p>
+      <w:r>
+        <w:t>Given the details provided, it seems that the security testing will involve verifying the encryption, access control, authentication mechanisms, and overall security of the KeePass software. This type of testing requires a deep understanding of security principles, vulnerabilities, and best practices.</w:t>
+      </w:r>
+    </w:p>
+    <w:p>
+      <w:r>
+        <w:t>Here is a breakdown of the effort estimation for Security Testing:</w:t>
+      </w:r>
+    </w:p>
+    <w:p>
+      <w:r>
+        <w:t>1. Understanding the Security Requirements: To begin with, the tester will need to thoroughly understand the security requirements of KeePass, including encryption standards, access control policies, secure data storage, and secure communication protocols. This phase may take around 1-2 days.</w:t>
+      </w:r>
+    </w:p>
+    <w:p>
+      <w:r>
+        <w:t>2. Test Planning: The tester will need to create a detailed test plan outlining the security test scenarios, test cases, tools required, and testing approach. This phase may take around 1 day.</w:t>
+      </w:r>
+    </w:p>
+    <w:p>
+      <w:r>
+        <w:t>3. Test Execution: The actual execution of security tests, including vulnerability assessments, penetration testing, security scanning, and other security testing activities. This phase may take around 3-5 days depending on the complexity of the software.</w:t>
+      </w:r>
+    </w:p>
+    <w:p>
+      <w:r>
+        <w:t>4. Reporting and Documentation: After conducting the tests, the tester will need to document the findings, report vulnerabilities, and provide recommendations for improving the security of the software. This phase may take around 1-2 days.</w:t>
+      </w:r>
+    </w:p>
+    <w:p>
+      <w:r>
+        <w:t>Considering the above breakdown, the total effort estimation for Security Testing would be around 6-10 man-days for one tester. This estimation may vary based on the specific security requirements, complexity of the software, and the experience level of the tester. man-days</w:t>
+      </w:r>
+    </w:p>
+    <w:p>
+      <w:pPr>
+        <w:pStyle w:val="Heading1"/>
+      </w:pPr>
+      <w:r>
+        <w:t>Glossary</w:t>
+      </w:r>
+    </w:p>
+    <w:p>
+      <w:r>
+        <w:t xml:space="preserve">1. </w:t>
+      </w:r>
+      <w:r>
+        <w:rPr>
+          <w:b/>
+        </w:rPr>
+        <w:t>KeePass</w:t>
+      </w:r>
+      <w:r>
+        <w:t>: A password management software that securely stores passwords, usernames, and other sensitive data in an encrypted database.</w:t>
+      </w:r>
+    </w:p>
+    <w:p>
+      <w:r>
+        <w:t xml:space="preserve">2. </w:t>
+      </w:r>
+      <w:r>
+        <w:rPr>
+          <w:b/>
+        </w:rPr>
+        <w:t>Master Password</w:t>
+      </w:r>
+      <w:r>
+        <w:t>: A user-created password used to unlock and access the KeePass database, providing an additional layer of security.</w:t>
+      </w:r>
+    </w:p>
+    <w:p>
+      <w:r>
+        <w:t xml:space="preserve">3. </w:t>
+      </w:r>
+      <w:r>
+        <w:rPr>
+          <w:b/>
+        </w:rPr>
+        <w:t>Key File</w:t>
+      </w:r>
+      <w:r>
+        <w:t>: A file that, along with the master password, is used as part of the composite master key to unlock the KeePass database.</w:t>
+      </w:r>
+    </w:p>
+    <w:p>
+      <w:r>
+        <w:t xml:space="preserve">4. </w:t>
+      </w:r>
+      <w:r>
+        <w:rPr>
+          <w:b/>
+        </w:rPr>
+        <w:t>Global Hot Key</w:t>
+      </w:r>
+      <w:r>
+        <w:t>: A keyboard shortcut (Ctrl+Alt+K) in KeePass that allows users to switch back to the KeePass window from another application.</w:t>
+      </w:r>
+    </w:p>
+    <w:p>
+      <w:r>
+        <w:t xml:space="preserve">5. </w:t>
+      </w:r>
+      <w:r>
+        <w:rPr>
+          <w:b/>
+        </w:rPr>
+        <w:t>Auto-Type</w:t>
+      </w:r>
+      <w:r>
+        <w:t>: A feature in KeePass that allows users to define a sequence of keypresses to be automatically performed in other windows, such as login forms.</w:t>
+      </w:r>
+    </w:p>
+    <w:p>
+      <w:r>
+        <w:t xml:space="preserve">6. </w:t>
+      </w:r>
+      <w:r>
+        <w:rPr>
+          <w:b/>
+        </w:rPr>
+        <w:t>TAN (Transaction Authentication Number) Support</w:t>
+      </w:r>
+      <w:r>
+        <w:t>: A feature in KeePass that generates one-time passwords for enhanced security, ensuring each password can only be used once.</w:t>
+      </w:r>
+    </w:p>
+    <w:p>
+      <w:r>
+        <w:t xml:space="preserve">7. </w:t>
       </w:r>
       <w:r>
         <w:rPr>
@@ -272,17 +4064,12 @@
         <w:t>Composite Master Key</w:t>
       </w:r>
       <w:r>
-        <w:t>:</w:t>
-      </w:r>
-    </w:p>
-    <w:p>
-      <w:r>
-        <w:t xml:space="preserve">   - Verify the requirement for using both the master password and key file to access the database.</w:t>
-      </w:r>
-    </w:p>
-    <w:p>
-      <w:r>
-        <w:t xml:space="preserve">6. </w:t>
+        <w:t>: The combination of a master password and key file used together to unlock the KeePass database.</w:t>
+      </w:r>
+    </w:p>
+    <w:p>
+      <w:r>
+        <w:t xml:space="preserve">8. </w:t>
       </w:r>
       <w:r>
         <w:rPr>
@@ -291,99 +4078,68 @@
         <w:t>Password Generator</w:t>
       </w:r>
       <w:r>
-        <w:t>:</w:t>
-      </w:r>
-    </w:p>
-    <w:p>
-      <w:r>
-        <w:t xml:space="preserve">   - Test the functionality of generating random passwords based on character sets and patterns.</w:t>
-      </w:r>
-    </w:p>
-    <w:p>
-      <w:r>
-        <w:t xml:space="preserve">   - Validate the rules and security options available for password generation.</w:t>
-      </w:r>
-    </w:p>
-    <w:p>
-      <w:r>
-        <w:t xml:space="preserve">7. </w:t>
+        <w:t>: A tool in KeePass that creates random, secure passwords based on user-defined settings, such as character sets and patterns.</w:t>
+      </w:r>
+    </w:p>
+    <w:p>
+      <w:r>
+        <w:t xml:space="preserve">9. </w:t>
       </w:r>
       <w:r>
         <w:rPr>
           <w:b/>
         </w:rPr>
-        <w:t>Safety and Performance</w:t>
-      </w:r>
-      <w:r>
-        <w:t>:</w:t>
-      </w:r>
-    </w:p>
-    <w:p>
-      <w:r>
-        <w:t xml:space="preserve">   - Verify the safety requirement related to password copying duration.</w:t>
-      </w:r>
-    </w:p>
-    <w:p>
-      <w:r>
-        <w:t xml:space="preserve">   - Test the repair functionality in case of database damage.</w:t>
-      </w:r>
-    </w:p>
-    <w:p>
-      <w:r>
-        <w:t xml:space="preserve">   - Validate the performance of database operations such as saving, searching, and importing/exporting data.</w:t>
-      </w:r>
-    </w:p>
-    <w:p>
-      <w:r>
-        <w:t xml:space="preserve">8. </w:t>
+        <w:t>Import/Export</w:t>
+      </w:r>
+      <w:r>
+        <w:t>: Functionality in KeePass that allows users to bring data into the database from external sources (import) or export data from the database to external formats.</w:t>
+      </w:r>
+    </w:p>
+    <w:p>
+      <w:r>
+        <w:t xml:space="preserve">10. </w:t>
       </w:r>
       <w:r>
         <w:rPr>
           <w:b/>
         </w:rPr>
-        <w:t>Language Support</w:t>
-      </w:r>
-      <w:r>
-        <w:t>:</w:t>
-      </w:r>
-    </w:p>
-    <w:p>
-      <w:r>
-        <w:t xml:space="preserve">   - Test the ability to change and apply different language translations.</w:t>
-      </w:r>
-    </w:p>
-    <w:p>
-      <w:r>
-        <w:t xml:space="preserve">   - Verify the communication interfaces for downloading additional language packs.</w:t>
-      </w:r>
-    </w:p>
-    <w:p>
-      <w:r>
-        <w:t xml:space="preserve">9. </w:t>
+        <w:t>User Interface</w:t>
+      </w:r>
+      <w:r>
+        <w:t>: The visual and interactive elements of KeePass that allow users to interact with the software, including menus, toolbars, and entry forms.</w:t>
+      </w:r>
+    </w:p>
+    <w:p>
+      <w:r>
+        <w:t xml:space="preserve">11. </w:t>
       </w:r>
       <w:r>
         <w:rPr>
           <w:b/>
         </w:rPr>
-        <w:t>Integration and External Interfaces</w:t>
-      </w:r>
-      <w:r>
-        <w:t>:</w:t>
-      </w:r>
-    </w:p>
-    <w:p>
-      <w:r>
-        <w:t xml:space="preserve">   - Test the global hot key functionality for switching back to KeePass.</w:t>
-      </w:r>
-    </w:p>
-    <w:p>
-      <w:r>
-        <w:t xml:space="preserve">   - Validate the communication interfaces for downloading plug-ins and updates.</w:t>
-      </w:r>
-    </w:p>
-    <w:p>
-      <w:r>
-        <w:t xml:space="preserve">10. </w:t>
+        <w:t>Performance Requirements</w:t>
+      </w:r>
+      <w:r>
+        <w:t>: Specifications in KeePass that dictate the speed and efficiency of operations, such as the duration passwords remain in memory after copying.</w:t>
+      </w:r>
+    </w:p>
+    <w:p>
+      <w:r>
+        <w:t xml:space="preserve">12. </w:t>
+      </w:r>
+      <w:r>
+        <w:rPr>
+          <w:b/>
+        </w:rPr>
+        <w:t>Safety Requirements</w:t>
+      </w:r>
+      <w:r>
+        <w:t>: Guidelines in KeePass that ensure data integrity and security, such as preventing database corruption when removing a USB drive without saving changes.</w:t>
+      </w:r>
+    </w:p>
+    <w:p>
+      <w:r>
+        <w:t xml:space="preserve">13. </w:t>
       </w:r>
       <w:r>
         <w:rPr>
@@ -392,3999 +4148,7 @@
         <w:t>Software Quality Attributes</w:t>
       </w:r>
       <w:r>
-        <w:t>:</w:t>
-      </w:r>
-    </w:p>
-    <w:p>
-      <w:r>
-        <w:t xml:space="preserve">   - Verify that KeePass can be easily transferred and used without installation.</w:t>
-      </w:r>
-    </w:p>
-    <w:p>
-      <w:r>
-        <w:t xml:space="preserve">   - Test the ability to distribute KeePass under the GNU General Public License.</w:t>
-      </w:r>
-    </w:p>
-    <w:p>
-      <w:r>
-        <w:t xml:space="preserve">   - Validate the traceless uninstallation and backup functionalities for data protection.</w:t>
-      </w:r>
-    </w:p>
-    <w:p>
-      <w:pPr>
-        <w:pStyle w:val="Heading1"/>
-      </w:pPr>
-      <w:r>
-        <w:t>Software Risk IssuesFeatures to be Tested</w:t>
-      </w:r>
-    </w:p>
-    <w:p>
-      <w:pPr>
-        <w:pStyle w:val="Heading2"/>
-      </w:pPr>
-      <w:r>
-        <w:t>Software Risk Issues/Features to be Tested</w:t>
-      </w:r>
-    </w:p>
-    <w:p>
-      <w:pPr>
-        <w:pStyle w:val="Heading3"/>
-      </w:pPr>
-      <w:r>
-        <w:t>Installation</w:t>
-      </w:r>
-    </w:p>
-    <w:p>
-      <w:r>
-        <w:t xml:space="preserve">- </w:t>
-      </w:r>
-      <w:r>
-        <w:rPr>
-          <w:b/>
-        </w:rPr>
-        <w:t>Description:</w:t>
-      </w:r>
-      <w:r>
-        <w:t xml:space="preserve"> Ensure users can download and install KeePass on their systems successfully.</w:t>
-      </w:r>
-    </w:p>
-    <w:p>
-      <w:r>
-        <w:t xml:space="preserve">- </w:t>
-      </w:r>
-      <w:r>
-        <w:rPr>
-          <w:b/>
-        </w:rPr>
-        <w:t>Test Scenario:</w:t>
-      </w:r>
-      <w:r>
-        <w:t xml:space="preserve"> Verify that the installation process is smooth and error-free across different operating systems.</w:t>
-      </w:r>
-    </w:p>
-    <w:p>
-      <w:pPr>
-        <w:pStyle w:val="Heading3"/>
-      </w:pPr>
-      <w:r>
-        <w:t>Creating the Initial Password Database</w:t>
-      </w:r>
-    </w:p>
-    <w:p>
-      <w:r>
-        <w:t xml:space="preserve">- </w:t>
-      </w:r>
-      <w:r>
-        <w:rPr>
-          <w:b/>
-        </w:rPr>
-        <w:t>Description:</w:t>
-      </w:r>
-      <w:r>
-        <w:t xml:space="preserve"> Verify the core functionality of creating the initial password database in KeePass.</w:t>
-      </w:r>
-    </w:p>
-    <w:p>
-      <w:r>
-        <w:t xml:space="preserve">- </w:t>
-      </w:r>
-      <w:r>
-        <w:rPr>
-          <w:b/>
-        </w:rPr>
-        <w:t>Test Scenario:</w:t>
-      </w:r>
-      <w:r>
-        <w:t xml:space="preserve"> Confirm that users can create a new password database, set a master password, and save the database securely.</w:t>
-      </w:r>
-    </w:p>
-    <w:p>
-      <w:pPr>
-        <w:pStyle w:val="Heading3"/>
-      </w:pPr>
-      <w:r>
-        <w:t>Entering Accounts</w:t>
-      </w:r>
-    </w:p>
-    <w:p>
-      <w:r>
-        <w:t xml:space="preserve">- </w:t>
-      </w:r>
-      <w:r>
-        <w:rPr>
-          <w:b/>
-        </w:rPr>
-        <w:t>Description:</w:t>
-      </w:r>
-      <w:r>
-        <w:t xml:space="preserve"> Ensure users can add accounts to the password database seamlessly.</w:t>
-      </w:r>
-    </w:p>
-    <w:p>
-      <w:r>
-        <w:t xml:space="preserve">- </w:t>
-      </w:r>
-      <w:r>
-        <w:rPr>
-          <w:b/>
-        </w:rPr>
-        <w:t>Test Scenario:</w:t>
-      </w:r>
-      <w:r>
-        <w:t xml:space="preserve"> Validate that users can add, edit, and delete account entries, including username, password, URL, and notes.</w:t>
-      </w:r>
-    </w:p>
-    <w:p>
-      <w:pPr>
-        <w:pStyle w:val="Heading3"/>
-      </w:pPr>
-      <w:r>
-        <w:t>Portable KeePass</w:t>
-      </w:r>
-    </w:p>
-    <w:p>
-      <w:r>
-        <w:t xml:space="preserve">- </w:t>
-      </w:r>
-      <w:r>
-        <w:rPr>
-          <w:b/>
-        </w:rPr>
-        <w:t>Description:</w:t>
-      </w:r>
-      <w:r>
-        <w:t xml:space="preserve"> Test the portability feature to ensure users can successfully install KeePass on a USB drive and access the password database from multiple devices.</w:t>
-      </w:r>
-    </w:p>
-    <w:p>
-      <w:r>
-        <w:t xml:space="preserve">- </w:t>
-      </w:r>
-      <w:r>
-        <w:rPr>
-          <w:b/>
-        </w:rPr>
-        <w:t>Test Scenario:</w:t>
-      </w:r>
-      <w:r>
-        <w:t xml:space="preserve"> Verify that the portable version of KeePass functions correctly and maintains data integrity across different devices.</w:t>
-      </w:r>
-    </w:p>
-    <w:p>
-      <w:pPr>
-        <w:pStyle w:val="Heading3"/>
-      </w:pPr>
-      <w:r>
-        <w:t>Testing KeePass</w:t>
-      </w:r>
-    </w:p>
-    <w:p>
-      <w:r>
-        <w:t xml:space="preserve">- </w:t>
-      </w:r>
-      <w:r>
-        <w:rPr>
-          <w:b/>
-        </w:rPr>
-        <w:t>Description:</w:t>
-      </w:r>
-      <w:r>
-        <w:t xml:space="preserve"> Validate the functionality of KeePass by conducting comprehensive testing.</w:t>
-      </w:r>
-    </w:p>
-    <w:p>
-      <w:r>
-        <w:t xml:space="preserve">- </w:t>
-      </w:r>
-      <w:r>
-        <w:rPr>
-          <w:b/>
-        </w:rPr>
-        <w:t>Test Scenario:</w:t>
-      </w:r>
-      <w:r>
-        <w:t xml:space="preserve"> Perform various tests, including opening URLs, editing entries, and using the Auto-Type feature to ensure KeePass works as expected.</w:t>
-      </w:r>
-    </w:p>
-    <w:p>
-      <w:pPr>
-        <w:pStyle w:val="Heading3"/>
-      </w:pPr>
-      <w:r>
-        <w:t>Additional Information</w:t>
-      </w:r>
-    </w:p>
-    <w:p>
-      <w:r>
-        <w:t xml:space="preserve">- </w:t>
-      </w:r>
-      <w:r>
-        <w:rPr>
-          <w:b/>
-        </w:rPr>
-        <w:t>Description:</w:t>
-      </w:r>
-      <w:r>
-        <w:t xml:space="preserve"> Test the supplementary information and resources provided by KeePass.</w:t>
-      </w:r>
-    </w:p>
-    <w:p>
-      <w:r>
-        <w:t xml:space="preserve">- </w:t>
-      </w:r>
-      <w:r>
-        <w:rPr>
-          <w:b/>
-        </w:rPr>
-        <w:t>Test Scenario:</w:t>
-      </w:r>
-      <w:r>
-        <w:t xml:space="preserve"> Ensure that users can access additional information, explore menus, and use the Help menu effectively.</w:t>
-      </w:r>
-    </w:p>
-    <w:p>
-      <w:pPr>
-        <w:pStyle w:val="Heading3"/>
-      </w:pPr>
-      <w:r>
-        <w:t>Performance and Safety</w:t>
-      </w:r>
-    </w:p>
-    <w:p>
-      <w:r>
-        <w:t xml:space="preserve">- </w:t>
-      </w:r>
-      <w:r>
-        <w:rPr>
-          <w:b/>
-        </w:rPr>
-        <w:t>Description:</w:t>
-      </w:r>
-      <w:r>
-        <w:t xml:space="preserve"> Evaluate the performance and safety aspects of KeePass.</w:t>
-      </w:r>
-    </w:p>
-    <w:p>
-      <w:r>
-        <w:t xml:space="preserve">- </w:t>
-      </w:r>
-      <w:r>
-        <w:rPr>
-          <w:b/>
-        </w:rPr>
-        <w:t>Test Scenario:</w:t>
-      </w:r>
-      <w:r>
-        <w:t xml:space="preserve"> Test the performance of password generation, encryption, and data protection features to ensure high performance and data security.</w:t>
-      </w:r>
-    </w:p>
-    <w:p>
-      <w:pPr>
-        <w:pStyle w:val="Heading3"/>
-      </w:pPr>
-      <w:r>
-        <w:t>Language Support</w:t>
-      </w:r>
-    </w:p>
-    <w:p>
-      <w:r>
-        <w:t xml:space="preserve">- </w:t>
-      </w:r>
-      <w:r>
-        <w:rPr>
-          <w:b/>
-        </w:rPr>
-        <w:t>Description:</w:t>
-      </w:r>
-      <w:r>
-        <w:t xml:space="preserve"> Verify that users can change the language settings in KeePass.</w:t>
-      </w:r>
-    </w:p>
-    <w:p>
-      <w:r>
-        <w:t xml:space="preserve">- </w:t>
-      </w:r>
-      <w:r>
-        <w:rPr>
-          <w:b/>
-        </w:rPr>
-        <w:t>Test Scenario:</w:t>
-      </w:r>
-      <w:r>
-        <w:t xml:space="preserve"> Test the language switch functionality to ensure that language translations work correctly and do not impact the usability of the software.</w:t>
-      </w:r>
-    </w:p>
-    <w:p>
-      <w:pPr>
-        <w:pStyle w:val="Heading3"/>
-      </w:pPr>
-      <w:r>
-        <w:t>Integration and Compatibility</w:t>
-      </w:r>
-    </w:p>
-    <w:p>
-      <w:r>
-        <w:t xml:space="preserve">- </w:t>
-      </w:r>
-      <w:r>
-        <w:rPr>
-          <w:b/>
-        </w:rPr>
-        <w:t>Description:</w:t>
-      </w:r>
-      <w:r>
-        <w:t xml:space="preserve"> Ensure KeePass integrates seamlessly with different operating systems and applications.</w:t>
-      </w:r>
-    </w:p>
-    <w:p>
-      <w:r>
-        <w:t xml:space="preserve">- </w:t>
-      </w:r>
-      <w:r>
-        <w:rPr>
-          <w:b/>
-        </w:rPr>
-        <w:t>Test Scenario:</w:t>
-      </w:r>
-      <w:r>
-        <w:t xml:space="preserve"> Test the integration of KeePass with various systems, browsers, and devices to ensure compatibility and smooth operation.</w:t>
-      </w:r>
-    </w:p>
-    <w:p>
-      <w:r>
-        <w:t>By focusing on these essential requirements, the testing process will address critical functionalities and potential risks in the KeePass software.</w:t>
-      </w:r>
-    </w:p>
-    <w:p>
-      <w:pPr>
-        <w:pStyle w:val="Heading1"/>
-      </w:pPr>
-      <w:r>
-        <w:t>Features not to be Tested</w:t>
-      </w:r>
-    </w:p>
-    <w:p>
-      <w:r>
-        <w:t>Features not to be Tested:</w:t>
-      </w:r>
-    </w:p>
-    <w:p>
-      <w:r>
-        <w:t>1. Installation: Testing the installation process is unnecessary as it is not a core functionality required for using KeePass. The focus should be on testing the primary features and functionalities of the application that directly impact user experience and security.</w:t>
-      </w:r>
-    </w:p>
-    <w:p>
-      <w:r>
-        <w:t>2. New Database: The testing of creating a new database may be considered redundant if this feature has been thoroughly tested in previous releases and has shown to be stable. Additionally, if the creation of a new database does not introduce any significant changes or impact on the overall functionality of the application, testing this feature may be deemed unnecessary for this release.</w:t>
-      </w:r>
-    </w:p>
-    <w:p>
-      <w:pPr>
-        <w:pStyle w:val="Heading1"/>
-      </w:pPr>
-      <w:r>
-        <w:t>Functional &amp; Non-functional Testing Approach</w:t>
-      </w:r>
-    </w:p>
-    <w:p>
-      <w:pPr>
-        <w:pStyle w:val="Heading3"/>
-      </w:pPr>
-      <w:r>
-        <w:t>Functional &amp; Non-functional Testing Approach</w:t>
-      </w:r>
-    </w:p>
-    <w:p>
-      <w:r>
-        <w:t xml:space="preserve">For the </w:t>
-      </w:r>
-      <w:r>
-        <w:rPr>
-          <w:b/>
-        </w:rPr>
-        <w:t>KeepPass</w:t>
-      </w:r>
-      <w:r>
-        <w:t xml:space="preserve"> application in the Telecom Industry domain, the testing approach will focus on ensuring the critical functionalities work seamlessly and the non-functional aspects meet the required standards. </w:t>
-      </w:r>
-    </w:p>
-    <w:p>
-      <w:pPr>
-        <w:pStyle w:val="Heading4"/>
-      </w:pPr>
-      <w:r>
-        <w:t>Functional Testing Approach:</w:t>
-      </w:r>
-    </w:p>
-    <w:p>
-      <w:r>
-        <w:t xml:space="preserve">1. </w:t>
-      </w:r>
-      <w:r>
-        <w:rPr>
-          <w:b/>
-        </w:rPr>
-        <w:t>Installation Testing:</w:t>
-      </w:r>
-      <w:r/>
-    </w:p>
-    <w:p>
-      <w:r>
-        <w:t xml:space="preserve">   - Verify that users can successfully download and install KeePass on a Windows PC.</w:t>
-      </w:r>
-    </w:p>
-    <w:p>
-      <w:r>
-        <w:t xml:space="preserve">   - Ensure that the installation process is smooth and user-friendly.</w:t>
-      </w:r>
-    </w:p>
-    <w:p>
-      <w:r>
-        <w:t xml:space="preserve">2. </w:t>
-      </w:r>
-      <w:r>
-        <w:rPr>
-          <w:b/>
-        </w:rPr>
-        <w:t>Database Operations Testing:</w:t>
-      </w:r>
-      <w:r/>
-    </w:p>
-    <w:p>
-      <w:r>
-        <w:t xml:space="preserve">   - Test creating, opening, saving, printing, and searching databases.</w:t>
-      </w:r>
-    </w:p>
-    <w:p>
-      <w:r>
-        <w:t xml:space="preserve">   - Validate adding, viewing, editing, duplicating, and deleting entries within the database.</w:t>
-      </w:r>
-    </w:p>
-    <w:p>
-      <w:r>
-        <w:t xml:space="preserve">3. </w:t>
-      </w:r>
-      <w:r>
-        <w:rPr>
-          <w:b/>
-        </w:rPr>
-        <w:t>Group &amp; Subgroup Functionality Testing:</w:t>
-      </w:r>
-      <w:r/>
-    </w:p>
-    <w:p>
-      <w:r>
-        <w:t xml:space="preserve">   - Verify the ability to add, modify, and delete groups/subgroups within the database.</w:t>
-      </w:r>
-    </w:p>
-    <w:p>
-      <w:r>
-        <w:t xml:space="preserve">   - Test the functionality of organizing data into categories for easier access.</w:t>
-      </w:r>
-    </w:p>
-    <w:p>
-      <w:r>
-        <w:t xml:space="preserve">4. </w:t>
-      </w:r>
-      <w:r>
-        <w:rPr>
-          <w:b/>
-        </w:rPr>
-        <w:t>Password Generation &amp; Management Testing:</w:t>
-      </w:r>
-      <w:r/>
-    </w:p>
-    <w:p>
-      <w:r>
-        <w:t xml:space="preserve">   - Test the password generator to ensure the creation of strong and random passwords.</w:t>
-      </w:r>
-    </w:p>
-    <w:p>
-      <w:r>
-        <w:t xml:space="preserve">   - Validate the secure storage and retrieval of passwords and related information.</w:t>
-      </w:r>
-    </w:p>
-    <w:p>
-      <w:r>
-        <w:t xml:space="preserve">5. </w:t>
-      </w:r>
-      <w:r>
-        <w:rPr>
-          <w:b/>
-        </w:rPr>
-        <w:t>Integration Testing:</w:t>
-      </w:r>
-      <w:r/>
-    </w:p>
-    <w:p>
-      <w:r>
-        <w:t xml:space="preserve">   - Verify the integration feature that allows switching back from an application to KeePass.</w:t>
-      </w:r>
-    </w:p>
-    <w:p>
-      <w:r>
-        <w:t xml:space="preserve">   - Test the functionality of global hotkeys and system-wide auto-type hotkeys.</w:t>
-      </w:r>
-    </w:p>
-    <w:p>
-      <w:pPr>
-        <w:pStyle w:val="Heading4"/>
-      </w:pPr>
-      <w:r>
-        <w:t>Non-functional Testing Approach:</w:t>
-      </w:r>
-    </w:p>
-    <w:p>
-      <w:r>
-        <w:t xml:space="preserve">1. </w:t>
-      </w:r>
-      <w:r>
-        <w:rPr>
-          <w:b/>
-        </w:rPr>
-        <w:t>Performance Testing:</w:t>
-      </w:r>
-      <w:r/>
-    </w:p>
-    <w:p>
-      <w:r>
-        <w:t xml:space="preserve">   - Validate the performance of copying passwords and data within the specified 10-second limit.</w:t>
-      </w:r>
-    </w:p>
-    <w:p>
-      <w:r>
-        <w:t xml:space="preserve">   - Test the responsiveness and speed of key functionalities like opening, saving, and searching databases.</w:t>
-      </w:r>
-    </w:p>
-    <w:p>
-      <w:r>
-        <w:t xml:space="preserve">2. </w:t>
-      </w:r>
-      <w:r>
-        <w:rPr>
-          <w:b/>
-        </w:rPr>
-        <w:t>Safety &amp; Security Testing:</w:t>
-      </w:r>
-      <w:r/>
-    </w:p>
-    <w:p>
-      <w:r>
-        <w:t xml:space="preserve">   - Ensure that the database remains secure even in cases of unexpected events like sudden removal of USB drives.</w:t>
-      </w:r>
-    </w:p>
-    <w:p>
-      <w:r>
-        <w:t xml:space="preserve">   - Test the repair functionality for database files and verify its effectiveness in case of corruption.</w:t>
-      </w:r>
-    </w:p>
-    <w:p>
-      <w:r>
-        <w:t xml:space="preserve">3. </w:t>
-      </w:r>
-      <w:r>
-        <w:rPr>
-          <w:b/>
-        </w:rPr>
-        <w:t>Usability &amp; Reliability Testing:</w:t>
-      </w:r>
-      <w:r/>
-    </w:p>
-    <w:p>
-      <w:r>
-        <w:t xml:space="preserve">   - Verify the ease of use and user-friendliness of the application.</w:t>
-      </w:r>
-    </w:p>
-    <w:p>
-      <w:r>
-        <w:t xml:space="preserve">   - Test the reliability of KeePass by ensuring that data is consistently stored and accessed without errors.</w:t>
-      </w:r>
-    </w:p>
-    <w:p>
-      <w:r>
-        <w:t xml:space="preserve">4. </w:t>
-      </w:r>
-      <w:r>
-        <w:rPr>
-          <w:b/>
-        </w:rPr>
-        <w:t>Compatibility Testing:</w:t>
-      </w:r>
-      <w:r/>
-    </w:p>
-    <w:p>
-      <w:r>
-        <w:t xml:space="preserve">   - Validate the compatibility of KeePass with different operating systems like Windows and Linux.</w:t>
-      </w:r>
-    </w:p>
-    <w:p>
-      <w:r>
-        <w:t xml:space="preserve">   - Test the compatibility of KeePass with various browsers for importing/exporting data.</w:t>
-      </w:r>
-    </w:p>
-    <w:p>
-      <w:r>
-        <w:t>By following this comprehensive testing approach, we aim to ensure the KeepPass application meets the essential requirements of the Telecom Industry domain and provides a reliable and secure password management solution for users.</w:t>
-      </w:r>
-    </w:p>
-    <w:p>
-      <w:pPr>
-        <w:pStyle w:val="Heading1"/>
-      </w:pPr>
-      <w:r>
-        <w:t>Item Pass/Fail Criteria</w:t>
-      </w:r>
-    </w:p>
-    <w:p>
-      <w:pPr>
-        <w:pStyle w:val="Heading2"/>
-      </w:pPr>
-      <w:r>
-        <w:t>Item Pass/Fail Criteria</w:t>
-      </w:r>
-    </w:p>
-    <w:p>
-      <w:r>
-        <w:t>For the "KeepPass" application in the Telecom Industry domain, the essential pass/fail criteria for each feature are outlined below:</w:t>
-      </w:r>
-    </w:p>
-    <w:p>
-      <w:r>
-        <w:t xml:space="preserve">1. </w:t>
-      </w:r>
-      <w:r>
-        <w:rPr>
-          <w:b/>
-        </w:rPr>
-        <w:t>New Database (Pass Criteria):</w:t>
-      </w:r>
-      <w:r/>
-    </w:p>
-    <w:p>
-      <w:r>
-        <w:t xml:space="preserve">   - Pass: Creation of a new database with a unique Master Password or Key File.</w:t>
-      </w:r>
-    </w:p>
-    <w:p>
-      <w:r>
-        <w:t xml:space="preserve">   - Fail: Unable to create a new database due to missing Master Password or Key File.</w:t>
-      </w:r>
-    </w:p>
-    <w:p>
-      <w:r>
-        <w:t xml:space="preserve">2. </w:t>
-      </w:r>
-      <w:r>
-        <w:rPr>
-          <w:b/>
-        </w:rPr>
-        <w:t>Open Database (Pass Criteria):</w:t>
-      </w:r>
-      <w:r/>
-    </w:p>
-    <w:p>
-      <w:r>
-        <w:t xml:space="preserve">   - Pass: Successful opening of an existing database using the correct Master Password or Key File.</w:t>
-      </w:r>
-    </w:p>
-    <w:p>
-      <w:r>
-        <w:t xml:space="preserve">   - Fail: Database cannot be opened due to incorrect authentication details.</w:t>
-      </w:r>
-    </w:p>
-    <w:p>
-      <w:r>
-        <w:t xml:space="preserve">3. </w:t>
-      </w:r>
-      <w:r>
-        <w:rPr>
-          <w:b/>
-        </w:rPr>
-        <w:t>Save Database (Pass Criteria):</w:t>
-      </w:r>
-      <w:r/>
-    </w:p>
-    <w:p>
-      <w:r>
-        <w:t xml:space="preserve">   - Pass: Changes made to the database are saved successfully.</w:t>
-      </w:r>
-    </w:p>
-    <w:p>
-      <w:r>
-        <w:t xml:space="preserve">   - Fail: Inability to save changes, leading to potential data loss.</w:t>
-      </w:r>
-    </w:p>
-    <w:p>
-      <w:r>
-        <w:t xml:space="preserve">4. </w:t>
-      </w:r>
-      <w:r>
-        <w:rPr>
-          <w:b/>
-        </w:rPr>
-        <w:t>Print Database (Pass Criteria):</w:t>
-      </w:r>
-      <w:r/>
-    </w:p>
-    <w:p>
-      <w:r>
-        <w:t xml:space="preserve">   - Pass: Printing of selected data fields from the database.</w:t>
-      </w:r>
-    </w:p>
-    <w:p>
-      <w:r>
-        <w:t xml:space="preserve">   - Fail: Unable to print data due to errors or missing information.</w:t>
-      </w:r>
-    </w:p>
-    <w:p>
-      <w:r>
-        <w:t xml:space="preserve">5. </w:t>
-      </w:r>
-      <w:r>
-        <w:rPr>
-          <w:b/>
-        </w:rPr>
-        <w:t>Search Database (Pass Criteria):</w:t>
-      </w:r>
-      <w:r/>
-    </w:p>
-    <w:p>
-      <w:r>
-        <w:t xml:space="preserve">   - Pass: Successful retrieval of data based on user-defined search criteria.</w:t>
-      </w:r>
-    </w:p>
-    <w:p>
-      <w:r>
-        <w:t xml:space="preserve">   - Fail: No search results returned or incorrect information displayed.</w:t>
-      </w:r>
-    </w:p>
-    <w:p>
-      <w:r>
-        <w:t xml:space="preserve">6. </w:t>
-      </w:r>
-      <w:r>
-        <w:rPr>
-          <w:b/>
-        </w:rPr>
-        <w:t>Add Group/Subgroup (Pass Criteria):</w:t>
-      </w:r>
-      <w:r/>
-    </w:p>
-    <w:p>
-      <w:r>
-        <w:t xml:space="preserve">   - Pass: Creation of new groups or subgroups for organizing data.</w:t>
-      </w:r>
-    </w:p>
-    <w:p>
-      <w:r>
-        <w:t xml:space="preserve">   - Fail: Unable to add groups/subgroups, leading to disorganized data storage.</w:t>
-      </w:r>
-    </w:p>
-    <w:p>
-      <w:r>
-        <w:t xml:space="preserve">7. </w:t>
-      </w:r>
-      <w:r>
-        <w:rPr>
-          <w:b/>
-        </w:rPr>
-        <w:t>Modify Group/Subgroup (Pass Criteria):</w:t>
-      </w:r>
-      <w:r/>
-    </w:p>
-    <w:p>
-      <w:r>
-        <w:t xml:space="preserve">   - Pass: Renaming of existing groups/subgroups.</w:t>
-      </w:r>
-    </w:p>
-    <w:p>
-      <w:r>
-        <w:t xml:space="preserve">   - Fail: Error in modifying group/subgroup names.</w:t>
-      </w:r>
-    </w:p>
-    <w:p>
-      <w:r>
-        <w:t xml:space="preserve">8. </w:t>
-      </w:r>
-      <w:r>
-        <w:rPr>
-          <w:b/>
-        </w:rPr>
-        <w:t>Delete Group/Subgroup (Pass Criteria):</w:t>
-      </w:r>
-      <w:r/>
-    </w:p>
-    <w:p>
-      <w:r>
-        <w:t xml:space="preserve">   - Pass: Successful deletion of selected groups/subgroups.</w:t>
-      </w:r>
-    </w:p>
-    <w:p>
-      <w:r>
-        <w:t xml:space="preserve">   - Fail: Inability to delete groups/subgroups, causing clutter in the database.</w:t>
-      </w:r>
-    </w:p>
-    <w:p>
-      <w:r>
-        <w:t xml:space="preserve">9. </w:t>
-      </w:r>
-      <w:r>
-        <w:rPr>
-          <w:b/>
-        </w:rPr>
-        <w:t>Find Group/Subgroup (Pass Criteria):</w:t>
-      </w:r>
-      <w:r/>
-    </w:p>
-    <w:p>
-      <w:r>
-        <w:t xml:space="preserve">   - Pass: Efficient search functionality within specified groups/subgroups.</w:t>
-      </w:r>
-    </w:p>
-    <w:p>
-      <w:r>
-        <w:t xml:space="preserve">   - Fail: Search does not yield accurate results within the selected group/subgroup.</w:t>
-      </w:r>
-    </w:p>
-    <w:p>
-      <w:r>
-        <w:t>These pass/fail criteria are crucial for ensuring the functionality and usability of the "KeepPass" application in the Telecom Industry domain.</w:t>
-      </w:r>
-    </w:p>
-    <w:p>
-      <w:pPr>
-        <w:pStyle w:val="Heading1"/>
-      </w:pPr>
-      <w:r>
-        <w:t>Suspension Criteria and Resumption Requirements</w:t>
-      </w:r>
-    </w:p>
-    <w:p>
-      <w:pPr>
-        <w:pStyle w:val="Heading3"/>
-      </w:pPr>
-      <w:r>
-        <w:t>Suspension Criteria and Resumption Requirements</w:t>
-      </w:r>
-    </w:p>
-    <w:p>
-      <w:pPr>
-        <w:pStyle w:val="Heading4"/>
-      </w:pPr>
-      <w:r>
-        <w:t>Suspension Criteria:</w:t>
-      </w:r>
-    </w:p>
-    <w:p>
-      <w:r>
-        <w:t xml:space="preserve">1. </w:t>
-      </w:r>
-      <w:r>
-        <w:rPr>
-          <w:b/>
-        </w:rPr>
-        <w:t>Database Corruption:</w:t>
-      </w:r>
-      <w:r>
-        <w:t xml:space="preserve"> If there is a risk of database corruption due to improper handling or unexpected system shutdown, the system should be suspended.</w:t>
-      </w:r>
-    </w:p>
-    <w:p>
-      <w:r>
-        <w:t xml:space="preserve">2. </w:t>
-      </w:r>
-      <w:r>
-        <w:rPr>
-          <w:b/>
-        </w:rPr>
-        <w:t>Security Breach:</w:t>
-      </w:r>
-      <w:r>
-        <w:t xml:space="preserve"> In case of a security breach or unauthorized access to the KeePass database, immediate suspension is required to prevent further data compromise.</w:t>
-      </w:r>
-    </w:p>
-    <w:p>
-      <w:r>
-        <w:t xml:space="preserve">3. </w:t>
-      </w:r>
-      <w:r>
-        <w:rPr>
-          <w:b/>
-        </w:rPr>
-        <w:t>Performance Degradation:</w:t>
-      </w:r>
-      <w:r>
-        <w:t xml:space="preserve"> If there is a significant decrease in system performance affecting the user experience, the system should be suspended until the issue is resolved.</w:t>
-      </w:r>
-    </w:p>
-    <w:p>
-      <w:pPr>
-        <w:pStyle w:val="Heading4"/>
-      </w:pPr>
-      <w:r>
-        <w:t>Resumption Requirements:</w:t>
-      </w:r>
-    </w:p>
-    <w:p>
-      <w:r>
-        <w:t xml:space="preserve">1. </w:t>
-      </w:r>
-      <w:r>
-        <w:rPr>
-          <w:b/>
-        </w:rPr>
-        <w:t>Database Integrity Check:</w:t>
-      </w:r>
-      <w:r>
-        <w:t xml:space="preserve"> Before resuming, a thorough check of the KeePass database integrity must be conducted to ensure data consistency and security.</w:t>
-      </w:r>
-    </w:p>
-    <w:p>
-      <w:r>
-        <w:t xml:space="preserve">2. </w:t>
-      </w:r>
-      <w:r>
-        <w:rPr>
-          <w:b/>
-        </w:rPr>
-        <w:t>Security Audit:</w:t>
-      </w:r>
-      <w:r>
-        <w:t xml:space="preserve"> After a security breach, a comprehensive security audit should be performed to identify vulnerabilities and implement necessary measures before resuming the system.</w:t>
-      </w:r>
-    </w:p>
-    <w:p>
-      <w:r>
-        <w:t xml:space="preserve">3. </w:t>
-      </w:r>
-      <w:r>
-        <w:rPr>
-          <w:b/>
-        </w:rPr>
-        <w:t>Performance Optimization:</w:t>
-      </w:r>
-      <w:r>
-        <w:t xml:space="preserve"> If the system was suspended due to performance issues, performance optimization measures should be implemented before resuming operations.</w:t>
-      </w:r>
-    </w:p>
-    <w:p>
-      <w:r>
-        <w:t xml:space="preserve">4. </w:t>
-      </w:r>
-      <w:r>
-        <w:rPr>
-          <w:b/>
-        </w:rPr>
-        <w:t>User Notification:</w:t>
-      </w:r>
-      <w:r>
-        <w:t xml:space="preserve"> Users should be informed about the suspension and resumption of KeePass services, along with any additional security measures or changes made during the suspension period.</w:t>
-      </w:r>
-    </w:p>
-    <w:p>
-      <w:r>
-        <w:t xml:space="preserve">5. </w:t>
-      </w:r>
-      <w:r>
-        <w:rPr>
-          <w:b/>
-        </w:rPr>
-        <w:t>Backup Verification:</w:t>
-      </w:r>
-      <w:r>
-        <w:t xml:space="preserve"> Ensure that backups are up-to-date and accessible before resuming the KeePass system to prevent data loss in case of unforeseen events.</w:t>
-      </w:r>
-    </w:p>
-    <w:p>
-      <w:r>
-        <w:t xml:space="preserve">6. </w:t>
-      </w:r>
-      <w:r>
-        <w:rPr>
-          <w:b/>
-        </w:rPr>
-        <w:t>User Training:</w:t>
-      </w:r>
-      <w:r>
-        <w:t xml:space="preserve"> If there were any changes or updates during the suspension period, provide necessary training or guidance to users on new features or security protocols implemented.</w:t>
-      </w:r>
-    </w:p>
-    <w:p>
-      <w:r>
-        <w:t>By adhering to these Suspension Criteria and Resumption Requirements, the KeePass system can ensure data security, integrity, and optimal performance within the Telecom Industry domain.</w:t>
-      </w:r>
-    </w:p>
-    <w:p>
-      <w:pPr>
-        <w:pStyle w:val="Heading1"/>
-      </w:pPr>
-      <w:r>
-        <w:t>Test Deliverables</w:t>
-      </w:r>
-    </w:p>
-    <w:p>
-      <w:r>
-        <w:t>1. Test Case Documentation: This deliverable includes detailed test cases that outline the steps to be executed, expected results, and any preconditions or postconditions. Test case documentation is crucial for ensuring comprehensive test coverage and repeatability of tests.</w:t>
-      </w:r>
-    </w:p>
-    <w:p>
-      <w:r>
-        <w:t>2. Test Execution Report: This report provides a summary of the test execution process, including details on which test cases were executed, their outcomes, any issues encountered, and overall test progress. It helps stakeholders understand the current status of testing activities.</w:t>
-      </w:r>
-    </w:p>
-    <w:p>
-      <w:r>
-        <w:t>3. Defect Reports: Defect reports document any issues or bugs identified during testing, including details such as severity, priority, steps to reproduce, and resolution status. These reports are essential for tracking and managing defects throughout the project lifecycle.</w:t>
-      </w:r>
-    </w:p>
-    <w:p>
-      <w:r>
-        <w:t>4. Test Summary Report: The test summary report provides a high-level overview of the testing activities, including test coverage, test results, key findings, and recommendations for further testing or improvements. It helps stakeholders assess the overall quality of the application.</w:t>
-      </w:r>
-    </w:p>
-    <w:p>
-      <w:r>
-        <w:t>5. Testing Metrics and Analysis: Testing metrics and analysis involve collecting and analyzing data related to testing activities, such as test coverage, defect density, test execution time, and test pass/fail rates. This information helps in evaluating the effectiveness of testing efforts and identifying areas for improvement.</w:t>
-      </w:r>
-    </w:p>
-    <w:p>
-      <w:r>
-        <w:t>6. Automation Scripts: If automation testing is performed, automation scripts are a key deliverable that automate test cases to improve efficiency, accuracy, and repeatability. Automation scripts can be reused for regression testing and continuous testing.</w:t>
-      </w:r>
-    </w:p>
-    <w:p>
-      <w:r>
-        <w:t>7. Performance Testing Reports: Performance testing reports document the results of performance tests, including metrics such as response time, throughput, and resource utilization. These reports help in identifying performance bottlenecks, scalability issues, and ensuring the application meets performance requirements.</w:t>
-      </w:r>
-    </w:p>
-    <w:p>
-      <w:r>
-        <w:t>Each of these deliverables plays a critical role in ensuring the success of the project by providing stakeholders with valuable insights into the quality of the application, progress of testing activities, and areas for improvement. They help in making informed decisions, tracking the status of testing efforts, and ultimately delivering a high-quality product to end-users.</w:t>
-      </w:r>
-    </w:p>
-    <w:p>
-      <w:pPr>
-        <w:pStyle w:val="Heading1"/>
-      </w:pPr>
-      <w:r>
-        <w:t>Remaining Test Tasks</w:t>
-      </w:r>
-    </w:p>
-    <w:p>
-      <w:r>
-        <w:t>Remaining Testing Tasks for 'KeepPass' Application in the Telecom Industry:</w:t>
-      </w:r>
-    </w:p>
-    <w:p>
-      <w:r>
-        <w:t>Test Scripting:</w:t>
-      </w:r>
-    </w:p>
-    <w:p>
-      <w:r>
-        <w:t>1. Develop detailed test cases for functional testing covering all features of the application</w:t>
-      </w:r>
-    </w:p>
-    <w:p>
-      <w:r>
-        <w:t>2. Create test scripts for non-functional testing, such as performance, security, and usability testing</w:t>
-      </w:r>
-    </w:p>
-    <w:p>
-      <w:r>
-        <w:t>3. Review and refine existing test scripts to ensure coverage of all requirements</w:t>
-      </w:r>
-    </w:p>
-    <w:p>
-      <w:r>
-        <w:t>4. Implement test automation scripts for regression testing</w:t>
-      </w:r>
-    </w:p>
-    <w:p>
-      <w:r>
-        <w:t>Test Execution:</w:t>
-      </w:r>
-    </w:p>
-    <w:p>
-      <w:r>
-        <w:t>1. Execute functional test cases to validate the behavior of the application</w:t>
-      </w:r>
-    </w:p>
-    <w:p>
-      <w:r>
-        <w:t>2. Conduct non-functional tests to assess performance, security, and usability aspects</w:t>
-      </w:r>
-    </w:p>
-    <w:p>
-      <w:r>
-        <w:t>3. Perform regression testing using automated scripts and manual tests</w:t>
-      </w:r>
-    </w:p>
-    <w:p>
-      <w:r>
-        <w:t>4. Verify integrations with other systems or services in the telecom industry</w:t>
-      </w:r>
-    </w:p>
-    <w:p>
-      <w:r>
-        <w:t>5. Conduct exploratory testing to uncover any unforeseen issues</w:t>
-      </w:r>
-    </w:p>
-    <w:p>
-      <w:r>
-        <w:t>Test Reporting:</w:t>
-      </w:r>
-    </w:p>
-    <w:p>
-      <w:r>
-        <w:t>1. Document test results, including pass/fail status and any defects found</w:t>
-      </w:r>
-    </w:p>
-    <w:p>
-      <w:r>
-        <w:t>2. Generate test summary reports to communicate the overall quality of the application</w:t>
-      </w:r>
-    </w:p>
-    <w:p>
-      <w:r>
-        <w:t>3. Provide detailed reports on performance metrics, security vulnerabilities, and usability findings</w:t>
-      </w:r>
-    </w:p>
-    <w:p>
-      <w:r>
-        <w:t>4. Collaborate with the development team to prioritize and address reported defects</w:t>
-      </w:r>
-    </w:p>
-    <w:p>
-      <w:r>
-        <w:t>5. Ensure all testing activities are well-documented for future reference</w:t>
-      </w:r>
-    </w:p>
-    <w:p>
-      <w:r>
-        <w:t>Final Validation and Closure:</w:t>
-      </w:r>
-    </w:p>
-    <w:p>
-      <w:r>
-        <w:t>1. Conduct a final round of testing to ensure all identified issues have been addressed</w:t>
-      </w:r>
-    </w:p>
-    <w:p>
-      <w:r>
-        <w:t>2. Validate that all requirements have been met according to the initial test plan</w:t>
-      </w:r>
-    </w:p>
-    <w:p>
-      <w:r>
-        <w:t>3. Obtain sign-off from stakeholders on the overall quality and readiness of the application</w:t>
-      </w:r>
-    </w:p>
-    <w:p>
-      <w:r>
-        <w:t>4. Prepare a test closure report summarizing the testing activities, results, and lessons learned</w:t>
-      </w:r>
-    </w:p>
-    <w:p>
-      <w:r>
-        <w:t>5. Hand over all relevant documentation and artifacts to the project team for future reference</w:t>
-      </w:r>
-    </w:p>
-    <w:p>
-      <w:r>
-        <w:t>By completing these remaining testing tasks, the 'KeepPass' application in the Telecom Industry will be thoroughly tested and ready for deployment.</w:t>
-      </w:r>
-    </w:p>
-    <w:p>
-      <w:pPr>
-        <w:pStyle w:val="Heading1"/>
-      </w:pPr>
-      <w:r>
-        <w:t>Test Data Needs</w:t>
-      </w:r>
-    </w:p>
-    <w:p>
-      <w:pPr>
-        <w:pStyle w:val="Heading2"/>
-      </w:pPr>
-      <w:r>
-        <w:t>Test Data Needs</w:t>
-      </w:r>
-    </w:p>
-    <w:p>
-      <w:pPr>
-        <w:pStyle w:val="Heading3"/>
-      </w:pPr>
-      <w:r>
-        <w:t>Overview</w:t>
-      </w:r>
-    </w:p>
-    <w:p>
-      <w:r>
-        <w:t>For the KeepPass application in the Telecom Industry domain, the following test data needs are crucial to ensure comprehensive testing of the main features:</w:t>
-      </w:r>
-    </w:p>
-    <w:p>
-      <w:r>
-        <w:t xml:space="preserve">1. </w:t>
-      </w:r>
-      <w:r>
-        <w:rPr>
-          <w:b/>
-        </w:rPr>
-        <w:t>Installation Data:</w:t>
-      </w:r>
-      <w:r/>
-    </w:p>
-    <w:p>
-      <w:r>
-        <w:t xml:space="preserve">   - Test data for downloading and installing the KeepPass application, including valid download links and installation files.</w:t>
-      </w:r>
-    </w:p>
-    <w:p>
-      <w:r>
-        <w:t xml:space="preserve">   - Data for setting up initial configurations during installation, such as enabling/disabling automatic updates.</w:t>
-      </w:r>
-    </w:p>
-    <w:p>
-      <w:r>
-        <w:t xml:space="preserve">2. </w:t>
-      </w:r>
-      <w:r>
-        <w:rPr>
-          <w:b/>
-        </w:rPr>
-        <w:t>Password Database Data:</w:t>
-      </w:r>
-      <w:r/>
-    </w:p>
-    <w:p>
-      <w:r>
-        <w:t xml:space="preserve">   - Sample data for creating the initial password database, including composite master keys and sample account entries.</w:t>
-      </w:r>
-    </w:p>
-    <w:p>
-      <w:r>
-        <w:t xml:space="preserve">   - Data for testing the creation, modification, and deletion of groups, subgroups, and entries within the password database.</w:t>
-      </w:r>
-    </w:p>
-    <w:p>
-      <w:r>
-        <w:t xml:space="preserve">3. </w:t>
-      </w:r>
-      <w:r>
-        <w:rPr>
-          <w:b/>
-        </w:rPr>
-        <w:t>Testing KeePass Data:</w:t>
-      </w:r>
-      <w:r/>
-    </w:p>
-    <w:p>
-      <w:r>
-        <w:t xml:space="preserve">   - Data for testing the core functionalities of KeePass, such as auto-type sequences, entry editing, and password generation.</w:t>
-      </w:r>
-    </w:p>
-    <w:p>
-      <w:r>
-        <w:t xml:space="preserve">   - Sample data for testing the integration features, TAN support, and exporting/importing data functionalities.</w:t>
-      </w:r>
-    </w:p>
-    <w:p>
-      <w:pPr>
-        <w:pStyle w:val="Heading3"/>
-      </w:pPr>
-      <w:r>
-        <w:t>Key Requirements</w:t>
-      </w:r>
-    </w:p>
-    <w:p>
-      <w:r>
-        <w:t xml:space="preserve">1. </w:t>
-      </w:r>
-      <w:r>
-        <w:rPr>
-          <w:b/>
-        </w:rPr>
-        <w:t>Unique Master Passwords:</w:t>
-      </w:r>
-      <w:r/>
-    </w:p>
-    <w:p>
-      <w:r>
-        <w:t xml:space="preserve">   - Ensure that each test scenario involving master passwords uses unique and secure passwords.</w:t>
-      </w:r>
-    </w:p>
-    <w:p>
-      <w:r>
-        <w:t xml:space="preserve">2. </w:t>
-      </w:r>
-      <w:r>
-        <w:rPr>
-          <w:b/>
-        </w:rPr>
-        <w:t>Diverse Entry Data:</w:t>
-      </w:r>
-      <w:r/>
-    </w:p>
-    <w:p>
-      <w:r>
-        <w:t xml:space="preserve">   - Include a variety of data types (usernames, passwords, URLs, notes) in the test data to cover different entry scenarios.</w:t>
-      </w:r>
-    </w:p>
-    <w:p>
-      <w:r>
-        <w:t xml:space="preserve">3. </w:t>
-      </w:r>
-      <w:r>
-        <w:rPr>
-          <w:b/>
-        </w:rPr>
-        <w:t>Edge Case Data:</w:t>
-      </w:r>
-      <w:r/>
-    </w:p>
-    <w:p>
-      <w:r>
-        <w:t xml:space="preserve">   - Test data should cover edge cases like empty fields, incorrect inputs, and boundary values to validate application resilience.</w:t>
-      </w:r>
-    </w:p>
-    <w:p>
-      <w:r>
-        <w:t xml:space="preserve">4. </w:t>
-      </w:r>
-      <w:r>
-        <w:rPr>
-          <w:b/>
-        </w:rPr>
-        <w:t>Multi-Language Support:</w:t>
-      </w:r>
-      <w:r/>
-    </w:p>
-    <w:p>
-      <w:r>
-        <w:t xml:space="preserve">   - Include test data for changing the language settings to validate language support functionality.</w:t>
-      </w:r>
-    </w:p>
-    <w:p>
-      <w:pPr>
-        <w:pStyle w:val="Heading3"/>
-      </w:pPr>
-      <w:r>
-        <w:t>Backup and Recovery Data</w:t>
-      </w:r>
-    </w:p>
-    <w:p>
-      <w:r>
-        <w:t>- Data for simulating backup and recovery scenarios to test the repair functionality of the database in case of corruption or loss.</w:t>
-      </w:r>
-    </w:p>
-    <w:p>
-      <w:pPr>
-        <w:pStyle w:val="Heading3"/>
-      </w:pPr>
-      <w:r>
-        <w:t>Performance Data</w:t>
-      </w:r>
-    </w:p>
-    <w:p>
-      <w:r>
-        <w:t>- Test data to evaluate the performance of KeePass, including data for testing the 10-second password memory feature and its impact on user experience.</w:t>
-      </w:r>
-    </w:p>
-    <w:p>
-      <w:pPr>
-        <w:pStyle w:val="Heading3"/>
-      </w:pPr>
-      <w:r>
-        <w:t>Security Data</w:t>
-      </w:r>
-    </w:p>
-    <w:p>
-      <w:r>
-        <w:t>- Test data for testing the safety requirements, including scenarios where USB removal causes database damage and assessing the repair functionality.</w:t>
-      </w:r>
-    </w:p>
-    <w:p>
-      <w:pPr>
-        <w:pStyle w:val="Heading3"/>
-      </w:pPr>
-      <w:r>
-        <w:t>Compliance Data</w:t>
-      </w:r>
-    </w:p>
-    <w:p>
-      <w:r>
-        <w:t>- Ensure that all test data used complies with the GNU General Public License version 2 or later for distribution and use of the KeePass application.</w:t>
-      </w:r>
-    </w:p>
-    <w:p>
-      <w:r>
-        <w:t>By incorporating the above test data needs into the testing strategy, the KeepPass application can be thoroughly validated for reliability, security, and performance in the Telecom Industry domain.</w:t>
-      </w:r>
-    </w:p>
-    <w:p>
-      <w:pPr>
-        <w:pStyle w:val="Heading1"/>
-      </w:pPr>
-      <w:r>
-        <w:t>Environmental Needs</w:t>
-      </w:r>
-    </w:p>
-    <w:p>
-      <w:r>
-        <w:t>1. Development Environment:</w:t>
-      </w:r>
-    </w:p>
-    <w:p>
-      <w:r>
-        <w:t xml:space="preserve">   - Purpose: To develop and test new features and functionalities.</w:t>
-      </w:r>
-    </w:p>
-    <w:p>
-      <w:r>
-        <w:t xml:space="preserve">   - Requirements:</w:t>
-      </w:r>
-    </w:p>
-    <w:p>
-      <w:r>
-        <w:t xml:space="preserve">     - Development servers with sufficient processing power and memory.</w:t>
-      </w:r>
-    </w:p>
-    <w:p>
-      <w:r>
-        <w:t xml:space="preserve">     - Development IDEs and tools for coding and debugging.</w:t>
-      </w:r>
-    </w:p>
-    <w:p>
-      <w:r>
-        <w:t xml:space="preserve">     - Source code management system.</w:t>
-      </w:r>
-    </w:p>
-    <w:p>
-      <w:r>
-        <w:t xml:space="preserve">     - Database servers for testing database interactions.</w:t>
-      </w:r>
-    </w:p>
-    <w:p>
-      <w:r>
-        <w:t xml:space="preserve">     - Version control system.</w:t>
-      </w:r>
-    </w:p>
-    <w:p>
-      <w:r>
-        <w:t xml:space="preserve">   - Importance: Ensures that new code changes do not break existing functionality and allows for iterative development.</w:t>
-      </w:r>
-    </w:p>
-    <w:p>
-      <w:r>
-        <w:t>2. QA Environment:</w:t>
-      </w:r>
-    </w:p>
-    <w:p>
-      <w:r>
-        <w:t xml:space="preserve">   - Purpose: To conduct comprehensive testing of the application before deployment.</w:t>
-      </w:r>
-    </w:p>
-    <w:p>
-      <w:r>
-        <w:t xml:space="preserve">   - Requirements:</w:t>
-      </w:r>
-    </w:p>
-    <w:p>
-      <w:r>
-        <w:t xml:space="preserve">     - QA servers with configurations similar to production.</w:t>
-      </w:r>
-    </w:p>
-    <w:p>
-      <w:r>
-        <w:t xml:space="preserve">     - Test management tools for test case management and execution.</w:t>
-      </w:r>
-    </w:p>
-    <w:p>
-      <w:r>
-        <w:t xml:space="preserve">     - Automated testing tools for regression testing.</w:t>
-      </w:r>
-    </w:p>
-    <w:p>
-      <w:r>
-        <w:t xml:space="preserve">     - Load testing tools to simulate real-world usage.</w:t>
-      </w:r>
-    </w:p>
-    <w:p>
-      <w:r>
-        <w:t xml:space="preserve">     - Monitoring tools for tracking performance metrics.</w:t>
-      </w:r>
-    </w:p>
-    <w:p>
-      <w:r>
-        <w:t xml:space="preserve">   - Importance: Ensures that the application meets quality standards and is free of critical bugs before release.</w:t>
-      </w:r>
-    </w:p>
-    <w:p>
-      <w:r>
-        <w:t>3. Staging Environment:</w:t>
-      </w:r>
-    </w:p>
-    <w:p>
-      <w:r>
-        <w:t xml:space="preserve">   - Purpose: To mimic the production environment for final testing before deployment.</w:t>
-      </w:r>
-    </w:p>
-    <w:p>
-      <w:r>
-        <w:t xml:space="preserve">   - Requirements:</w:t>
-      </w:r>
-    </w:p>
-    <w:p>
-      <w:r>
-        <w:t xml:space="preserve">     - Staging servers with configurations identical to production.</w:t>
-      </w:r>
-    </w:p>
-    <w:p>
-      <w:r>
-        <w:t xml:space="preserve">     - Data migration tools for transferring data from QA to staging.</w:t>
-      </w:r>
-    </w:p>
-    <w:p>
-      <w:r>
-        <w:t xml:space="preserve">     - Security testing tools for vulnerability assessments.</w:t>
-      </w:r>
-    </w:p>
-    <w:p>
-      <w:r>
-        <w:t xml:space="preserve">     - Backup and recovery mechanisms.</w:t>
-      </w:r>
-    </w:p>
-    <w:p>
-      <w:r>
-        <w:t xml:space="preserve">   - Importance: Allows for final validation of the application in an environment that closely resembles production to minimize deployment risks.</w:t>
-      </w:r>
-    </w:p>
-    <w:p>
-      <w:r>
-        <w:t>4. Production Environment:</w:t>
-      </w:r>
-    </w:p>
-    <w:p>
-      <w:r>
-        <w:t xml:space="preserve">   - Purpose: The live environment where the application is accessed by end-users.</w:t>
-      </w:r>
-    </w:p>
-    <w:p>
-      <w:r>
-        <w:t xml:space="preserve">   - Requirements:</w:t>
-      </w:r>
-    </w:p>
-    <w:p>
-      <w:r>
-        <w:t xml:space="preserve">     - Production servers with high availability and scalability.</w:t>
-      </w:r>
-    </w:p>
-    <w:p>
-      <w:r>
-        <w:t xml:space="preserve">     - Load balancers for distributing traffic.</w:t>
-      </w:r>
-    </w:p>
-    <w:p>
-      <w:r>
-        <w:t xml:space="preserve">     - Security measures like firewalls and encryption.</w:t>
-      </w:r>
-    </w:p>
-    <w:p>
-      <w:r>
-        <w:t xml:space="preserve">     - Monitoring and alerting systems for performance monitoring.</w:t>
-      </w:r>
-    </w:p>
-    <w:p>
-      <w:r>
-        <w:t xml:space="preserve">   - Importance: Ensures that the application runs smoothly in a real-world setting and provides a seamless user experience.</w:t>
-      </w:r>
-    </w:p>
-    <w:p>
-      <w:r>
-        <w:t>5. Hardware and Devices:</w:t>
-      </w:r>
-    </w:p>
-    <w:p>
-      <w:r>
-        <w:t xml:space="preserve">   - Desktops, laptops, and mobile devices for testing compatibility.</w:t>
-      </w:r>
-    </w:p>
-    <w:p>
-      <w:r>
-        <w:t xml:space="preserve">   - Various operating systems and browsers for cross-platform testing.</w:t>
-      </w:r>
-    </w:p>
-    <w:p>
-      <w:r>
-        <w:t xml:space="preserve">   - Mobile emulators and simulators for mobile app testing.</w:t>
-      </w:r>
-    </w:p>
-    <w:p>
-      <w:r>
-        <w:t xml:space="preserve">   - Importance: Ensures that the application functions correctly across different devices and platforms.</w:t>
-      </w:r>
-    </w:p>
-    <w:p>
-      <w:r>
-        <w:t>6. Network Setup and Security:</w:t>
-      </w:r>
-    </w:p>
-    <w:p>
-      <w:r>
-        <w:t xml:space="preserve">   - Secure network configurations to protect sensitive data.</w:t>
-      </w:r>
-    </w:p>
-    <w:p>
-      <w:r>
-        <w:t xml:space="preserve">   - Virtual private networks (VPNs) for secure remote access.</w:t>
-      </w:r>
-    </w:p>
-    <w:p>
-      <w:r>
-        <w:t xml:space="preserve">   - Network monitoring tools for detecting anomalies.</w:t>
-      </w:r>
-    </w:p>
-    <w:p>
-      <w:r>
-        <w:t xml:space="preserve">   - Importance: Ensures data privacy, integrity, and availability during testing.</w:t>
-      </w:r>
-    </w:p>
-    <w:p>
-      <w:r>
-        <w:t>7. Third-Party Services:</w:t>
-      </w:r>
-    </w:p>
-    <w:p>
-      <w:r>
-        <w:t xml:space="preserve">   - Cloud services for scalable infrastructure.</w:t>
-      </w:r>
-    </w:p>
-    <w:p>
-      <w:r>
-        <w:t xml:space="preserve">   - API testing tools for testing integrations.</w:t>
-      </w:r>
-    </w:p>
-    <w:p>
-      <w:r>
-        <w:t xml:space="preserve">   - Payment gateways for testing transactions.</w:t>
-      </w:r>
-    </w:p>
-    <w:p>
-      <w:r>
-        <w:t xml:space="preserve">   - Importance: Ensures that the application interacts seamlessly with external services and third-party integrations.</w:t>
-      </w:r>
-    </w:p>
-    <w:p>
-      <w:r>
-        <w:t>Configuring these testing environments and resources appropriately is crucial for ensuring thorough testing coverage, identifying potential issues early in the development cycle, and delivering a high-quality, reliable application to end-users in the telecom industry.</w:t>
-      </w:r>
-    </w:p>
-    <w:p>
-      <w:pPr>
-        <w:pStyle w:val="Heading1"/>
-      </w:pPr>
-      <w:r>
-        <w:t>Staffing and Training Needs</w:t>
-      </w:r>
-    </w:p>
-    <w:p>
-      <w:r>
-        <w:t>To determine the required testing resources and training needs for the KeePass software project, we will evaluate the different types of testing and the corresponding staffing needs:</w:t>
-      </w:r>
-    </w:p>
-    <w:p>
-      <w:r>
-        <w:t xml:space="preserve">1. </w:t>
-      </w:r>
-      <w:r>
-        <w:rPr>
-          <w:b/>
-        </w:rPr>
-        <w:t>Functional Testing</w:t>
-      </w:r>
-      <w:r>
-        <w:t>:</w:t>
-      </w:r>
-    </w:p>
-    <w:p>
-      <w:r>
-        <w:t xml:space="preserve">   - </w:t>
-      </w:r>
-      <w:r>
-        <w:rPr>
-          <w:b/>
-        </w:rPr>
-        <w:t>Number of Testers Needed</w:t>
-      </w:r>
-      <w:r>
-        <w:t>: For functional testing, it is recommended to have at least 2-3 testers to cover all aspects of the application's functionality.</w:t>
-      </w:r>
-    </w:p>
-    <w:p>
-      <w:r>
-        <w:t xml:space="preserve">   - </w:t>
-      </w:r>
-      <w:r>
-        <w:rPr>
-          <w:b/>
-        </w:rPr>
-        <w:t>Training Needs</w:t>
-      </w:r>
-      <w:r>
-        <w:t>: Testers should be trained on the software requirements specification document, user stories, and the application itself. They should also be familiar with different testing techniques like boundary value analysis, equivalence partitioning, and exploratory testing.</w:t>
-      </w:r>
-    </w:p>
-    <w:p>
-      <w:r>
-        <w:t xml:space="preserve">2. </w:t>
-      </w:r>
-      <w:r>
-        <w:rPr>
-          <w:b/>
-        </w:rPr>
-        <w:t>Automation Testing</w:t>
-      </w:r>
-      <w:r>
-        <w:t>:</w:t>
-      </w:r>
-    </w:p>
-    <w:p>
-      <w:r>
-        <w:t xml:space="preserve">   - </w:t>
-      </w:r>
-      <w:r>
-        <w:rPr>
-          <w:b/>
-        </w:rPr>
-        <w:t>Number of Testers Needed</w:t>
-      </w:r>
-      <w:r>
-        <w:t>: 1-2 testers with expertise in automation testing tools like Selenium or TestComplete.</w:t>
-      </w:r>
-    </w:p>
-    <w:p>
-      <w:r>
-        <w:t xml:space="preserve">   - </w:t>
-      </w:r>
-      <w:r>
-        <w:rPr>
-          <w:b/>
-        </w:rPr>
-        <w:t>Training Needs</w:t>
-      </w:r>
-      <w:r>
-        <w:t>: Testers should undergo training on automation testing tools, scripting languages (e.g., Python, Java), and best practices for creating and maintaining automated test scripts.</w:t>
-      </w:r>
-    </w:p>
-    <w:p>
-      <w:r>
-        <w:t xml:space="preserve">3. </w:t>
-      </w:r>
-      <w:r>
-        <w:rPr>
-          <w:b/>
-        </w:rPr>
-        <w:t>Performance Testing</w:t>
-      </w:r>
-      <w:r>
-        <w:t>:</w:t>
-      </w:r>
-    </w:p>
-    <w:p>
-      <w:r>
-        <w:t xml:space="preserve">   - </w:t>
-      </w:r>
-      <w:r>
-        <w:rPr>
-          <w:b/>
-        </w:rPr>
-        <w:t>Number of Testers Needed</w:t>
-      </w:r>
-      <w:r>
-        <w:t>: 1-2 testers specializing in performance testing tools like JMeter or LoadRunner.</w:t>
-      </w:r>
-    </w:p>
-    <w:p>
-      <w:r>
-        <w:t xml:space="preserve">   - </w:t>
-      </w:r>
-      <w:r>
-        <w:rPr>
-          <w:b/>
-        </w:rPr>
-        <w:t>Training Needs</w:t>
-      </w:r>
-      <w:r>
-        <w:t>: Testers should receive training on performance testing concepts, load testing, stress testing, and how to analyze performance metrics.</w:t>
-      </w:r>
-    </w:p>
-    <w:p>
-      <w:r>
-        <w:t xml:space="preserve">4. </w:t>
-      </w:r>
-      <w:r>
-        <w:rPr>
-          <w:b/>
-        </w:rPr>
-        <w:t>Security Testing</w:t>
-      </w:r>
-      <w:r>
-        <w:t>:</w:t>
-      </w:r>
-    </w:p>
-    <w:p>
-      <w:r>
-        <w:t xml:space="preserve">   - </w:t>
-      </w:r>
-      <w:r>
-        <w:rPr>
-          <w:b/>
-        </w:rPr>
-        <w:t>Number of Testers Needed</w:t>
-      </w:r>
-      <w:r>
-        <w:t>: 1-2 testers with expertise in security testing tools like OWASP ZAP or Burp Suite.</w:t>
-      </w:r>
-    </w:p>
-    <w:p>
-      <w:r>
-        <w:t xml:space="preserve">   - </w:t>
-      </w:r>
-      <w:r>
-        <w:rPr>
-          <w:b/>
-        </w:rPr>
-        <w:t>Training Needs</w:t>
-      </w:r>
-      <w:r>
-        <w:t>: Testers should undergo training on common security vulnerabilities, secure coding practices, and how to conduct security testing to identify and mitigate security risks.</w:t>
-      </w:r>
-    </w:p>
-    <w:p>
-      <w:r>
-        <w:t xml:space="preserve">5. </w:t>
-      </w:r>
-      <w:r>
-        <w:rPr>
-          <w:b/>
-        </w:rPr>
-        <w:t>Training Needs for the Testing Team</w:t>
-      </w:r>
-      <w:r>
-        <w:t>:</w:t>
-      </w:r>
-    </w:p>
-    <w:p>
-      <w:r>
-        <w:t xml:space="preserve">   - </w:t>
-      </w:r>
-      <w:r>
-        <w:rPr>
-          <w:b/>
-        </w:rPr>
-        <w:t>Domain Training</w:t>
-      </w:r>
-      <w:r>
-        <w:t>: Since KeePass is in the Telecom industry domain, testers should receive domain-specific training on telecom industry standards, protocols, and security requirements.</w:t>
-      </w:r>
-    </w:p>
-    <w:p>
-      <w:r>
-        <w:t xml:space="preserve">   - </w:t>
-      </w:r>
-      <w:r>
-        <w:rPr>
-          <w:b/>
-        </w:rPr>
-        <w:t>Tool Training</w:t>
-      </w:r>
-      <w:r>
-        <w:t>: Testers should be trained on testing tools specific to each type of testing (functional, automation, performance, security).</w:t>
-      </w:r>
-    </w:p>
-    <w:p>
-      <w:r>
-        <w:t xml:space="preserve">   - </w:t>
-      </w:r>
-      <w:r>
-        <w:rPr>
-          <w:b/>
-        </w:rPr>
-        <w:t>Agile Training</w:t>
-      </w:r>
-      <w:r>
-        <w:t>: If the project follows an Agile methodology, testers should be trained on Agile principles, Scrum framework, and user story mapping.</w:t>
-      </w:r>
-    </w:p>
-    <w:p>
-      <w:r>
-        <w:t xml:space="preserve">   - </w:t>
-      </w:r>
-      <w:r>
-        <w:rPr>
-          <w:b/>
-        </w:rPr>
-        <w:t>Continuous Integration/Continuous Deployment (CI/CD) Training</w:t>
-      </w:r>
-      <w:r>
-        <w:t>: Testers should be familiar with CI/CD pipelines and how testing fits into the development workflow.</w:t>
-      </w:r>
-    </w:p>
-    <w:p>
-      <w:r>
-        <w:t>By ensuring that the testing team is adequately staffed and trained, the KeePass project can achieve thorough testing coverage and ensure the quality and security of the software application.</w:t>
-      </w:r>
-    </w:p>
-    <w:p>
-      <w:pPr>
-        <w:pStyle w:val="Heading1"/>
-      </w:pPr>
-      <w:r>
-        <w:t>Responsibilities</w:t>
-      </w:r>
-    </w:p>
-    <w:p>
-      <w:r>
-        <w:t>Functional Testers (3 members): Key tasks for Functional Testers:</w:t>
-      </w:r>
-    </w:p>
-    <w:p>
-      <w:r>
-        <w:t>1. Review and analyze functional requirements and design documents to understand the scope of testing.</w:t>
-      </w:r>
-    </w:p>
-    <w:p>
-      <w:r>
-        <w:t>2. Develop test cases and test scenarios based on the functional requirements.</w:t>
-      </w:r>
-    </w:p>
-    <w:p>
-      <w:r>
-        <w:t>3. Execute test cases manually and/or using automated testing tools.</w:t>
-      </w:r>
-    </w:p>
-    <w:p>
-      <w:r>
-        <w:t>4. Identify, document, and report defects found during testing.</w:t>
-      </w:r>
-    </w:p>
-    <w:p>
-      <w:r>
-        <w:t>5. Verify fixes for reported defects and ensure they are resolved satisfactorily.</w:t>
-      </w:r>
-    </w:p>
-    <w:p>
-      <w:r>
-        <w:t>6. Conduct regression testing to ensure that new changes do not adversely affect existing functionalities.</w:t>
-      </w:r>
-    </w:p>
-    <w:p>
-      <w:r>
-        <w:t>7. Collaborate with developers, business analysts, and other team members to clarify requirements and resolve issues.</w:t>
-      </w:r>
-    </w:p>
-    <w:p>
-      <w:r>
-        <w:t>8. Participate in test planning, estimation, and status meetings to provide updates on testing progress.</w:t>
-      </w:r>
-    </w:p>
-    <w:p>
-      <w:r>
-        <w:t>9. Provide feedback on the usability and overall quality of the application.</w:t>
-      </w:r>
-    </w:p>
-    <w:p>
-      <w:r>
-        <w:t>Coordination with other team members:</w:t>
-      </w:r>
-    </w:p>
-    <w:p>
-      <w:r>
-        <w:t>1. Work closely with developers to understand the technical aspects of the application and ensure comprehensive test coverage.</w:t>
-      </w:r>
-    </w:p>
-    <w:p>
-      <w:r>
-        <w:t>2. Collaborate with business analysts to clarify requirements and ensure that test cases align with business needs.</w:t>
-      </w:r>
-    </w:p>
-    <w:p>
-      <w:r>
-        <w:t>3. Communicate effectively with project managers to provide updates on testing progress, issues, and risks.</w:t>
-      </w:r>
-    </w:p>
-    <w:p>
-      <w:r>
-        <w:t>4. Coordinate with automation testers to identify opportunities for test automation and collaborate on automated test script development.</w:t>
-      </w:r>
-    </w:p>
-    <w:p>
-      <w:r>
-        <w:t>Deliverables expected from Functional Testers:</w:t>
-      </w:r>
-    </w:p>
-    <w:p>
-      <w:r>
-        <w:t>1. Test cases and test scenarios covering all functional requirements.</w:t>
-      </w:r>
-    </w:p>
-    <w:p>
-      <w:r>
-        <w:t>2. Test execution reports detailing test results, defects found, and their status.</w:t>
-      </w:r>
-    </w:p>
-    <w:p>
-      <w:r>
-        <w:t>3. Defect reports with clear and detailed descriptions of issues discovered during testing.</w:t>
-      </w:r>
-    </w:p>
-    <w:p>
-      <w:r>
-        <w:t>4. Regression test suites to ensure the stability of the application after changes.</w:t>
-      </w:r>
-    </w:p>
-    <w:p>
-      <w:r>
-        <w:t>5. Feedback on application usability and quality to support continuous improvement efforts.</w:t>
-      </w:r>
-    </w:p>
-    <w:p>
-      <w:r>
-        <w:t>Automation Testers (1 members): Key Tasks for Automation Testers:</w:t>
-      </w:r>
-    </w:p>
-    <w:p>
-      <w:r>
-        <w:t>1. Develop, maintain, and execute automated test scripts using testing tools and frameworks.</w:t>
-      </w:r>
-    </w:p>
-    <w:p>
-      <w:r>
-        <w:t>2. Collaborate with the development team to understand the application architecture and identify areas suitable for automation testing.</w:t>
-      </w:r>
-    </w:p>
-    <w:p>
-      <w:r>
-        <w:t>3. Design and implement automated test cases to validate functional, performance, and security requirements.</w:t>
-      </w:r>
-    </w:p>
-    <w:p>
-      <w:r>
-        <w:t>4. Conduct regression testing to ensure that new code changes do not adversely impact existing functionality.</w:t>
-      </w:r>
-    </w:p>
-    <w:p>
-      <w:r>
-        <w:t>5. Integrate automated tests into the continuous integration/continuous deployment (CI/CD) pipeline for automated build verification.</w:t>
-      </w:r>
-    </w:p>
-    <w:p>
-      <w:r>
-        <w:t>6. Analyze test results and report defects in a clear and detailed manner.</w:t>
-      </w:r>
-    </w:p>
-    <w:p>
-      <w:r>
-        <w:t>7. Participate in test planning, estimation, and strategy discussions to ensure effective test coverage.</w:t>
-      </w:r>
-    </w:p>
-    <w:p>
-      <w:r>
-        <w:t>Coordination with Other Team Members:</w:t>
-      </w:r>
-    </w:p>
-    <w:p>
-      <w:r>
-        <w:t>1. Work closely with manual testers to align on test coverage and ensure comprehensive testing of the application.</w:t>
-      </w:r>
-    </w:p>
-    <w:p>
-      <w:r>
-        <w:t>2. Collaborate with developers to understand the technical aspects of the application and troubleshoot issues.</w:t>
-      </w:r>
-    </w:p>
-    <w:p>
-      <w:r>
-        <w:t>3. Coordinate with the QA lead or manager to prioritize test cases and ensure timely delivery of automation testing tasks.</w:t>
-      </w:r>
-    </w:p>
-    <w:p>
-      <w:r>
-        <w:t>4. Provide feedback to the development team on the quality of code and suggest improvements for better testability.</w:t>
-      </w:r>
-    </w:p>
-    <w:p>
-      <w:r>
-        <w:t>Expected Deliverables:</w:t>
-      </w:r>
-    </w:p>
-    <w:p>
-      <w:r>
-        <w:t>1. Automated test scripts covering critical functionalities of the application.</w:t>
-      </w:r>
-    </w:p>
-    <w:p>
-      <w:r>
-        <w:t>2. Test reports with detailed analysis of test results, including pass/fail status and defect details.</w:t>
-      </w:r>
-    </w:p>
-    <w:p>
-      <w:r>
-        <w:t>3. Integration of automated tests into the CI/CD pipeline for continuous testing.</w:t>
-      </w:r>
-    </w:p>
-    <w:p>
-      <w:r>
-        <w:t>4. Regular updates on test progress and any roadblocks encountered during automation testing.</w:t>
-      </w:r>
-    </w:p>
-    <w:p>
-      <w:r>
-        <w:t>5. Contribution to test documentation, including test plans, test cases, and test data.</w:t>
-      </w:r>
-    </w:p>
-    <w:p>
-      <w:r>
-        <w:t>Overall, automation testers play a crucial role in ensuring the quality and reliability of the software application through automated testing practices. Their responsibilities encompass designing, executing, and maintaining automated test scripts, collaborating with cross-functional teams, and delivering high-quality test artifacts to support the software development lifecycle.</w:t>
-      </w:r>
-    </w:p>
-    <w:p>
-      <w:r>
-        <w:t>Performance Testers (1 members): Responsibilities for Performance Testers:</w:t>
-      </w:r>
-    </w:p>
-    <w:p>
-      <w:r>
-        <w:t>Key Tasks:</w:t>
-      </w:r>
-    </w:p>
-    <w:p>
-      <w:r>
-        <w:t>1. Develop performance test plans and strategies based on the project requirements and performance goals.</w:t>
-      </w:r>
-    </w:p>
-    <w:p>
-      <w:r>
-        <w:t>2. Design and execute performance test scenarios to simulate various user loads, transactions, and system behaviors.</w:t>
-      </w:r>
-    </w:p>
-    <w:p>
-      <w:r>
-        <w:t>3. Monitor and analyze system performance metrics during test execution to identify bottlenecks, resource constraints, and performance issues.</w:t>
-      </w:r>
-    </w:p>
-    <w:p>
-      <w:r>
-        <w:t>4. Collaborate with developers and system architects to troubleshoot and resolve performance issues.</w:t>
-      </w:r>
-    </w:p>
-    <w:p>
-      <w:r>
-        <w:t>5. Generate performance test reports with detailed analysis, findings, and recommendations for improvement.</w:t>
-      </w:r>
-    </w:p>
-    <w:p>
-      <w:r>
-        <w:t>6. Continuously optimize and enhance performance test scripts and tools to ensure accurate and reliable performance testing results.</w:t>
-      </w:r>
-    </w:p>
-    <w:p>
-      <w:r>
-        <w:t>7. Stay updated with the latest performance testing tools, methodologies, and best practices to improve testing efficiency and effectiveness.</w:t>
-      </w:r>
-    </w:p>
-    <w:p>
-      <w:r>
-        <w:t>Coordination with Other Team Members:</w:t>
-      </w:r>
-    </w:p>
-    <w:p>
-      <w:r>
-        <w:t>1. Work closely with developers to understand the application architecture, design, and performance requirements.</w:t>
-      </w:r>
-    </w:p>
-    <w:p>
-      <w:r>
-        <w:t>2. Collaborate with quality assurance engineers to align performance testing activities with overall testing efforts.</w:t>
-      </w:r>
-    </w:p>
-    <w:p>
-      <w:r>
-        <w:t>3. Communicate effectively with project managers and stakeholders to provide updates on performance testing progress, findings, and recommendations.</w:t>
-      </w:r>
-    </w:p>
-    <w:p>
-      <w:r>
-        <w:t>4. Participate in cross-functional meetings and discussions to ensure alignment of performance testing activities with project goals and timelines.</w:t>
-      </w:r>
-    </w:p>
-    <w:p>
-      <w:r>
-        <w:t>Deliverables:</w:t>
-      </w:r>
-    </w:p>
-    <w:p>
-      <w:r>
-        <w:t>1. Performance test plans outlining the scope, approach, and objectives of performance testing activities.</w:t>
-      </w:r>
-    </w:p>
-    <w:p>
-      <w:r>
-        <w:t>2. Performance test scripts and scenarios covering various user scenarios, load levels, and performance benchmarks.</w:t>
-      </w:r>
-    </w:p>
-    <w:p>
-      <w:r>
-        <w:t>3. Performance test reports with detailed analysis, recommendations, and performance metrics.</w:t>
-      </w:r>
-    </w:p>
-    <w:p>
-      <w:r>
-        <w:t>4. Recommendations for performance optimization and tuning based on test findings.</w:t>
-      </w:r>
-    </w:p>
-    <w:p>
-      <w:r>
-        <w:t>5. Documentation of performance testing processes, tools, and methodologies used during the testing process.</w:t>
-      </w:r>
-    </w:p>
-    <w:p>
-      <w:r>
-        <w:t>Security Testers (1 members): Key tasks for Security Testers:</w:t>
-      </w:r>
-    </w:p>
-    <w:p>
-      <w:r>
-        <w:t>1. Conducting security assessments and penetration testing to identify vulnerabilities in the application.</w:t>
-      </w:r>
-    </w:p>
-    <w:p>
-      <w:r>
-        <w:t>2. Developing and executing security test plans and test cases.</w:t>
-      </w:r>
-    </w:p>
-    <w:p>
-      <w:r>
-        <w:t>3. Performing security code reviews to identify potential security flaws.</w:t>
-      </w:r>
-    </w:p>
-    <w:p>
-      <w:r>
-        <w:t>4. Analyzing security logs and reports to detect and respond to security incidents.</w:t>
-      </w:r>
-    </w:p>
-    <w:p>
-      <w:r>
-        <w:t>5. Collaborating with developers to remediate security vulnerabilities.</w:t>
-      </w:r>
-    </w:p>
-    <w:p>
-      <w:r>
-        <w:t>6. Keeping abreast of the latest security threats and trends to enhance security testing methodologies.</w:t>
-      </w:r>
-    </w:p>
-    <w:p>
-      <w:r>
-        <w:t>Coordination with other team members:</w:t>
-      </w:r>
-    </w:p>
-    <w:p>
-      <w:r>
-        <w:t>1. Collaborate with developers to understand the application architecture and design to identify potential security risks.</w:t>
-      </w:r>
-    </w:p>
-    <w:p>
-      <w:r>
-        <w:t>2. Work closely with Quality Assurance (QA) testers to ensure comprehensive test coverage.</w:t>
-      </w:r>
-    </w:p>
-    <w:p>
-      <w:r>
-        <w:t>3. Communicate effectively with project managers to provide updates on security testing progress and findings.</w:t>
-      </w:r>
-    </w:p>
-    <w:p>
-      <w:r>
-        <w:t>4. Coordinate with IT operations team to implement security measures and controls.</w:t>
-      </w:r>
-    </w:p>
-    <w:p>
-      <w:r>
-        <w:t>Deliverables expected from Security Testers:</w:t>
-      </w:r>
-    </w:p>
-    <w:p>
-      <w:r>
-        <w:t>1. Security test plans outlining the testing approach, methodology, and scope.</w:t>
-      </w:r>
-    </w:p>
-    <w:p>
-      <w:r>
-        <w:t>2. Security test reports detailing the vulnerabilities identified, severity levels, and recommendations for remediation.</w:t>
-      </w:r>
-    </w:p>
-    <w:p>
-      <w:r>
-        <w:t>3. Documentation of security testing procedures and best practices.</w:t>
-      </w:r>
-    </w:p>
-    <w:p>
-      <w:r>
-        <w:t>4. Recommendations for enhancing the application's security posture.</w:t>
-      </w:r>
-    </w:p>
-    <w:p>
-      <w:r>
-        <w:t>5. Collaboration with developers to ensure timely resolution of security vulnerabilities.</w:t>
-      </w:r>
-    </w:p>
-    <w:p>
-      <w:r>
-        <w:t>Test Lead (1 members): Key Tasks for Test Lead:</w:t>
-      </w:r>
-    </w:p>
-    <w:p>
-      <w:r>
-        <w:t>1. Develop and maintain the overall test strategy and test plan for the project.</w:t>
-      </w:r>
-    </w:p>
-    <w:p>
-      <w:r>
-        <w:t>2. Define test objectives, scope, and priorities based on project requirements.</w:t>
-      </w:r>
-    </w:p>
-    <w:p>
-      <w:r>
-        <w:t>3. Allocate resources effectively and assign testing tasks to team members.</w:t>
-      </w:r>
-    </w:p>
-    <w:p>
-      <w:r>
-        <w:t>4. Review and approve test cases, test scripts, and test data prepared by the testing team.</w:t>
-      </w:r>
-    </w:p>
-    <w:p>
-      <w:r>
-        <w:t>5. Monitor and track testing progress, ensuring adherence to timelines and quality standards.</w:t>
-      </w:r>
-    </w:p>
-    <w:p>
-      <w:r>
-        <w:t>6. Coordinate with stakeholders to communicate testing progress, issues, and risks.</w:t>
-      </w:r>
-    </w:p>
-    <w:p>
-      <w:r>
-        <w:t>7. Conduct risk analysis and mitigation planning for testing activities.</w:t>
-      </w:r>
-    </w:p>
-    <w:p>
-      <w:r>
-        <w:t>8. Facilitate test automation efforts and ensure appropriate test coverage.</w:t>
-      </w:r>
-    </w:p>
-    <w:p>
-      <w:r>
-        <w:t>9. Conduct regular meetings with the testing team to provide guidance, support, and feedback.</w:t>
-      </w:r>
-    </w:p>
-    <w:p>
-      <w:r>
-        <w:t>10. Analyze test results and provide recommendations for improving the overall testing process.</w:t>
-      </w:r>
-    </w:p>
-    <w:p>
-      <w:r>
-        <w:t>Coordination with Other Team Members:</w:t>
-      </w:r>
-    </w:p>
-    <w:p>
-      <w:r>
-        <w:t>1. Collaborate with project managers, developers, business analysts, and other stakeholders to align testing activities with project goals.</w:t>
-      </w:r>
-    </w:p>
-    <w:p>
-      <w:r>
-        <w:t>2. Communicate effectively with team members to ensure clarity on testing requirements, priorities, and timelines.</w:t>
-      </w:r>
-    </w:p>
-    <w:p>
-      <w:r>
-        <w:t>3. Work closely with the development team to understand the technical aspects of the application and identify potential testing challenges.</w:t>
-      </w:r>
-    </w:p>
-    <w:p>
-      <w:r>
-        <w:t>4. Coordinate with the quality assurance team to ensure that testing activities align with quality standards and best practices.</w:t>
-      </w:r>
-    </w:p>
-    <w:p>
-      <w:r>
-        <w:t>5. Engage with business users to gather feedback and insights for test improvement.</w:t>
-      </w:r>
-    </w:p>
-    <w:p>
-      <w:r>
-        <w:t>Deliverables Expected from Test Lead:</w:t>
-      </w:r>
-    </w:p>
-    <w:p>
-      <w:r>
-        <w:t>1. Test strategy and test plan documents outlining the approach, objectives, and scope of testing.</w:t>
-      </w:r>
-    </w:p>
-    <w:p>
-      <w:r>
-        <w:t>2. Test cases, test scripts, and test data repositories for the testing team to execute.</w:t>
-      </w:r>
-    </w:p>
-    <w:p>
-      <w:r>
-        <w:t>3. Test progress reports, including metrics on test coverage, defects found, and testing efficiency.</w:t>
-      </w:r>
-    </w:p>
-    <w:p>
-      <w:r>
-        <w:t>4. Risk assessment reports highlighting potential testing risks and mitigation strategies.</w:t>
-      </w:r>
-    </w:p>
-    <w:p>
-      <w:r>
-        <w:t>5. Recommendations for test process improvement, automation opportunities, and best practices implementation.</w:t>
-      </w:r>
-    </w:p>
-    <w:p>
-      <w:r>
-        <w:t>6. Communication updates to stakeholders on testing progress, issues, and overall quality status.</w:t>
-      </w:r>
-    </w:p>
-    <w:p>
-      <w:r>
-        <w:t>Test Manager (1 members): Key tasks for Test Managers:</w:t>
-      </w:r>
-    </w:p>
-    <w:p>
-      <w:r>
-        <w:t>1. Develop test strategies, test plans, and test cases based on project requirements and objectives.</w:t>
-      </w:r>
-    </w:p>
-    <w:p>
-      <w:r>
-        <w:t>2. Define test objectives, scope, and priorities in alignment with project goals.</w:t>
-      </w:r>
-    </w:p>
-    <w:p>
-      <w:r>
-        <w:t>3. Assign tasks to the testing team members and monitor their progress.</w:t>
-      </w:r>
-    </w:p>
-    <w:p>
-      <w:r>
-        <w:t>4. Coordinate with project managers, developers, and business analysts to ensure a comprehensive understanding of project requirements.</w:t>
-      </w:r>
-    </w:p>
-    <w:p>
-      <w:r>
-        <w:t>5. Conduct risk analysis and identify potential areas of concern for testing.</w:t>
-      </w:r>
-    </w:p>
-    <w:p>
-      <w:r>
-        <w:t>6. Establish testing standards, processes, and best practices to ensure quality assurance.</w:t>
-      </w:r>
-    </w:p>
-    <w:p>
-      <w:r>
-        <w:t>7. Review and approve test plans, test cases, and test scripts created by the testing team.</w:t>
-      </w:r>
-    </w:p>
-    <w:p>
-      <w:r>
-        <w:t>8. Monitor and track testing progress, providing regular status updates to stakeholders.</w:t>
-      </w:r>
-    </w:p>
-    <w:p>
-      <w:r>
-        <w:t>9. Conduct test execution, defect management, and regression testing as needed.</w:t>
-      </w:r>
-    </w:p>
-    <w:p>
-      <w:r>
-        <w:t>10. Analyze test results and provide recommendations for improvement.</w:t>
-      </w:r>
-    </w:p>
-    <w:p>
-      <w:r>
-        <w:t>11. Collaborate with stakeholders to ensure timely resolution of issues and defects.</w:t>
-      </w:r>
-    </w:p>
-    <w:p>
-      <w:r>
-        <w:t>12. Prepare and present test reports to project stakeholders.</w:t>
-      </w:r>
-    </w:p>
-    <w:p>
-      <w:r>
-        <w:t>Coordination with other team members:</w:t>
-      </w:r>
-    </w:p>
-    <w:p>
-      <w:r>
-        <w:t>1. Collaborate with project managers to align testing activities with project timelines and milestones.</w:t>
-      </w:r>
-    </w:p>
-    <w:p>
-      <w:r>
-        <w:t>2. Work closely with developers to understand system architecture and design for effective test planning.</w:t>
-      </w:r>
-    </w:p>
-    <w:p>
-      <w:r>
-        <w:t>3. Coordinate with business analysts to ensure test coverage aligns with business requirements.</w:t>
-      </w:r>
-    </w:p>
-    <w:p>
-      <w:r>
-        <w:t>4. Communicate effectively with testing team members to ensure clarity on tasks and expectations.</w:t>
-      </w:r>
-    </w:p>
-    <w:p>
-      <w:r>
-        <w:t>5. Engage with stakeholders to provide updates on testing progress and address any concerns.</w:t>
-      </w:r>
-    </w:p>
-    <w:p>
-      <w:r>
-        <w:t>Deliverables expected from Test Managers:</w:t>
-      </w:r>
-    </w:p>
-    <w:p>
-      <w:r>
-        <w:t>1. Test strategy document outlining the approach, scope, and objectives of testing.</w:t>
-      </w:r>
-    </w:p>
-    <w:p>
-      <w:r>
-        <w:t>2. Test plan detailing the testing approach, resources, schedule, and risks.</w:t>
-      </w:r>
-    </w:p>
-    <w:p>
-      <w:r>
-        <w:t>3. Test cases and test scripts for various testing scenarios.</w:t>
-      </w:r>
-    </w:p>
-    <w:p>
-      <w:r>
-        <w:t>4. Test reports summarizing test results, defects, and recommendations.</w:t>
-      </w:r>
-    </w:p>
-    <w:p>
-      <w:r>
-        <w:t>5. Defect reports with detailed information on identified issues and their status.</w:t>
-      </w:r>
-    </w:p>
-    <w:p>
-      <w:r>
-        <w:t>6. Regular status updates on testing progress and milestones.</w:t>
-      </w:r>
-    </w:p>
-    <w:p>
-      <w:r>
-        <w:t>7. Recommendations for process improvements and quality assurance measures.</w:t>
-      </w:r>
-    </w:p>
-    <w:p>
-      <w:pPr>
-        <w:pStyle w:val="Heading1"/>
-      </w:pPr>
-      <w:r>
-        <w:t>Schedule</w:t>
-      </w:r>
-    </w:p>
-    <w:p>
-      <w:r>
-        <w:t>Functional Testing Schedule:</w:t>
-      </w:r>
-    </w:p>
-    <w:p>
-      <w:r>
-        <w:t>Detailed Functional Testing Schedule for KeepPass:</w:t>
-      </w:r>
-    </w:p>
-    <w:p>
-      <w:r>
-        <w:t>1. Test Planning:</w:t>
-      </w:r>
-    </w:p>
-    <w:p>
-      <w:r>
-        <w:t xml:space="preserve">   - Duration: 1 week</w:t>
-      </w:r>
-    </w:p>
-    <w:p>
-      <w:r>
-        <w:t xml:space="preserve">   - Activities:</w:t>
-      </w:r>
-    </w:p>
-    <w:p>
-      <w:r>
-        <w:t xml:space="preserve">     - Review project requirements and objectives</w:t>
-      </w:r>
-    </w:p>
-    <w:p>
-      <w:r>
-        <w:t xml:space="preserve">     - Identify test scope and objectives</w:t>
-      </w:r>
-    </w:p>
-    <w:p>
-      <w:r>
-        <w:t xml:space="preserve">     - Define test strategy and approach</w:t>
-      </w:r>
-    </w:p>
-    <w:p>
-      <w:r>
-        <w:t xml:space="preserve">     - Allocate resources and assign roles</w:t>
-      </w:r>
-    </w:p>
-    <w:p>
-      <w:r>
-        <w:t xml:space="preserve">     - Develop a test plan document</w:t>
-      </w:r>
-    </w:p>
-    <w:p>
-      <w:r>
-        <w:t>2. Test Design:</w:t>
-      </w:r>
-    </w:p>
-    <w:p>
-      <w:r>
-        <w:t xml:space="preserve">   - Duration: 2 weeks</w:t>
-      </w:r>
-    </w:p>
-    <w:p>
-      <w:r>
-        <w:t xml:space="preserve">   - Activities:</w:t>
-      </w:r>
-    </w:p>
-    <w:p>
-      <w:r>
-        <w:t xml:space="preserve">     - Create test cases based on requirements</w:t>
-      </w:r>
-    </w:p>
-    <w:p>
-      <w:r>
-        <w:t xml:space="preserve">     - Develop test scripts for automation (if applicable)</w:t>
-      </w:r>
-    </w:p>
-    <w:p>
-      <w:r>
-        <w:t xml:space="preserve">     - Review and finalize test design documents</w:t>
-      </w:r>
-    </w:p>
-    <w:p>
-      <w:r>
-        <w:t xml:space="preserve">     - Prepare test data and environment setup</w:t>
-      </w:r>
-    </w:p>
-    <w:p>
-      <w:r>
-        <w:t>3. Test Execution:</w:t>
-      </w:r>
-    </w:p>
-    <w:p>
-      <w:r>
-        <w:t xml:space="preserve">   - Duration: 4 weeks</w:t>
-      </w:r>
-    </w:p>
-    <w:p>
-      <w:r>
-        <w:t xml:space="preserve">   - Activities:</w:t>
-      </w:r>
-    </w:p>
-    <w:p>
-      <w:r>
-        <w:t xml:space="preserve">     - Execute test cases as per the test plan</w:t>
-      </w:r>
-    </w:p>
-    <w:p>
-      <w:r>
-        <w:t xml:space="preserve">     - Report defects and issues found during testing</w:t>
-      </w:r>
-    </w:p>
-    <w:p>
-      <w:r>
-        <w:t xml:space="preserve">     - Retest fixed defects</w:t>
-      </w:r>
-    </w:p>
-    <w:p>
-      <w:r>
-        <w:t xml:space="preserve">     - Conduct regression testing</w:t>
-      </w:r>
-    </w:p>
-    <w:p>
-      <w:r>
-        <w:t xml:space="preserve">     - Monitor test progress and adjust test execution as needed</w:t>
-      </w:r>
-    </w:p>
-    <w:p>
-      <w:r>
-        <w:t>4. Test Reporting:</w:t>
-      </w:r>
-    </w:p>
-    <w:p>
-      <w:r>
-        <w:t xml:space="preserve">   - Duration: Ongoing throughout the testing phase</w:t>
-      </w:r>
-    </w:p>
-    <w:p>
-      <w:r>
-        <w:t xml:space="preserve">   - Activities:</w:t>
-      </w:r>
-    </w:p>
-    <w:p>
-      <w:r>
-        <w:t xml:space="preserve">     - Daily status updates on test execution progress</w:t>
-      </w:r>
-    </w:p>
-    <w:p>
-      <w:r>
-        <w:t xml:space="preserve">     - Weekly test summary reports</w:t>
-      </w:r>
-    </w:p>
-    <w:p>
-      <w:r>
-        <w:t xml:space="preserve">     - Issue tracking and resolution status updates</w:t>
-      </w:r>
-    </w:p>
-    <w:p>
-      <w:r>
-        <w:t xml:space="preserve">     - Final test report at the end of the testing phase</w:t>
-      </w:r>
-    </w:p>
-    <w:p>
-      <w:r>
-        <w:t>Note: The schedule may be adjusted based on the actual progress during testing and any unforeseen issues that may arise during the testing phase. Regular communication and collaboration among the testing team members are essential to ensure the timely completion of testing activities.</w:t>
-      </w:r>
-    </w:p>
-    <w:p>
-      <w:r>
-        <w:t>Automation Testing Schedule:</w:t>
-      </w:r>
-    </w:p>
-    <w:p>
-      <w:r>
-        <w:t>Schedule for Automation Testing of KeepPass:</w:t>
-      </w:r>
-    </w:p>
-    <w:p>
-      <w:r>
-        <w:t>1. Test Planning:</w:t>
-      </w:r>
-    </w:p>
-    <w:p>
-      <w:r>
-        <w:t xml:space="preserve">   - Duration: 1 week</w:t>
-      </w:r>
-    </w:p>
-    <w:p>
-      <w:r>
-        <w:t xml:space="preserve">   - Activities:</w:t>
-      </w:r>
-    </w:p>
-    <w:p>
-      <w:r>
-        <w:t xml:space="preserve">     - Review application requirements and design documents</w:t>
-      </w:r>
-    </w:p>
-    <w:p>
-      <w:r>
-        <w:t xml:space="preserve">     - Identify test objectives and scope</w:t>
-      </w:r>
-    </w:p>
-    <w:p>
-      <w:r>
-        <w:t xml:space="preserve">     - Define test strategy and approach</w:t>
-      </w:r>
-    </w:p>
-    <w:p>
-      <w:r>
-        <w:t xml:space="preserve">     - Allocate resources and tools</w:t>
-      </w:r>
-    </w:p>
-    <w:p>
-      <w:r>
-        <w:t xml:space="preserve">     - Develop test plan document</w:t>
-      </w:r>
-    </w:p>
-    <w:p>
-      <w:r>
-        <w:t>2. Test Design:</w:t>
-      </w:r>
-    </w:p>
-    <w:p>
-      <w:r>
-        <w:t xml:space="preserve">   - Duration: 2 weeks</w:t>
-      </w:r>
-    </w:p>
-    <w:p>
-      <w:r>
-        <w:t xml:space="preserve">   - Activities:</w:t>
-      </w:r>
-    </w:p>
-    <w:p>
-      <w:r>
-        <w:t xml:space="preserve">     - Create test scenarios based on requirements</w:t>
-      </w:r>
-    </w:p>
-    <w:p>
-      <w:r>
-        <w:t xml:space="preserve">     - Develop detailed test cases and scripts</w:t>
-      </w:r>
-    </w:p>
-    <w:p>
-      <w:r>
-        <w:t xml:space="preserve">     - Review and validate test cases with stakeholders</w:t>
-      </w:r>
-    </w:p>
-    <w:p>
-      <w:r>
-        <w:t xml:space="preserve">     - Prepare test data and environment setup</w:t>
-      </w:r>
-    </w:p>
-    <w:p>
-      <w:r>
-        <w:t>3. Test Execution:</w:t>
-      </w:r>
-    </w:p>
-    <w:p>
-      <w:r>
-        <w:t xml:space="preserve">   - Duration: 4 weeks</w:t>
-      </w:r>
-    </w:p>
-    <w:p>
-      <w:r>
-        <w:t xml:space="preserve">   - Activities:</w:t>
-      </w:r>
-    </w:p>
-    <w:p>
-      <w:r>
-        <w:t xml:space="preserve">     - Execute automated test scripts</w:t>
-      </w:r>
-    </w:p>
-    <w:p>
-      <w:r>
-        <w:t xml:space="preserve">     - Monitor test runs and analyze results</w:t>
-      </w:r>
-    </w:p>
-    <w:p>
-      <w:r>
-        <w:t xml:space="preserve">     - Report defects and issues in the bug tracking system</w:t>
-      </w:r>
-    </w:p>
-    <w:p>
-      <w:r>
-        <w:t xml:space="preserve">     - Conduct regression testing as needed</w:t>
-      </w:r>
-    </w:p>
-    <w:p>
-      <w:r>
-        <w:t xml:space="preserve">     - Collaborate with developers to resolve issues</w:t>
-      </w:r>
-    </w:p>
-    <w:p>
-      <w:r>
-        <w:t>4. Test Reporting:</w:t>
-      </w:r>
-    </w:p>
-    <w:p>
-      <w:r>
-        <w:t xml:space="preserve">   - Duration: Ongoing throughout the testing phase</w:t>
-      </w:r>
-    </w:p>
-    <w:p>
-      <w:r>
-        <w:t xml:space="preserve">   - Activities:</w:t>
-      </w:r>
-    </w:p>
-    <w:p>
-      <w:r>
-        <w:t xml:space="preserve">     - Daily status updates on test progress</w:t>
-      </w:r>
-    </w:p>
-    <w:p>
-      <w:r>
-        <w:t xml:space="preserve">     - Weekly test summary reports</w:t>
-      </w:r>
-    </w:p>
-    <w:p>
-      <w:r>
-        <w:t xml:space="preserve">     - Bi-weekly meetings to discuss test results and challenges</w:t>
-      </w:r>
-    </w:p>
-    <w:p>
-      <w:r>
-        <w:t xml:space="preserve">     - Final test report at the end of the testing phase</w:t>
-      </w:r>
-    </w:p>
-    <w:p>
-      <w:r>
-        <w:t>Note: The schedule may be adjusted based on the actual progress of testing activities and any unforeseen issues that may arise during the testing phase.</w:t>
-      </w:r>
-    </w:p>
-    <w:p>
-      <w:r>
-        <w:t>Performance Testing Schedule:</w:t>
-      </w:r>
-    </w:p>
-    <w:p>
-      <w:r>
-        <w:t>Performance Testing Schedule for KeepPass:</w:t>
-      </w:r>
-    </w:p>
-    <w:p>
-      <w:r>
-        <w:t>1. Test Planning:</w:t>
-      </w:r>
-    </w:p>
-    <w:p>
-      <w:r>
-        <w:t xml:space="preserve">   - Duration: 1 week</w:t>
-      </w:r>
-    </w:p>
-    <w:p>
-      <w:r>
-        <w:t xml:space="preserve">   - Activities:</w:t>
-      </w:r>
-    </w:p>
-    <w:p>
-      <w:r>
-        <w:t xml:space="preserve">     - Define performance testing objectives and goals.</w:t>
-      </w:r>
-    </w:p>
-    <w:p>
-      <w:r>
-        <w:t xml:space="preserve">     - Identify performance metrics to be measured.</w:t>
-      </w:r>
-    </w:p>
-    <w:p>
-      <w:r>
-        <w:t xml:space="preserve">     - Determine the testing environment setup requirements.</w:t>
-      </w:r>
-    </w:p>
-    <w:p>
-      <w:r>
-        <w:t xml:space="preserve">     - Allocate resources and assign roles to testers.</w:t>
-      </w:r>
-    </w:p>
-    <w:p>
-      <w:r>
-        <w:t xml:space="preserve">     - Develop a detailed test plan outlining the scope, approach, and timeline.</w:t>
-      </w:r>
-    </w:p>
-    <w:p>
-      <w:r>
-        <w:t>2. Test Design:</w:t>
-      </w:r>
-    </w:p>
-    <w:p>
-      <w:r>
-        <w:t xml:space="preserve">   - Duration: 2 weeks</w:t>
-      </w:r>
-    </w:p>
-    <w:p>
-      <w:r>
-        <w:t xml:space="preserve">   - Activities:</w:t>
-      </w:r>
-    </w:p>
-    <w:p>
-      <w:r>
-        <w:t xml:space="preserve">     - Create performance test scenarios based on user interactions with KeepPass.</w:t>
-      </w:r>
-    </w:p>
-    <w:p>
-      <w:r>
-        <w:t xml:space="preserve">     - Design test cases to simulate various load levels and stress conditions.</w:t>
-      </w:r>
-    </w:p>
-    <w:p>
-      <w:r>
-        <w:t xml:space="preserve">     - Develop scripts for performance testing tools to automate test scenarios.</w:t>
-      </w:r>
-    </w:p>
-    <w:p>
-      <w:r>
-        <w:t xml:space="preserve">     - Review and finalize test design documentation.</w:t>
-      </w:r>
-    </w:p>
-    <w:p>
-      <w:r>
-        <w:t>3. Test Execution:</w:t>
-      </w:r>
-    </w:p>
-    <w:p>
-      <w:r>
-        <w:t xml:space="preserve">   - Duration: 4 weeks</w:t>
-      </w:r>
-    </w:p>
-    <w:p>
-      <w:r>
-        <w:t xml:space="preserve">   - Activities:</w:t>
-      </w:r>
-    </w:p>
-    <w:p>
-      <w:r>
-        <w:t xml:space="preserve">     - Conduct baseline performance tests to establish system benchmarks.</w:t>
-      </w:r>
-    </w:p>
-    <w:p>
-      <w:r>
-        <w:t xml:space="preserve">     - Execute performance tests under different load levels and stress conditions.</w:t>
-      </w:r>
-    </w:p>
-    <w:p>
-      <w:r>
-        <w:t xml:space="preserve">     - Monitor system resources, response times, and throughput during testing.</w:t>
-      </w:r>
-    </w:p>
-    <w:p>
-      <w:r>
-        <w:t xml:space="preserve">     - Identify and analyze performance bottlenecks and issues.</w:t>
-      </w:r>
-    </w:p>
-    <w:p>
-      <w:r>
-        <w:t xml:space="preserve">     - Conduct scalability and endurance testing to assess system stability over time.</w:t>
-      </w:r>
-    </w:p>
-    <w:p>
-      <w:r>
-        <w:t xml:space="preserve">     - Document test results and observations for further analysis.</w:t>
-      </w:r>
-    </w:p>
-    <w:p>
-      <w:r>
-        <w:t>4. Test Reporting:</w:t>
-      </w:r>
-    </w:p>
-    <w:p>
-      <w:r>
-        <w:t xml:space="preserve">   - Duration: Ongoing throughout the testing phase</w:t>
-      </w:r>
-    </w:p>
-    <w:p>
-      <w:r>
-        <w:t xml:space="preserve">   - Activities:</w:t>
-      </w:r>
-    </w:p>
-    <w:p>
-      <w:r>
-        <w:t xml:space="preserve">     - Review test results regularly to identify trends and patterns.</w:t>
-      </w:r>
-    </w:p>
-    <w:p>
-      <w:r>
-        <w:t xml:space="preserve">     - Generate performance test reports highlighting key findings, recommendations, and performance metrics.</w:t>
-      </w:r>
-    </w:p>
-    <w:p>
-      <w:r>
-        <w:t xml:space="preserve">     - Share test reports with stakeholders for feedback and decision-making.</w:t>
-      </w:r>
-    </w:p>
-    <w:p>
-      <w:r>
-        <w:t xml:space="preserve">     - Conduct post-test analysis to validate performance improvements and address any remaining issues.</w:t>
-      </w:r>
-    </w:p>
-    <w:p>
-      <w:r>
-        <w:t>Note: The schedule may vary based on the availability of resources, complexity of test scenarios, and any unforeseen challenges encountered during testing. Regular communication and collaboration among testers and stakeholders are crucial for the successful completion of performance testing activities.</w:t>
-      </w:r>
-    </w:p>
-    <w:p>
-      <w:r>
-        <w:t>Security Testing Schedule:</w:t>
-      </w:r>
-    </w:p>
-    <w:p>
-      <w:r>
-        <w:t>Schedule for Security Testing of KeepPass:</w:t>
-      </w:r>
-    </w:p>
-    <w:p>
-      <w:r>
-        <w:t>1. Test Planning:</w:t>
-      </w:r>
-    </w:p>
-    <w:p>
-      <w:r>
-        <w:t xml:space="preserve">   - Duration: 1 week</w:t>
-      </w:r>
-    </w:p>
-    <w:p>
-      <w:r>
-        <w:t xml:space="preserve">   - Activities:</w:t>
-      </w:r>
-    </w:p>
-    <w:p>
-      <w:r>
-        <w:t xml:space="preserve">     - Reviewing security requirements</w:t>
-      </w:r>
-    </w:p>
-    <w:p>
-      <w:r>
-        <w:t xml:space="preserve">     - Identifying test objectives and scope</w:t>
-      </w:r>
-    </w:p>
-    <w:p>
-      <w:r>
-        <w:t xml:space="preserve">     - Defining test strategy and approach</w:t>
-      </w:r>
-    </w:p>
-    <w:p>
-      <w:r>
-        <w:t xml:space="preserve">     - Allocating resources and assigning roles</w:t>
-      </w:r>
-    </w:p>
-    <w:p>
-      <w:r>
-        <w:t xml:space="preserve">     - Creating a test plan document</w:t>
-      </w:r>
-    </w:p>
-    <w:p>
-      <w:r>
-        <w:t>2. Test Design:</w:t>
-      </w:r>
-    </w:p>
-    <w:p>
-      <w:r>
-        <w:t xml:space="preserve">   - Duration: 2 weeks</w:t>
-      </w:r>
-    </w:p>
-    <w:p>
-      <w:r>
-        <w:t xml:space="preserve">   - Activities:</w:t>
-      </w:r>
-    </w:p>
-    <w:p>
-      <w:r>
-        <w:t xml:space="preserve">     - Analyzing security risks and vulnerabilities</w:t>
-      </w:r>
-    </w:p>
-    <w:p>
-      <w:r>
-        <w:t xml:space="preserve">     - Designing security test scenarios</w:t>
-      </w:r>
-    </w:p>
-    <w:p>
-      <w:r>
-        <w:t xml:space="preserve">     - Creating detailed test cases and scripts for security testing</w:t>
-      </w:r>
-    </w:p>
-    <w:p>
-      <w:r>
-        <w:t xml:space="preserve">     - Reviewing and refining test design documents</w:t>
-      </w:r>
-    </w:p>
-    <w:p>
-      <w:r>
-        <w:t>3. Test Execution:</w:t>
-      </w:r>
-    </w:p>
-    <w:p>
-      <w:r>
-        <w:t xml:space="preserve">   - Duration: 4 weeks</w:t>
-      </w:r>
-    </w:p>
-    <w:p>
-      <w:r>
-        <w:t xml:space="preserve">   - Activities:</w:t>
-      </w:r>
-    </w:p>
-    <w:p>
-      <w:r>
-        <w:t xml:space="preserve">     - Setting up test environments</w:t>
-      </w:r>
-    </w:p>
-    <w:p>
-      <w:r>
-        <w:t xml:space="preserve">     - Conducting security tests based on the defined test cases</w:t>
-      </w:r>
-    </w:p>
-    <w:p>
-      <w:r>
-        <w:t xml:space="preserve">     - Performing vulnerability assessments and penetration testing</w:t>
-      </w:r>
-    </w:p>
-    <w:p>
-      <w:r>
-        <w:t xml:space="preserve">     - Logging and documenting test results</w:t>
-      </w:r>
-    </w:p>
-    <w:p>
-      <w:r>
-        <w:t xml:space="preserve">     - Reporting and tracking security issues</w:t>
-      </w:r>
-    </w:p>
-    <w:p>
-      <w:r>
-        <w:t>4. Test Reporting:</w:t>
-      </w:r>
-    </w:p>
-    <w:p>
-      <w:r>
-        <w:t xml:space="preserve">   - Duration: Ongoing throughout the testing phase</w:t>
-      </w:r>
-    </w:p>
-    <w:p>
-      <w:r>
-        <w:t xml:space="preserve">   - Activities:</w:t>
-      </w:r>
-    </w:p>
-    <w:p>
-      <w:r>
-        <w:t xml:space="preserve">     - Reviewing test results regularly</w:t>
-      </w:r>
-    </w:p>
-    <w:p>
-      <w:r>
-        <w:t xml:space="preserve">     - Generating test reports with detailed findings and recommendations</w:t>
-      </w:r>
-    </w:p>
-    <w:p>
-      <w:r>
-        <w:t xml:space="preserve">     - Sharing reports with stakeholders and development team</w:t>
-      </w:r>
-    </w:p>
-    <w:p>
-      <w:r>
-        <w:t xml:space="preserve">     - Conducting post-test review meetings to discuss results and action items</w:t>
-      </w:r>
-    </w:p>
-    <w:p>
-      <w:r>
-        <w:t>Note: The schedule may be adjusted based on the complexity of the application and feedback received during the testing process. Regular communication and collaboration among testers, developers, and stakeholders are essential for a successful security testing phase.</w:t>
-      </w:r>
-    </w:p>
-    <w:p>
-      <w:pPr>
-        <w:pStyle w:val="Heading1"/>
-      </w:pPr>
-      <w:r>
-        <w:t>Planning Risks and Contingencies</w:t>
-      </w:r>
-    </w:p>
-    <w:p>
-      <w:pPr>
-        <w:pStyle w:val="Heading3"/>
-      </w:pPr>
-      <w:r>
-        <w:t>Planning Risks and Contingencies</w:t>
-      </w:r>
-    </w:p>
-    <w:p>
-      <w:pPr>
-        <w:pStyle w:val="Heading4"/>
-      </w:pPr>
-      <w:r>
-        <w:t>Risks:</w:t>
-      </w:r>
-    </w:p>
-    <w:p>
-      <w:r>
-        <w:t xml:space="preserve">1. </w:t>
-      </w:r>
-      <w:r>
-        <w:rPr>
-          <w:b/>
-        </w:rPr>
-        <w:t>Data Integrity and Security</w:t>
-      </w:r>
-      <w:r>
-        <w:t>: The criticality of organizing and securing data within the KeePass database poses a risk if there are vulnerabilities in the encryption algorithms or if unauthorized access occurs.</w:t>
-      </w:r>
-    </w:p>
-    <w:p>
-      <w:r>
-        <w:t xml:space="preserve">2. </w:t>
-      </w:r>
-      <w:r>
-        <w:rPr>
-          <w:b/>
-        </w:rPr>
-        <w:t>Language Support</w:t>
-      </w:r>
-      <w:r>
-        <w:t>: As language changes are important for usability, the risk lies in potential inconsistencies or errors in the language translations which may impact user experience.</w:t>
-      </w:r>
-    </w:p>
-    <w:p>
-      <w:r>
-        <w:t xml:space="preserve">3. </w:t>
-      </w:r>
-      <w:r>
-        <w:rPr>
-          <w:b/>
-        </w:rPr>
-        <w:t>Auto-Type Functionality</w:t>
-      </w:r>
-      <w:r>
-        <w:t>: The risk involves the proper functioning of the auto-type feature where incorrect key sequences could lead to incorrect data entries.</w:t>
-      </w:r>
-    </w:p>
-    <w:p>
-      <w:pPr>
-        <w:pStyle w:val="Heading4"/>
-      </w:pPr>
-      <w:r>
-        <w:t>Contingencies:</w:t>
-      </w:r>
-    </w:p>
-    <w:p>
-      <w:r>
-        <w:t xml:space="preserve">1. </w:t>
-      </w:r>
-      <w:r>
-        <w:rPr>
-          <w:b/>
-        </w:rPr>
-        <w:t>Regular Security Audits</w:t>
-      </w:r>
-      <w:r>
-        <w:t>: Conduct regular security audits and penetration testing to identify and address any vulnerabilities in data security.</w:t>
-      </w:r>
-    </w:p>
-    <w:p>
-      <w:r>
-        <w:t xml:space="preserve">2. </w:t>
-      </w:r>
-      <w:r>
-        <w:rPr>
-          <w:b/>
-        </w:rPr>
-        <w:t>Language Validation</w:t>
-      </w:r>
-      <w:r>
-        <w:t>: Validate language translations by native speakers and conduct thorough testing to ensure accuracy and consistency across different languages.</w:t>
-      </w:r>
-    </w:p>
-    <w:p>
-      <w:r>
-        <w:t xml:space="preserve">3. </w:t>
-      </w:r>
-      <w:r>
-        <w:rPr>
-          <w:b/>
-        </w:rPr>
-        <w:t>User Training</w:t>
-      </w:r>
-      <w:r>
-        <w:t>: Provide user training and guidelines on utilizing the auto-type feature correctly to minimize errors in data entry.</w:t>
-      </w:r>
-    </w:p>
-    <w:p>
-      <w:r>
-        <w:t>By proactively addressing these risks and implementing appropriate contingencies, the KeepPass application can maintain high standards of data security, usability, and functionality within the Telecom Industry domain.</w:t>
-      </w:r>
-    </w:p>
-    <w:p>
-      <w:pPr>
-        <w:pStyle w:val="Heading1"/>
-      </w:pPr>
-      <w:r>
-        <w:t>Test Estimation</w:t>
-      </w:r>
-    </w:p>
-    <w:p>
-      <w:r>
-        <w:t xml:space="preserve">Functional Testing Estimated Effort: To estimate the effort in man-days needed for Functional Testing, we need to consider various factors such as the complexity of the features, the number of features, the number of testers, and the testing environment. </w:t>
-      </w:r>
-    </w:p>
-    <w:p>
-      <w:r>
-        <w:t>Given the features and their descriptions provided:</w:t>
-      </w:r>
-    </w:p>
-    <w:p>
-      <w:r>
-        <w:t xml:space="preserve">1. </w:t>
-      </w:r>
-      <w:r>
-        <w:rPr>
-          <w:b/>
-        </w:rPr>
-        <w:t>Installation</w:t>
-      </w:r>
-      <w:r>
-        <w:t>: This feature involves testing the installation process of KeePass. Since it is not a core functionality, the testing effort required for this feature might be relatively low. However, it is still important to ensure that the installation process works smoothly on different operating systems and configurations.</w:t>
-      </w:r>
-    </w:p>
-    <w:p>
-      <w:r>
-        <w:t xml:space="preserve">2. </w:t>
-      </w:r>
-      <w:r>
-        <w:rPr>
-          <w:b/>
-        </w:rPr>
-        <w:t>New Database</w:t>
-      </w:r>
-      <w:r>
-        <w:t>: This feature involves testing the functionality of creating a new database in KeePass. This feature is more critical as it directly relates to the core functionality of the application. Testing this feature would require thorough validation to ensure that new databases can be created successfully without any issues.</w:t>
-      </w:r>
-    </w:p>
-    <w:p>
-      <w:r>
-        <w:t>Considering the above factors and the number of testers (3), we can estimate the effort in man-days needed for Functional Testing as follows:</w:t>
-      </w:r>
-    </w:p>
-    <w:p>
-      <w:r>
-        <w:t xml:space="preserve">1. </w:t>
-      </w:r>
-      <w:r>
-        <w:rPr>
-          <w:b/>
-        </w:rPr>
-        <w:t>Installation</w:t>
-      </w:r>
-      <w:r>
-        <w:t>:</w:t>
-      </w:r>
-    </w:p>
-    <w:p>
-      <w:r>
-        <w:t xml:space="preserve">   - Complexity: Low</w:t>
-      </w:r>
-    </w:p>
-    <w:p>
-      <w:r>
-        <w:t xml:space="preserve">   - Estimated Effort: 0.5 man-days</w:t>
-      </w:r>
-    </w:p>
-    <w:p>
-      <w:r>
-        <w:t xml:space="preserve">2. </w:t>
-      </w:r>
-      <w:r>
-        <w:rPr>
-          <w:b/>
-        </w:rPr>
-        <w:t>New Database</w:t>
-      </w:r>
-      <w:r>
-        <w:t>:</w:t>
-      </w:r>
-    </w:p>
-    <w:p>
-      <w:r>
-        <w:t xml:space="preserve">   - Complexity: Medium</w:t>
-      </w:r>
-    </w:p>
-    <w:p>
-      <w:r>
-        <w:t xml:space="preserve">   - Estimated Effort: 1 man-day</w:t>
-      </w:r>
-    </w:p>
-    <w:p>
-      <w:r>
-        <w:t>Total Estimated Effort for Functional Testing:</w:t>
-      </w:r>
-    </w:p>
-    <w:p>
-      <w:r>
-        <w:t>0.5 man-days (Installation) + 1 man-day (New Database) = 1.5 man-days</w:t>
-      </w:r>
-    </w:p>
-    <w:p>
-      <w:r>
-        <w:t>Given that there are 3 testers, the total estimated effort of 1.5 man-days can be distributed among them. Each tester would then be responsible for completing a portion of the testing work based on their expertise and workload allocation. man-days</w:t>
-      </w:r>
-    </w:p>
-    <w:p>
-      <w:r>
-        <w:t>Automation Testing Estimated Effort: To estimate the effort in man-days needed for Automation Testing, we need to consider the complexity and workload of automating the provided features.</w:t>
-      </w:r>
-    </w:p>
-    <w:p>
-      <w:r>
-        <w:t xml:space="preserve">1. </w:t>
-      </w:r>
-      <w:r>
-        <w:rPr>
-          <w:b/>
-        </w:rPr>
-        <w:t>Installation</w:t>
-      </w:r>
-      <w:r>
-        <w:t>:</w:t>
-      </w:r>
-    </w:p>
-    <w:p>
-      <w:r>
-        <w:t xml:space="preserve">   - Complexity: Low to Medium</w:t>
-      </w:r>
-    </w:p>
-    <w:p>
-      <w:r>
-        <w:t xml:space="preserve">   - Workload: Since installation is not a core functionality for using KeePass, the automation of this feature may not require extensive testing. However, it is important to ensure that the installation process works smoothly across different environments.</w:t>
-      </w:r>
-    </w:p>
-    <w:p>
-      <w:r>
-        <w:t xml:space="preserve">   - Estimated Effort: 1-2 days</w:t>
-      </w:r>
-    </w:p>
-    <w:p>
-      <w:r>
-        <w:t xml:space="preserve">2. </w:t>
-      </w:r>
-      <w:r>
-        <w:rPr>
-          <w:b/>
-        </w:rPr>
-        <w:t>New Database</w:t>
-      </w:r>
-      <w:r>
-        <w:t>:</w:t>
-      </w:r>
-    </w:p>
-    <w:p>
-      <w:r>
-        <w:t xml:space="preserve">   - Complexity: Medium</w:t>
-      </w:r>
-    </w:p>
-    <w:p>
-      <w:r>
-        <w:t xml:space="preserve">   - Workload: Creating a new database is a core functionality of KeePass and should be thoroughly tested to ensure data integrity and security.</w:t>
-      </w:r>
-    </w:p>
-    <w:p>
-      <w:r>
-        <w:t xml:space="preserve">   - Estimated Effort: 2-3 days</w:t>
-      </w:r>
-    </w:p>
-    <w:p>
-      <w:r>
-        <w:t>Considering the above estimations for each feature, the total estimated effort for Automation Testing would be:</w:t>
-      </w:r>
-    </w:p>
-    <w:p>
-      <w:r>
-        <w:t>Installation: 1-2 days</w:t>
-      </w:r>
-    </w:p>
-    <w:p>
-      <w:r>
-        <w:t>New Database: 2-3 days</w:t>
-      </w:r>
-    </w:p>
-    <w:p>
-      <w:r>
-        <w:t>Total Estimated Effort: 3-5 days</w:t>
-      </w:r>
-    </w:p>
-    <w:p>
-      <w:r>
-        <w:t>Given that there is 1 tester, the estimated effort in man-days for Automation Testing would be 3-5 days. This estimation includes test script development, execution, and any necessary maintenance or rework. man-days</w:t>
-      </w:r>
-    </w:p>
-    <w:p>
-      <w:r>
-        <w:t>Performance Testing Estimated Effort: To estimate the effort in man-days needed for Performance Testing based on the given details, we need to consider various factors such as the complexity of the features, the testing environment, the number of test cases, and the experience of the tester.</w:t>
-      </w:r>
-    </w:p>
-    <w:p>
-      <w:r>
-        <w:t>Given the features for Performance Testing:</w:t>
-      </w:r>
-    </w:p>
-    <w:p>
-      <w:r>
-        <w:t xml:space="preserve">1. </w:t>
-      </w:r>
-      <w:r>
-        <w:rPr>
-          <w:b/>
-        </w:rPr>
-        <w:t>Installation</w:t>
-      </w:r>
-      <w:r>
-        <w:t>: This feature involves testing the performance of the installation process of KeePass. Since installation is not a core functionality for using KeePass, the complexity of this feature may be relatively low. The performance testing for installation would involve measuring the time taken to install KeePass, resource utilization during installation, and any potential bottlenecks that may affect the installation process.</w:t>
-      </w:r>
-    </w:p>
-    <w:p>
-      <w:r>
-        <w:t xml:space="preserve">2. </w:t>
-      </w:r>
-      <w:r>
-        <w:rPr>
-          <w:b/>
-        </w:rPr>
-        <w:t>New Database</w:t>
-      </w:r>
-      <w:r>
-        <w:t>: This feature involves testing the performance of creating a new database in KeePass. Creating a new database is a critical functionality as it directly impacts the user experience. The performance testing for creating a new database would involve measuring the time taken to create a new database, the responsiveness of the application during the process, and the impact on system resources.</w:t>
-      </w:r>
-    </w:p>
-    <w:p>
-      <w:r>
-        <w:t>Considering the above features, the estimated effort in man-days for Performance Testing can be broken down as follows:</w:t>
-      </w:r>
-    </w:p>
-    <w:p>
-      <w:r>
-        <w:t>1. Test Planning: 0.5 days</w:t>
-      </w:r>
-    </w:p>
-    <w:p>
-      <w:r>
-        <w:t>2. Test Environment Setup: 0.5 days</w:t>
-      </w:r>
-    </w:p>
-    <w:p>
-      <w:r>
-        <w:t>3. Test Case Design: 1 day</w:t>
-      </w:r>
-    </w:p>
-    <w:p>
-      <w:r>
-        <w:t>4. Test Execution: 2 days</w:t>
-      </w:r>
-    </w:p>
-    <w:p>
-      <w:r>
-        <w:t>5. Defect Reporting and Retesting: 1 day</w:t>
-      </w:r>
-    </w:p>
-    <w:p>
-      <w:r>
-        <w:t>Total Estimated Effort: 5 days</w:t>
-      </w:r>
-    </w:p>
-    <w:p>
-      <w:r>
-        <w:t>Since there is 1 tester assigned to this task, the estimated effort of 5 man-days would be the total effort required for Performance Testing considering the complexity and workload of the features provided. man-days</w:t>
-      </w:r>
-    </w:p>
-    <w:p>
-      <w:r>
-        <w:t>Security Testing Estimated Effort: Based on the provided details, the effort estimation for Security Testing can be broken down as follows:</w:t>
-      </w:r>
-    </w:p>
-    <w:p>
-      <w:r>
-        <w:t xml:space="preserve">1. </w:t>
-      </w:r>
-      <w:r>
-        <w:rPr>
-          <w:b/>
-        </w:rPr>
-        <w:t>Installation Testing</w:t>
-      </w:r>
-      <w:r>
-        <w:t>:</w:t>
-      </w:r>
-    </w:p>
-    <w:p>
-      <w:r>
-        <w:t xml:space="preserve">   - </w:t>
-      </w:r>
-      <w:r>
-        <w:rPr>
-          <w:b/>
-        </w:rPr>
-        <w:t>Complexity</w:t>
-      </w:r>
-      <w:r>
-        <w:t>: Low to Medium</w:t>
-      </w:r>
-    </w:p>
-    <w:p>
-      <w:r>
-        <w:t xml:space="preserve">   - </w:t>
-      </w:r>
-      <w:r>
-        <w:rPr>
-          <w:b/>
-        </w:rPr>
-        <w:t>Workload</w:t>
-      </w:r>
-      <w:r>
-        <w:t>: Since installation is not a core functionality for using KeePass, the testing effort required for this feature would be relatively low.</w:t>
-      </w:r>
-    </w:p>
-    <w:p>
-      <w:r>
-        <w:t xml:space="preserve">   - </w:t>
-      </w:r>
-      <w:r>
-        <w:rPr>
-          <w:b/>
-        </w:rPr>
-        <w:t>Estimated Effort</w:t>
-      </w:r>
-      <w:r>
-        <w:t>: 0.5 man-days</w:t>
-      </w:r>
-    </w:p>
-    <w:p>
-      <w:r>
-        <w:t xml:space="preserve">2. </w:t>
-      </w:r>
-      <w:r>
-        <w:rPr>
-          <w:b/>
-        </w:rPr>
-        <w:t>New Database Testing</w:t>
-      </w:r>
-      <w:r>
-        <w:t>:</w:t>
-      </w:r>
-    </w:p>
-    <w:p>
-      <w:r>
-        <w:t xml:space="preserve">   - </w:t>
-      </w:r>
-      <w:r>
-        <w:rPr>
-          <w:b/>
-        </w:rPr>
-        <w:t>Complexity</w:t>
-      </w:r>
-      <w:r>
-        <w:t>: Medium</w:t>
-      </w:r>
-    </w:p>
-    <w:p>
-      <w:r>
-        <w:t xml:space="preserve">   - </w:t>
-      </w:r>
-      <w:r>
-        <w:rPr>
-          <w:b/>
-        </w:rPr>
-        <w:t>Workload</w:t>
-      </w:r>
-      <w:r>
-        <w:t>: Creating and testing a new database involves ensuring that the security measures are properly implemented to protect sensitive data.</w:t>
-      </w:r>
-    </w:p>
-    <w:p>
-      <w:r>
-        <w:t xml:space="preserve">   - </w:t>
-      </w:r>
-      <w:r>
-        <w:rPr>
-          <w:b/>
-        </w:rPr>
-        <w:t>Estimated Effort</w:t>
-      </w:r>
-      <w:r>
-        <w:t>: 1 man-day</w:t>
-      </w:r>
-    </w:p>
-    <w:p>
-      <w:r>
-        <w:t>Considering there is 1 tester available for the Security Testing, the total estimated effort required would be:</w:t>
-      </w:r>
-    </w:p>
-    <w:p>
-      <w:r>
-        <w:t>Total Effort = Effort for Installation Testing + Effort for New Database Testing</w:t>
-      </w:r>
-    </w:p>
-    <w:p>
-      <w:r>
-        <w:t>Total Effort = 0.5 man-days + 1 man-day</w:t>
-      </w:r>
-    </w:p>
-    <w:p>
-      <w:r>
-        <w:t>Total Effort = 1.5 man-days</w:t>
-      </w:r>
-    </w:p>
-    <w:p>
-      <w:r>
-        <w:t>Therefore, the estimated effort in man-days needed for Security Testing, considering the complexity and workload of the provided features, is 1.5 man-days. man-days</w:t>
-      </w:r>
-    </w:p>
-    <w:p>
-      <w:pPr>
-        <w:pStyle w:val="Heading1"/>
-      </w:pPr>
-      <w:r>
-        <w:t>Glossary</w:t>
-      </w:r>
-    </w:p>
-    <w:p>
-      <w:r>
-        <w:t xml:space="preserve">1. </w:t>
-      </w:r>
-      <w:r>
-        <w:rPr>
-          <w:b/>
-        </w:rPr>
-        <w:t>KeePass:</w:t>
-      </w:r>
-      <w:r>
-        <w:t xml:space="preserve"> A password management software that securely stores and manages passwords, usernames, and other sensitive data in an encrypted database.</w:t>
-      </w:r>
-    </w:p>
-    <w:p>
-      <w:r>
-        <w:t xml:space="preserve">2. </w:t>
-      </w:r>
-      <w:r>
-        <w:rPr>
-          <w:b/>
-        </w:rPr>
-        <w:t>Master Password:</w:t>
-      </w:r>
-      <w:r>
-        <w:t xml:space="preserve"> The primary password required to unlock and access the KeePass database, providing a high level of security to protect stored information.</w:t>
-      </w:r>
-    </w:p>
-    <w:p>
-      <w:r>
-        <w:t xml:space="preserve">3. </w:t>
-      </w:r>
-      <w:r>
-        <w:rPr>
-          <w:b/>
-        </w:rPr>
-        <w:t>Key File:</w:t>
-      </w:r>
-      <w:r>
-        <w:t xml:space="preserve"> A file used as an additional security measure to unlock the KeePass database, along with the master password, ensuring a composite master key for access.</w:t>
-      </w:r>
-    </w:p>
-    <w:p>
-      <w:r>
-        <w:t xml:space="preserve">4. </w:t>
-      </w:r>
-      <w:r>
-        <w:rPr>
-          <w:b/>
-        </w:rPr>
-        <w:t>Auto-Type:</w:t>
-      </w:r>
-      <w:r>
-        <w:t xml:space="preserve"> A feature in KeePass that allows users to define sequences of keypresses, which the software can automatically perform to input passwords and usernames into other applications or web forms.</w:t>
-      </w:r>
-    </w:p>
-    <w:p>
-      <w:r>
-        <w:t xml:space="preserve">5. </w:t>
-      </w:r>
-      <w:r>
-        <w:rPr>
-          <w:b/>
-        </w:rPr>
-        <w:t>TAN Support:</w:t>
-      </w:r>
-      <w:r>
-        <w:t xml:space="preserve"> Transaction Authentication Numbers (TANs) are one-time passwords generated by KeePass for enhanced security, ensuring that a password can only be used once to access specific accounts or systems.</w:t>
-      </w:r>
-    </w:p>
-    <w:p>
-      <w:r>
-        <w:t xml:space="preserve">6. </w:t>
-      </w:r>
-      <w:r>
-        <w:rPr>
-          <w:b/>
-        </w:rPr>
-        <w:t>Composite Master Key:</w:t>
-      </w:r>
-      <w:r>
-        <w:t xml:space="preserve"> A combination of the master password and key file required to unlock the KeePass database, providing an added layer of security through a composite key approach.</w:t>
-      </w:r>
-    </w:p>
-    <w:p>
-      <w:r>
-        <w:t xml:space="preserve">7. </w:t>
-      </w:r>
-      <w:r>
-        <w:rPr>
-          <w:b/>
-        </w:rPr>
-        <w:t>Global Hot Key:</w:t>
-      </w:r>
-      <w:r>
-        <w:t xml:space="preserve"> A predefined key combination (Ctrl+Alt+K) in KeePass that allows users to switch back to the KeePass window from another application or window quickly.</w:t>
-      </w:r>
-    </w:p>
-    <w:p>
-      <w:r>
-        <w:t xml:space="preserve">8. </w:t>
-      </w:r>
-      <w:r>
-        <w:rPr>
-          <w:b/>
-        </w:rPr>
-        <w:t>Password Generator:</w:t>
-      </w:r>
-      <w:r>
-        <w:t xml:space="preserve"> A tool in KeePass that creates random and secure passwords based on specified criteria, ensuring strong and unique passwords for enhanced security.</w:t>
-      </w:r>
-    </w:p>
-    <w:p>
-      <w:r>
-        <w:t xml:space="preserve">9. </w:t>
-      </w:r>
-      <w:r>
-        <w:rPr>
-          <w:b/>
-        </w:rPr>
-        <w:t>Import/Export:</w:t>
-      </w:r>
-      <w:r>
-        <w:t xml:space="preserve"> Features in KeePass that enable users to import data from various file formats (e.g., CSV, XML) into the database and export data for backup or use in other applications.</w:t>
-      </w:r>
-    </w:p>
-    <w:p>
-      <w:r>
-        <w:t xml:space="preserve">10. </w:t>
-      </w:r>
-      <w:r>
-        <w:rPr>
-          <w:b/>
-        </w:rPr>
-        <w:t>User Interface:</w:t>
-      </w:r>
-      <w:r>
-        <w:t xml:space="preserve"> The visual layout and controls within the KeePass application that allow users to interact with the software, including menus, toolbars, and entry forms.</w:t>
-      </w:r>
-    </w:p>
-    <w:p>
-      <w:r>
-        <w:t xml:space="preserve">11. </w:t>
-      </w:r>
-      <w:r>
-        <w:rPr>
-          <w:b/>
-        </w:rPr>
-        <w:t>Performance Requirements:</w:t>
-      </w:r>
-      <w:r>
-        <w:t xml:space="preserve"> Guidelines in KeePass, such as the 10-second limit for copied passwords, aimed at optimizing software performance and enhancing user experience.</w:t>
-      </w:r>
-    </w:p>
-    <w:p>
-      <w:r>
-        <w:t xml:space="preserve">12. </w:t>
-      </w:r>
-      <w:r>
-        <w:rPr>
-          <w:b/>
-        </w:rPr>
-        <w:t>Safety Requirements:</w:t>
-      </w:r>
-      <w:r>
-        <w:t xml:space="preserve"> Rules and measures in KeePass to ensure data safety and prevent data loss, including recommendations for backups and precautions against database corruption.</w:t>
+        <w:t>: Characteristics of KeePass related to its performance, security, and user experience, ensuring high standards of functionality and reliability.</w:t>
       </w:r>
     </w:p>
     <w:sectPr>
